--- a/Template_Permit_to_Work_FR.docx
+++ b/Template_Permit_to_Work_FR.docx
@@ -17,17 +17,19 @@
           <w:color w:val="C04E1A"/>
           <w:sz w:val="32"/>
           <w:szCs w:val="32"/>
+          <w:lang w:val="fr-CH"/>
         </w:rPr>
-        <w:t xml:space="preserve">PERMIS DE TRAVAIL — PROCÉDURE</w:t>
+        <w:t>PROCÉDURE DE PERMIS DE TRAVAIL</w:t>
       </w:r>
     </w:p>
     <w:p>
       <w:pPr>
-        <w:spacing w:after="0" w:before="40"/>
+        <w:spacing w:after="0" w:before="0" w:line="40" w:lineRule="exact"/>
       </w:pPr>
     </w:p>
     <w:p>
       <w:pPr>
+        <w:keepNext/>
         <w:spacing w:after="40" w:before="140"/>
       </w:pPr>
       <w:r>
@@ -40,8 +42,9 @@
           <w:color w:val="C04E1A"/>
           <w:sz w:val="26"/>
           <w:szCs w:val="26"/>
+          <w:lang w:val="fr-CH"/>
         </w:rPr>
-        <w:t xml:space="preserve">QU’EST-CE QU’UN PERMIS DE TRAVAIL ?</w:t>
+        <w:t>QU’EST-CE QU’UN PERMIS DE TRAVAIL ?</w:t>
       </w:r>
     </w:p>
     <w:tbl>
@@ -57,13 +60,16 @@
         </w:tblBorders>
       </w:tblPr>
       <w:tblGrid>
-        <w:gridCol w:w="3400"/>
-        <w:gridCol w:w="7066"/>
+        <w:gridCol w:w="2000"/>
+        <w:gridCol w:w="8466"/>
       </w:tblGrid>
       <w:tr>
-        <w:tc>
-          <w:tcPr>
-            <w:tcW w:type="dxa" w:w="3400"/>
+        <w:trPr>
+          <w:cantSplit/>
+        </w:trPr>
+        <w:tc>
+          <w:tcPr>
+            <w:tcW w:type="dxa" w:w="2000"/>
             <w:gridSpan w:val="1"/>
             <w:tcBorders>
               <w:top w:val="single" w:color="CCCCCC" w:sz="1"/>
@@ -82,7 +88,7 @@
           </w:tcPr>
           <w:p>
             <w:pPr>
-              <w:spacing w:after="0" w:before="0"/>
+              <w:spacing w:after="20" w:before="0"/>
               <w:jc w:val="left"/>
             </w:pPr>
             <w:r>
@@ -95,89 +101,96 @@
                 <w:color w:val="000000"/>
                 <w:sz w:val="22"/>
                 <w:szCs w:val="22"/>
-              </w:rPr>
-              <w:t xml:space="preserve">Ce que c’est</w:t>
-            </w:r>
-          </w:p>
-        </w:tc>
-        <w:tc>
-          <w:tcPr>
-            <w:tcW w:type="dxa" w:w="7066"/>
-            <w:gridSpan w:val="1"/>
-            <w:tcBorders>
-              <w:top w:val="single" w:color="CCCCCC" w:sz="1"/>
-              <w:left w:val="single" w:color="CCCCCC" w:sz="1"/>
-              <w:bottom w:val="single" w:color="CCCCCC" w:sz="1"/>
-              <w:right w:val="single" w:color="CCCCCC" w:sz="1"/>
-            </w:tcBorders>
-            <w:tcMar>
-              <w:top w:type="dxa" w:w="50"/>
-              <w:left w:type="dxa" w:w="100"/>
-              <w:bottom w:type="dxa" w:w="50"/>
-              <w:right w:type="dxa" w:w="100"/>
-            </w:tcMar>
-            <w:vAlign w:val="center"/>
-          </w:tcPr>
-          <w:p>
-            <w:pPr>
-              <w:spacing w:after="40" w:before="0"/>
-            </w:pPr>
-            <w:r>
-              <w:rPr>
-                <w:rFonts w:ascii="Arial" w:cs="Arial" w:eastAsia="Arial" w:hAnsi="Arial"/>
-                <w:b w:val="false"/>
-                <w:bCs w:val="false"/>
-                <w:i w:val="false"/>
-                <w:iCs w:val="false"/>
-                <w:color w:val="000000"/>
-                <w:sz w:val="22"/>
-                <w:szCs w:val="22"/>
-              </w:rPr>
-              <w:t xml:space="preserve">Un processus structuré qui garantit que les travaux à haut risque et non routiniers sont planifiés, évalués et contrôlés avant leur début.</w:t>
-            </w:r>
-          </w:p>
-          <w:p>
-            <w:pPr>
-              <w:spacing w:after="40" w:before="0"/>
-            </w:pPr>
-            <w:r>
-              <w:rPr>
-                <w:rFonts w:ascii="Arial" w:cs="Arial" w:eastAsia="Arial" w:hAnsi="Arial"/>
-                <w:b w:val="false"/>
-                <w:bCs w:val="false"/>
-                <w:i w:val="false"/>
-                <w:iCs w:val="false"/>
-                <w:color w:val="000000"/>
-                <w:sz w:val="22"/>
-                <w:szCs w:val="22"/>
-              </w:rPr>
-              <w:t xml:space="preserve">Un accord documenté entre la personne qui autorise les travaux et celle qui les exécute — couvrant la portée, les dangers, les mesures et les responsabilités.</w:t>
-            </w:r>
-          </w:p>
-          <w:p>
-            <w:pPr>
-              <w:spacing w:after="40" w:before="0"/>
-            </w:pPr>
-            <w:r>
-              <w:rPr>
-                <w:rFonts w:ascii="Arial" w:cs="Arial" w:eastAsia="Arial" w:hAnsi="Arial"/>
-                <w:b w:val="false"/>
-                <w:bCs w:val="false"/>
-                <w:i w:val="false"/>
-                <w:iCs w:val="false"/>
-                <w:color w:val="000000"/>
-                <w:sz w:val="22"/>
-                <w:szCs w:val="22"/>
-              </w:rPr>
-              <w:t xml:space="preserve">Un outil pratique qui aide les responsables et les travailleurs à réfléchir ensemble au travail avant de commencer.</w:t>
+                <w:lang w:val="fr-CH"/>
+              </w:rPr>
+              <w:t>Objet</w:t>
+            </w:r>
+          </w:p>
+        </w:tc>
+        <w:tc>
+          <w:tcPr>
+            <w:tcW w:type="dxa" w:w="8466"/>
+            <w:gridSpan w:val="1"/>
+            <w:tcBorders>
+              <w:top w:val="single" w:color="CCCCCC" w:sz="1"/>
+              <w:left w:val="single" w:color="CCCCCC" w:sz="1"/>
+              <w:bottom w:val="single" w:color="CCCCCC" w:sz="1"/>
+              <w:right w:val="single" w:color="CCCCCC" w:sz="1"/>
+            </w:tcBorders>
+            <w:tcMar>
+              <w:top w:type="dxa" w:w="50"/>
+              <w:left w:type="dxa" w:w="100"/>
+              <w:bottom w:type="dxa" w:w="50"/>
+              <w:right w:type="dxa" w:w="100"/>
+            </w:tcMar>
+            <w:vAlign w:val="center"/>
+          </w:tcPr>
+          <w:p>
+            <w:pPr>
+              <w:spacing w:after="20" w:before="0"/>
+            </w:pPr>
+            <w:r>
+              <w:rPr>
+                <w:rFonts w:ascii="Arial" w:cs="Arial" w:eastAsia="Arial" w:hAnsi="Arial"/>
+                <w:b w:val="false"/>
+                <w:bCs w:val="false"/>
+                <w:i w:val="false"/>
+                <w:iCs w:val="false"/>
+                <w:color w:val="000000"/>
+                <w:sz w:val="22"/>
+                <w:szCs w:val="22"/>
+                <w:lang w:val="fr-CH"/>
+              </w:rPr>
+              <w:t>Un permis de travail précise comment les travaux à haut risque et non habituels seront planifiés et maîtrisés avant leur début.</w:t>
+            </w:r>
+          </w:p>
+          <w:p>
+            <w:pPr>
+              <w:spacing w:after="20" w:before="0"/>
+            </w:pPr>
+            <w:r>
+              <w:rPr>
+                <w:rFonts w:ascii="Arial" w:cs="Arial" w:eastAsia="Arial" w:hAnsi="Arial"/>
+                <w:b w:val="false"/>
+                <w:bCs w:val="false"/>
+                <w:i w:val="false"/>
+                <w:iCs w:val="false"/>
+                <w:color w:val="000000"/>
+                <w:sz w:val="22"/>
+                <w:szCs w:val="22"/>
+                <w:lang w:val="fr-CH"/>
+              </w:rPr>
+              <w:t>Il décrit le périmètre des travaux, les dangers, les mesures et les responsabilités convenus entre la personne qui autorise les travaux et celle qui les exécute.</w:t>
+            </w:r>
+          </w:p>
+          <w:p>
+            <w:pPr>
+              <w:spacing w:after="20" w:before="0"/>
+            </w:pPr>
+            <w:r>
+              <w:rPr>
+                <w:rFonts w:ascii="Arial" w:cs="Arial" w:eastAsia="Arial" w:hAnsi="Arial"/>
+                <w:b w:val="false"/>
+                <w:bCs w:val="false"/>
+                <w:i w:val="false"/>
+                <w:iCs w:val="false"/>
+                <w:color w:val="000000"/>
+                <w:sz w:val="22"/>
+                <w:szCs w:val="22"/>
+                <w:lang w:val="fr-CH"/>
+              </w:rPr>
+              <w:t>Les responsables et les travailleurs examinent ensemble le travail avant de commencer.</w:t>
             </w:r>
           </w:p>
         </w:tc>
       </w:tr>
       <w:tr>
-        <w:tc>
-          <w:tcPr>
-            <w:tcW w:type="dxa" w:w="3400"/>
+        <w:trPr>
+          <w:cantSplit/>
+        </w:trPr>
+        <w:tc>
+          <w:tcPr>
+            <w:tcW w:type="dxa" w:w="2000"/>
             <w:gridSpan w:val="1"/>
             <w:tcBorders>
               <w:top w:val="single" w:color="CCCCCC" w:sz="1"/>
@@ -196,7 +209,7 @@
           </w:tcPr>
           <w:p>
             <w:pPr>
-              <w:spacing w:after="0" w:before="0"/>
+              <w:spacing w:after="20" w:before="0"/>
               <w:jc w:val="left"/>
             </w:pPr>
             <w:r>
@@ -209,89 +222,96 @@
                 <w:color w:val="000000"/>
                 <w:sz w:val="22"/>
                 <w:szCs w:val="22"/>
-              </w:rPr>
-              <w:t xml:space="preserve">Ce que ce n’est pas</w:t>
-            </w:r>
-          </w:p>
-        </w:tc>
-        <w:tc>
-          <w:tcPr>
-            <w:tcW w:type="dxa" w:w="7066"/>
-            <w:gridSpan w:val="1"/>
-            <w:tcBorders>
-              <w:top w:val="single" w:color="CCCCCC" w:sz="1"/>
-              <w:left w:val="single" w:color="CCCCCC" w:sz="1"/>
-              <w:bottom w:val="single" w:color="CCCCCC" w:sz="1"/>
-              <w:right w:val="single" w:color="CCCCCC" w:sz="1"/>
-            </w:tcBorders>
-            <w:tcMar>
-              <w:top w:type="dxa" w:w="50"/>
-              <w:left w:type="dxa" w:w="100"/>
-              <w:bottom w:type="dxa" w:w="50"/>
-              <w:right w:type="dxa" w:w="100"/>
-            </w:tcMar>
-            <w:vAlign w:val="center"/>
-          </w:tcPr>
-          <w:p>
-            <w:pPr>
-              <w:spacing w:after="40" w:before="0"/>
-            </w:pPr>
-            <w:r>
-              <w:rPr>
-                <w:rFonts w:ascii="Arial" w:cs="Arial" w:eastAsia="Arial" w:hAnsi="Arial"/>
-                <w:b w:val="false"/>
-                <w:bCs w:val="false"/>
-                <w:i w:val="false"/>
-                <w:iCs w:val="false"/>
-                <w:color w:val="000000"/>
-                <w:sz w:val="22"/>
-                <w:szCs w:val="22"/>
-              </w:rPr>
-              <w:t xml:space="preserve">Pas une formalité bureaucratique ni un exercice de signatures.</w:t>
-            </w:r>
-          </w:p>
-          <w:p>
-            <w:pPr>
-              <w:spacing w:after="40" w:before="0"/>
-            </w:pPr>
-            <w:r>
-              <w:rPr>
-                <w:rFonts w:ascii="Arial" w:cs="Arial" w:eastAsia="Arial" w:hAnsi="Arial"/>
-                <w:b w:val="false"/>
-                <w:bCs w:val="false"/>
-                <w:i w:val="false"/>
-                <w:iCs w:val="false"/>
-                <w:color w:val="000000"/>
-                <w:sz w:val="22"/>
-                <w:szCs w:val="22"/>
-              </w:rPr>
-              <w:t xml:space="preserve">Pas un remplacement de la compétence — le permis ne rend pas le travail sûr ; ce sont les mesures qui le font.</w:t>
-            </w:r>
-          </w:p>
-          <w:p>
-            <w:pPr>
-              <w:spacing w:after="40" w:before="0"/>
-            </w:pPr>
-            <w:r>
-              <w:rPr>
-                <w:rFonts w:ascii="Arial" w:cs="Arial" w:eastAsia="Arial" w:hAnsi="Arial"/>
-                <w:b w:val="false"/>
-                <w:bCs w:val="false"/>
-                <w:i w:val="false"/>
-                <w:iCs w:val="false"/>
-                <w:color w:val="000000"/>
-                <w:sz w:val="22"/>
-                <w:szCs w:val="22"/>
-              </w:rPr>
-              <w:t xml:space="preserve">Pas un transfert de responsabilité — le devoir de diligence de l’employeur subsiste.</w:t>
+                <w:lang w:val="fr-CH"/>
+              </w:rPr>
+              <w:t>Responsabilités</w:t>
+            </w:r>
+          </w:p>
+        </w:tc>
+        <w:tc>
+          <w:tcPr>
+            <w:tcW w:type="dxa" w:w="8466"/>
+            <w:gridSpan w:val="1"/>
+            <w:tcBorders>
+              <w:top w:val="single" w:color="CCCCCC" w:sz="1"/>
+              <w:left w:val="single" w:color="CCCCCC" w:sz="1"/>
+              <w:bottom w:val="single" w:color="CCCCCC" w:sz="1"/>
+              <w:right w:val="single" w:color="CCCCCC" w:sz="1"/>
+            </w:tcBorders>
+            <w:tcMar>
+              <w:top w:type="dxa" w:w="50"/>
+              <w:left w:type="dxa" w:w="100"/>
+              <w:bottom w:type="dxa" w:w="50"/>
+              <w:right w:type="dxa" w:w="100"/>
+            </w:tcMar>
+            <w:vAlign w:val="center"/>
+          </w:tcPr>
+          <w:p>
+            <w:pPr>
+              <w:spacing w:after="20" w:before="0"/>
+            </w:pPr>
+            <w:r>
+              <w:rPr>
+                <w:rFonts w:ascii="Arial" w:cs="Arial" w:eastAsia="Arial" w:hAnsi="Arial"/>
+                <w:b w:val="false"/>
+                <w:bCs w:val="false"/>
+                <w:i w:val="false"/>
+                <w:iCs w:val="false"/>
+                <w:color w:val="000000"/>
+                <w:sz w:val="22"/>
+                <w:szCs w:val="22"/>
+                <w:lang w:val="fr-CH"/>
+              </w:rPr>
+              <w:t>Convenir des mesures et les mettre en place avant de signer le permis.</w:t>
+            </w:r>
+          </w:p>
+          <w:p>
+            <w:pPr>
+              <w:spacing w:after="20" w:before="0"/>
+            </w:pPr>
+            <w:r>
+              <w:rPr>
+                <w:rFonts w:ascii="Arial" w:cs="Arial" w:eastAsia="Arial" w:hAnsi="Arial"/>
+                <w:b w:val="false"/>
+                <w:bCs w:val="false"/>
+                <w:i w:val="false"/>
+                <w:iCs w:val="false"/>
+                <w:color w:val="000000"/>
+                <w:sz w:val="22"/>
+                <w:szCs w:val="22"/>
+                <w:lang w:val="fr-CH"/>
+              </w:rPr>
+              <w:t>Le travail exige des personnes compétentes et la mise en place des mesures convenues.</w:t>
+            </w:r>
+          </w:p>
+          <w:p>
+            <w:pPr>
+              <w:spacing w:after="20" w:before="0"/>
+            </w:pPr>
+            <w:r>
+              <w:rPr>
+                <w:rFonts w:ascii="Arial" w:cs="Arial" w:eastAsia="Arial" w:hAnsi="Arial"/>
+                <w:b w:val="false"/>
+                <w:bCs w:val="false"/>
+                <w:i w:val="false"/>
+                <w:iCs w:val="false"/>
+                <w:color w:val="000000"/>
+                <w:sz w:val="22"/>
+                <w:szCs w:val="22"/>
+                <w:lang w:val="fr-CH"/>
+              </w:rPr>
+              <w:t>Le devoir de diligence de l’employeur subsiste pendant toute la durée des travaux.</w:t>
             </w:r>
           </w:p>
         </w:tc>
       </w:tr>
       <w:tr>
-        <w:tc>
-          <w:tcPr>
-            <w:tcW w:type="dxa" w:w="3400"/>
+        <w:trPr>
+          <w:cantSplit/>
+        </w:trPr>
+        <w:tc>
+          <w:tcPr>
+            <w:tcW w:type="dxa" w:w="2000"/>
             <w:gridSpan w:val="1"/>
             <w:tcBorders>
               <w:top w:val="single" w:color="CCCCCC" w:sz="1"/>
@@ -310,7 +330,7 @@
           </w:tcPr>
           <w:p>
             <w:pPr>
-              <w:spacing w:after="0" w:before="0"/>
+              <w:spacing w:after="20" w:before="0"/>
               <w:jc w:val="left"/>
             </w:pPr>
             <w:r>
@@ -323,99 +343,104 @@
                 <w:color w:val="000000"/>
                 <w:sz w:val="22"/>
                 <w:szCs w:val="22"/>
-              </w:rPr>
-              <w:t xml:space="preserve">Pourquoi nous le faisons</w:t>
-            </w:r>
-          </w:p>
-        </w:tc>
-        <w:tc>
-          <w:tcPr>
-            <w:tcW w:type="dxa" w:w="7066"/>
-            <w:gridSpan w:val="1"/>
-            <w:tcBorders>
-              <w:top w:val="single" w:color="CCCCCC" w:sz="1"/>
-              <w:left w:val="single" w:color="CCCCCC" w:sz="1"/>
-              <w:bottom w:val="single" w:color="CCCCCC" w:sz="1"/>
-              <w:right w:val="single" w:color="CCCCCC" w:sz="1"/>
-            </w:tcBorders>
-            <w:tcMar>
-              <w:top w:type="dxa" w:w="50"/>
-              <w:left w:type="dxa" w:w="100"/>
-              <w:bottom w:type="dxa" w:w="50"/>
-              <w:right w:type="dxa" w:w="100"/>
-            </w:tcMar>
-            <w:vAlign w:val="center"/>
-          </w:tcPr>
-          <w:p>
-            <w:pPr>
-              <w:spacing w:after="40" w:before="0"/>
-            </w:pPr>
-            <w:r>
-              <w:rPr>
-                <w:rFonts w:ascii="Arial" w:cs="Arial" w:eastAsia="Arial" w:hAnsi="Arial"/>
-                <w:b w:val="false"/>
-                <w:bCs w:val="false"/>
-                <w:i w:val="false"/>
-                <w:iCs w:val="false"/>
-                <w:color w:val="000000"/>
-                <w:sz w:val="22"/>
-                <w:szCs w:val="22"/>
-              </w:rPr>
-              <w:t xml:space="preserve">L’employeur a le devoir général de prendre toutes les mesures nécessaires pour prévenir les accidents et protéger la santé (OPA Art. 3). Cela comprend la mise à disposition et l’entretien des équipements de protection et des systèmes de travail sûrs.</w:t>
-            </w:r>
-          </w:p>
-          <w:p>
-            <w:pPr>
-              <w:spacing w:after="40" w:before="0"/>
-            </w:pPr>
-            <w:r>
-              <w:rPr>
-                <w:rFonts w:ascii="Arial" w:cs="Arial" w:eastAsia="Arial" w:hAnsi="Arial"/>
-                <w:b w:val="false"/>
-                <w:bCs w:val="false"/>
-                <w:i w:val="false"/>
-                <w:iCs w:val="false"/>
-                <w:color w:val="000000"/>
-                <w:sz w:val="22"/>
-                <w:szCs w:val="22"/>
-              </w:rPr>
-              <w:t xml:space="preserve">L’employeur doit informer et instruire tous les travailleurs — y compris les travailleurs d’entreprises tierces — sur les dangers de leurs activités et les mesures de sécurité en place. Cela doit avoir lieu avant le début des travaux et à chaque modification importante (OPA Art. 6).</w:t>
-            </w:r>
-          </w:p>
-          <w:p>
-            <w:pPr>
-              <w:spacing w:after="40" w:before="0"/>
-            </w:pPr>
-            <w:r>
-              <w:rPr>
-                <w:rFonts w:ascii="Arial" w:cs="Arial" w:eastAsia="Arial" w:hAnsi="Arial"/>
-                <w:b w:val="false"/>
-                <w:bCs w:val="false"/>
-                <w:i w:val="false"/>
-                <w:iCs w:val="false"/>
-                <w:color w:val="000000"/>
-                <w:sz w:val="22"/>
-                <w:szCs w:val="22"/>
-              </w:rPr>
-              <w:t xml:space="preserve">Pour les travaux présentant des dangers particuliers (OPA Art. 8), l’employeur ne peut confier ces travaux qu’à des travailleurs formés. Lorsqu’un travailleur effectue seul un travail dangereux, l’employeur doit assurer une surveillance — mais cela ne signifie pas rester à côté toute la journée. Cela signifie disposer d’un système garantissant que la personne n’est pas abandonnée : une bonne planification, des mesures convenues, des contrôles réguliers et un moyen clair d’appeler à l’aide.</w:t>
-            </w:r>
-          </w:p>
-          <w:p>
-            <w:pPr>
-              <w:spacing w:after="40" w:before="0"/>
-            </w:pPr>
-            <w:r>
-              <w:rPr>
-                <w:rFonts w:ascii="Arial" w:cs="Arial" w:eastAsia="Arial" w:hAnsi="Arial"/>
-                <w:b w:val="false"/>
-                <w:bCs w:val="false"/>
-                <w:i w:val="false"/>
-                <w:iCs w:val="false"/>
-                <w:color w:val="000000"/>
-                <w:sz w:val="22"/>
-                <w:szCs w:val="22"/>
-              </w:rPr>
-              <w:t xml:space="preserve">Le système de permis de travail est la méthode pratique pour remplir ces obligations. Le permis crée une trace vérifiable que les dangers ont été identifiés, les mesures convenues et les travailleurs informés — protégeant à la fois l’entreprise et ses collaborateurs.</w:t>
+                <w:lang w:val="fr-CH"/>
+              </w:rPr>
+              <w:t>Obligations de l’employeur</w:t>
+            </w:r>
+          </w:p>
+        </w:tc>
+        <w:tc>
+          <w:tcPr>
+            <w:tcW w:type="dxa" w:w="8466"/>
+            <w:gridSpan w:val="1"/>
+            <w:tcBorders>
+              <w:top w:val="single" w:color="CCCCCC" w:sz="1"/>
+              <w:left w:val="single" w:color="CCCCCC" w:sz="1"/>
+              <w:bottom w:val="single" w:color="CCCCCC" w:sz="1"/>
+              <w:right w:val="single" w:color="CCCCCC" w:sz="1"/>
+            </w:tcBorders>
+            <w:tcMar>
+              <w:top w:type="dxa" w:w="50"/>
+              <w:left w:type="dxa" w:w="100"/>
+              <w:bottom w:type="dxa" w:w="50"/>
+              <w:right w:type="dxa" w:w="100"/>
+            </w:tcMar>
+            <w:vAlign w:val="center"/>
+          </w:tcPr>
+          <w:p>
+            <w:pPr>
+              <w:spacing w:after="20" w:before="0"/>
+            </w:pPr>
+            <w:r>
+              <w:rPr>
+                <w:rFonts w:ascii="Arial" w:cs="Arial" w:eastAsia="Arial" w:hAnsi="Arial"/>
+                <w:b w:val="false"/>
+                <w:bCs w:val="false"/>
+                <w:i w:val="false"/>
+                <w:iCs w:val="false"/>
+                <w:color w:val="000000"/>
+                <w:sz w:val="22"/>
+                <w:szCs w:val="22"/>
+                <w:lang w:val="fr-CH"/>
+              </w:rPr>
+              <w:t>L’employeur doit prendre les mesures nécessaires pour prévenir les accidents et protéger la santé (OPA art. 3), notamment fournir et entretenir les équipements de protection et prévoir des méthodes de travail sûres.</w:t>
+            </w:r>
+          </w:p>
+          <w:p>
+            <w:pPr>
+              <w:spacing w:after="20" w:before="0"/>
+            </w:pPr>
+            <w:r>
+              <w:rPr>
+                <w:rFonts w:ascii="Arial" w:cs="Arial" w:eastAsia="Arial" w:hAnsi="Arial"/>
+                <w:b w:val="false"/>
+                <w:bCs w:val="false"/>
+                <w:i w:val="false"/>
+                <w:iCs w:val="false"/>
+                <w:color w:val="000000"/>
+                <w:sz w:val="22"/>
+                <w:szCs w:val="22"/>
+                <w:lang w:val="fr-CH"/>
+              </w:rPr>
+              <w:t>L’employeur doit informer et instruire tous les travailleurs, y compris ceux des entreprises tierces sur site, sur les dangers et les mesures de sécurité avant les travaux et lors de tout changement des conditions (OPA art. 6).</w:t>
+            </w:r>
+          </w:p>
+          <w:p>
+            <w:pPr>
+              <w:spacing w:after="20" w:before="0"/>
+            </w:pPr>
+            <w:r>
+              <w:rPr>
+                <w:rFonts w:ascii="Arial" w:cs="Arial" w:eastAsia="Arial" w:hAnsi="Arial"/>
+                <w:b w:val="false"/>
+                <w:bCs w:val="false"/>
+                <w:i w:val="false"/>
+                <w:iCs w:val="false"/>
+                <w:color w:val="000000"/>
+                <w:sz w:val="22"/>
+                <w:szCs w:val="22"/>
+                <w:lang w:val="fr-CH"/>
+              </w:rPr>
+              <w:t>L’employeur doit confier les travaux présentant des dangers particuliers à des personnes formées pour ces tâches (OPA art. 8). En cas de travail dangereux effectué seul, il doit organiser une surveillance adaptée aux dangers, avec des mesures convenues, des contrôles et un moyen d’appeler à l’aide.</w:t>
+            </w:r>
+          </w:p>
+          <w:p>
+            <w:pPr>
+              <w:spacing w:after="20" w:before="0"/>
+            </w:pPr>
+            <w:r>
+              <w:rPr>
+                <w:rFonts w:ascii="Arial" w:cs="Arial" w:eastAsia="Arial" w:hAnsi="Arial"/>
+                <w:b w:val="false"/>
+                <w:bCs w:val="false"/>
+                <w:i w:val="false"/>
+                <w:iCs w:val="false"/>
+                <w:color w:val="000000"/>
+                <w:sz w:val="22"/>
+                <w:szCs w:val="22"/>
+                <w:lang w:val="fr-CH"/>
+              </w:rPr>
+              <w:t>Le permis documente les dangers identifiés, les mesures convenues et l’instruction des travailleurs. Il contribue à la planification et à la surveillance des travaux.</w:t>
             </w:r>
           </w:p>
         </w:tc>
@@ -423,6 +448,7 @@
     </w:tbl>
     <w:p>
       <w:pPr>
+        <w:keepNext/>
         <w:spacing w:after="40" w:before="140"/>
       </w:pPr>
       <w:r>
@@ -435,8 +461,9 @@
           <w:color w:val="C04E1A"/>
           <w:sz w:val="26"/>
           <w:szCs w:val="26"/>
+          <w:lang w:val="fr-CH"/>
         </w:rPr>
-        <w:t xml:space="preserve">RÔLES</w:t>
+        <w:t>RÔLES</w:t>
       </w:r>
     </w:p>
     <w:tbl>
@@ -452,13 +479,16 @@
         </w:tblBorders>
       </w:tblPr>
       <w:tblGrid>
-        <w:gridCol w:w="3400"/>
-        <w:gridCol w:w="7066"/>
+        <w:gridCol w:w="2000"/>
+        <w:gridCol w:w="8466"/>
       </w:tblGrid>
       <w:tr>
-        <w:tc>
-          <w:tcPr>
-            <w:tcW w:type="dxa" w:w="3400"/>
+        <w:trPr>
+          <w:cantSplit/>
+        </w:trPr>
+        <w:tc>
+          <w:tcPr>
+            <w:tcW w:type="dxa" w:w="2000"/>
             <w:gridSpan w:val="1"/>
             <w:tcBorders>
               <w:top w:val="single" w:color="CCCCCC" w:sz="1"/>
@@ -477,7 +507,7 @@
           </w:tcPr>
           <w:p>
             <w:pPr>
-              <w:spacing w:after="0" w:before="0"/>
+              <w:spacing w:after="20" w:before="0"/>
               <w:jc w:val="left"/>
             </w:pPr>
             <w:r>
@@ -490,89 +520,96 @@
                 <w:color w:val="000000"/>
                 <w:sz w:val="22"/>
                 <w:szCs w:val="22"/>
-              </w:rPr>
-              <w:t xml:space="preserve">Personne responsable</w:t>
-            </w:r>
-          </w:p>
-        </w:tc>
-        <w:tc>
-          <w:tcPr>
-            <w:tcW w:type="dxa" w:w="7066"/>
-            <w:gridSpan w:val="1"/>
-            <w:tcBorders>
-              <w:top w:val="single" w:color="CCCCCC" w:sz="1"/>
-              <w:left w:val="single" w:color="CCCCCC" w:sz="1"/>
-              <w:bottom w:val="single" w:color="CCCCCC" w:sz="1"/>
-              <w:right w:val="single" w:color="CCCCCC" w:sz="1"/>
-            </w:tcBorders>
-            <w:tcMar>
-              <w:top w:type="dxa" w:w="50"/>
-              <w:left w:type="dxa" w:w="100"/>
-              <w:bottom w:type="dxa" w:w="50"/>
-              <w:right w:type="dxa" w:w="100"/>
-            </w:tcMar>
-            <w:vAlign w:val="center"/>
-          </w:tcPr>
-          <w:p>
-            <w:pPr>
-              <w:spacing w:after="10" w:before="0"/>
-            </w:pPr>
-            <w:r>
-              <w:rPr>
-                <w:rFonts w:ascii="Arial" w:cs="Arial" w:eastAsia="Arial" w:hAnsi="Arial"/>
-                <w:b w:val="false"/>
-                <w:bCs w:val="false"/>
-                <w:i w:val="false"/>
-                <w:iCs w:val="false"/>
-                <w:color w:val="000000"/>
-                <w:sz w:val="22"/>
-                <w:szCs w:val="22"/>
-              </w:rPr>
-              <w:t xml:space="preserve">Le/la supérieur(e) qui autorise les travaux dans son secteur. Typiquement : chef/fe de département, responsable de production, chef/fe d’équipe, ou le donneur d’ordres.</w:t>
-            </w:r>
-          </w:p>
-          <w:p>
-            <w:pPr>
-              <w:spacing w:after="10" w:before="0"/>
-            </w:pPr>
-            <w:r>
-              <w:rPr>
-                <w:rFonts w:ascii="Arial" w:cs="Arial" w:eastAsia="Arial" w:hAnsi="Arial"/>
-                <w:b w:val="false"/>
-                <w:bCs w:val="false"/>
-                <w:i w:val="false"/>
-                <w:iCs w:val="false"/>
-                <w:color w:val="000000"/>
-                <w:sz w:val="22"/>
-                <w:szCs w:val="22"/>
-              </w:rPr>
-              <w:t xml:space="preserve">Selon l’OPA Art. 6, cette personne doit s’assurer que les travailleurs sont informés des dangers et que les mesures de sécurité sont respectées. Selon l’Art. 8, seuls des travailleurs formés peuvent être affectés aux travaux dangereux.</w:t>
-            </w:r>
-          </w:p>
-          <w:p>
-            <w:pPr>
-              <w:spacing w:after="40" w:before="0"/>
-            </w:pPr>
-            <w:r>
-              <w:rPr>
-                <w:rFonts w:ascii="Arial" w:cs="Arial" w:eastAsia="Arial" w:hAnsi="Arial"/>
-                <w:b w:val="false"/>
-                <w:bCs w:val="false"/>
-                <w:i w:val="false"/>
-                <w:iCs w:val="false"/>
-                <w:color w:val="000000"/>
-                <w:sz w:val="22"/>
-                <w:szCs w:val="22"/>
-              </w:rPr>
-              <w:t xml:space="preserve">En pratique : vérifie que le site est sûr, cosigne le permis, contrôle régulièrement la conformité, clôture le permis. N’a pas besoin de surveiller en permanence — doit s’assurer que le système fonctionne.</w:t>
+                <w:lang w:val="fr-CH"/>
+              </w:rPr>
+              <w:t>Personne responsable</w:t>
+            </w:r>
+          </w:p>
+        </w:tc>
+        <w:tc>
+          <w:tcPr>
+            <w:tcW w:type="dxa" w:w="8466"/>
+            <w:gridSpan w:val="1"/>
+            <w:tcBorders>
+              <w:top w:val="single" w:color="CCCCCC" w:sz="1"/>
+              <w:left w:val="single" w:color="CCCCCC" w:sz="1"/>
+              <w:bottom w:val="single" w:color="CCCCCC" w:sz="1"/>
+              <w:right w:val="single" w:color="CCCCCC" w:sz="1"/>
+            </w:tcBorders>
+            <w:tcMar>
+              <w:top w:type="dxa" w:w="50"/>
+              <w:left w:type="dxa" w:w="100"/>
+              <w:bottom w:type="dxa" w:w="50"/>
+              <w:right w:type="dxa" w:w="100"/>
+            </w:tcMar>
+            <w:vAlign w:val="center"/>
+          </w:tcPr>
+          <w:p>
+            <w:pPr>
+              <w:spacing w:after="20" w:before="0"/>
+            </w:pPr>
+            <w:r>
+              <w:rPr>
+                <w:rFonts w:ascii="Arial" w:cs="Arial" w:eastAsia="Arial" w:hAnsi="Arial"/>
+                <w:b w:val="false"/>
+                <w:bCs w:val="false"/>
+                <w:i w:val="false"/>
+                <w:iCs w:val="false"/>
+                <w:color w:val="000000"/>
+                <w:sz w:val="22"/>
+                <w:szCs w:val="22"/>
+                <w:lang w:val="fr-CH"/>
+              </w:rPr>
+              <w:t>Le/la responsable qui autorise les travaux dans son secteur, par exemple le/la chef/fe de département, responsable de production, chef/fe de poste ou donneur d’ordres.</w:t>
+            </w:r>
+          </w:p>
+          <w:p>
+            <w:pPr>
+              <w:spacing w:after="20" w:before="0"/>
+            </w:pPr>
+            <w:r>
+              <w:rPr>
+                <w:rFonts w:ascii="Arial" w:cs="Arial" w:eastAsia="Arial" w:hAnsi="Arial"/>
+                <w:b w:val="false"/>
+                <w:bCs w:val="false"/>
+                <w:i w:val="false"/>
+                <w:iCs w:val="false"/>
+                <w:color w:val="000000"/>
+                <w:sz w:val="22"/>
+                <w:szCs w:val="22"/>
+                <w:lang w:val="fr-CH"/>
+              </w:rPr>
+              <w:t>Selon l’OPA art. 6, cette personne s’assure que les travailleurs sont informés des dangers et respectent les mesures de sécurité. Selon l’art. 8, les travaux dangereux ne peuvent être confiés qu’à des personnes formées.</w:t>
+            </w:r>
+          </w:p>
+          <w:p>
+            <w:pPr>
+              <w:spacing w:after="20" w:before="0"/>
+            </w:pPr>
+            <w:r>
+              <w:rPr>
+                <w:rFonts w:ascii="Arial" w:cs="Arial" w:eastAsia="Arial" w:hAnsi="Arial"/>
+                <w:b w:val="false"/>
+                <w:bCs w:val="false"/>
+                <w:i w:val="false"/>
+                <w:iCs w:val="false"/>
+                <w:color w:val="000000"/>
+                <w:sz w:val="22"/>
+                <w:szCs w:val="22"/>
+                <w:lang w:val="fr-CH"/>
+              </w:rPr>
+              <w:t>Inspecte le lieu de travail, cosigne le permis, contrôle régulièrement le respect des mesures et clôture le permis.</w:t>
             </w:r>
           </w:p>
         </w:tc>
       </w:tr>
       <w:tr>
-        <w:tc>
-          <w:tcPr>
-            <w:tcW w:type="dxa" w:w="3400"/>
+        <w:trPr>
+          <w:cantSplit/>
+        </w:trPr>
+        <w:tc>
+          <w:tcPr>
+            <w:tcW w:type="dxa" w:w="2000"/>
             <w:gridSpan w:val="1"/>
             <w:tcBorders>
               <w:top w:val="single" w:color="CCCCCC" w:sz="1"/>
@@ -591,7 +628,7 @@
           </w:tcPr>
           <w:p>
             <w:pPr>
-              <w:spacing w:after="0" w:before="0"/>
+              <w:spacing w:after="20" w:before="0"/>
               <w:jc w:val="left"/>
             </w:pPr>
             <w:r>
@@ -604,89 +641,96 @@
                 <w:color w:val="000000"/>
                 <w:sz w:val="22"/>
                 <w:szCs w:val="22"/>
-              </w:rPr>
-              <w:t xml:space="preserve">Chef/fe de travaux</w:t>
-            </w:r>
-          </w:p>
-        </w:tc>
-        <w:tc>
-          <w:tcPr>
-            <w:tcW w:type="dxa" w:w="7066"/>
-            <w:gridSpan w:val="1"/>
-            <w:tcBorders>
-              <w:top w:val="single" w:color="CCCCCC" w:sz="1"/>
-              <w:left w:val="single" w:color="CCCCCC" w:sz="1"/>
-              <w:bottom w:val="single" w:color="CCCCCC" w:sz="1"/>
-              <w:right w:val="single" w:color="CCCCCC" w:sz="1"/>
-            </w:tcBorders>
-            <w:tcMar>
-              <w:top w:type="dxa" w:w="50"/>
-              <w:left w:type="dxa" w:w="100"/>
-              <w:bottom w:type="dxa" w:w="50"/>
-              <w:right w:type="dxa" w:w="100"/>
-            </w:tcMar>
-            <w:vAlign w:val="center"/>
-          </w:tcPr>
-          <w:p>
-            <w:pPr>
-              <w:spacing w:after="10" w:before="0"/>
-            </w:pPr>
-            <w:r>
-              <w:rPr>
-                <w:rFonts w:ascii="Arial" w:cs="Arial" w:eastAsia="Arial" w:hAnsi="Arial"/>
-                <w:b w:val="false"/>
-                <w:bCs w:val="false"/>
-                <w:i w:val="false"/>
-                <w:iCs w:val="false"/>
-                <w:color w:val="000000"/>
-                <w:sz w:val="22"/>
-                <w:szCs w:val="22"/>
-              </w:rPr>
-              <w:t xml:space="preserve">La personne dirigeant les travaux. Pour les équipes internes : contremaître ou chef/fe d’équipe. Pour les entreprises tierces : leur responsable de chantier.</w:t>
-            </w:r>
-          </w:p>
-          <w:p>
-            <w:pPr>
-              <w:spacing w:after="10" w:before="0"/>
-            </w:pPr>
-            <w:r>
-              <w:rPr>
-                <w:rFonts w:ascii="Arial" w:cs="Arial" w:eastAsia="Arial" w:hAnsi="Arial"/>
-                <w:b w:val="false"/>
-                <w:bCs w:val="false"/>
-                <w:i w:val="false"/>
-                <w:iCs w:val="false"/>
-                <w:color w:val="000000"/>
-                <w:sz w:val="22"/>
-                <w:szCs w:val="22"/>
-              </w:rPr>
-              <w:t xml:space="preserve">Demande le permis, identifie les dangers et les mesures avec la personne responsable, instruit l’équipe, s’assure que tous les travailleurs respectent les consignes. Responsable de l’exécution.</w:t>
-            </w:r>
-          </w:p>
-          <w:p>
-            <w:pPr>
-              <w:spacing w:after="40" w:before="0"/>
-            </w:pPr>
-            <w:r>
-              <w:rPr>
-                <w:rFonts w:ascii="Arial" w:cs="Arial" w:eastAsia="Arial" w:hAnsi="Arial"/>
-                <w:b w:val="false"/>
-                <w:bCs w:val="false"/>
-                <w:i w:val="false"/>
-                <w:iCs w:val="false"/>
-                <w:color w:val="000000"/>
-                <w:sz w:val="22"/>
-                <w:szCs w:val="22"/>
-              </w:rPr>
-              <w:t xml:space="preserve">Selon l’OPA Art. 11, tous les travailleurs doivent suivre les consignes de sécurité et soutenir l’employeur dans la mise en œuvre des mesures. Le/la chef/fe de travaux est le premier relais sur le terrain.</w:t>
+                <w:lang w:val="fr-CH"/>
+              </w:rPr>
+              <w:t>Chef/fe de travaux</w:t>
+            </w:r>
+          </w:p>
+        </w:tc>
+        <w:tc>
+          <w:tcPr>
+            <w:tcW w:type="dxa" w:w="8466"/>
+            <w:gridSpan w:val="1"/>
+            <w:tcBorders>
+              <w:top w:val="single" w:color="CCCCCC" w:sz="1"/>
+              <w:left w:val="single" w:color="CCCCCC" w:sz="1"/>
+              <w:bottom w:val="single" w:color="CCCCCC" w:sz="1"/>
+              <w:right w:val="single" w:color="CCCCCC" w:sz="1"/>
+            </w:tcBorders>
+            <w:tcMar>
+              <w:top w:type="dxa" w:w="50"/>
+              <w:left w:type="dxa" w:w="100"/>
+              <w:bottom w:type="dxa" w:w="50"/>
+              <w:right w:type="dxa" w:w="100"/>
+            </w:tcMar>
+            <w:vAlign w:val="center"/>
+          </w:tcPr>
+          <w:p>
+            <w:pPr>
+              <w:spacing w:after="20" w:before="0"/>
+            </w:pPr>
+            <w:r>
+              <w:rPr>
+                <w:rFonts w:ascii="Arial" w:cs="Arial" w:eastAsia="Arial" w:hAnsi="Arial"/>
+                <w:b w:val="false"/>
+                <w:bCs w:val="false"/>
+                <w:i w:val="false"/>
+                <w:iCs w:val="false"/>
+                <w:color w:val="000000"/>
+                <w:sz w:val="22"/>
+                <w:szCs w:val="22"/>
+                <w:lang w:val="fr-CH"/>
+              </w:rPr>
+              <w:t>La personne qui dirige les travaux : contremaître ou chef/fe d’équipe en interne, ou responsable de chantier de l’entreprise tierce.</w:t>
+            </w:r>
+          </w:p>
+          <w:p>
+            <w:pPr>
+              <w:spacing w:after="20" w:before="0"/>
+            </w:pPr>
+            <w:r>
+              <w:rPr>
+                <w:rFonts w:ascii="Arial" w:cs="Arial" w:eastAsia="Arial" w:hAnsi="Arial"/>
+                <w:b w:val="false"/>
+                <w:bCs w:val="false"/>
+                <w:i w:val="false"/>
+                <w:iCs w:val="false"/>
+                <w:color w:val="000000"/>
+                <w:sz w:val="22"/>
+                <w:szCs w:val="22"/>
+                <w:lang w:val="fr-CH"/>
+              </w:rPr>
+              <w:t>Demande le permis, identifie les dangers avec la personne responsable et convient des mesures. Instruit l’équipe et veille au respect des consignes par tous les travailleurs. Responsable de l’exécution.</w:t>
+            </w:r>
+          </w:p>
+          <w:p>
+            <w:pPr>
+              <w:spacing w:after="20" w:before="0"/>
+            </w:pPr>
+            <w:r>
+              <w:rPr>
+                <w:rFonts w:ascii="Arial" w:cs="Arial" w:eastAsia="Arial" w:hAnsi="Arial"/>
+                <w:b w:val="false"/>
+                <w:bCs w:val="false"/>
+                <w:i w:val="false"/>
+                <w:iCs w:val="false"/>
+                <w:color w:val="000000"/>
+                <w:sz w:val="22"/>
+                <w:szCs w:val="22"/>
+                <w:lang w:val="fr-CH"/>
+              </w:rPr>
+              <w:t>Selon l’OPA art. 11, les travailleurs doivent suivre les consignes de sécurité et soutenir l’employeur dans la mise en œuvre des mesures. Le/la chef/fe de travaux vérifie que l’équipe respecte les mesures convenues.</w:t>
             </w:r>
           </w:p>
         </w:tc>
       </w:tr>
       <w:tr>
-        <w:tc>
-          <w:tcPr>
-            <w:tcW w:type="dxa" w:w="3400"/>
+        <w:trPr>
+          <w:cantSplit/>
+        </w:trPr>
+        <w:tc>
+          <w:tcPr>
+            <w:tcW w:type="dxa" w:w="2000"/>
             <w:gridSpan w:val="1"/>
             <w:tcBorders>
               <w:top w:val="single" w:color="CCCCCC" w:sz="1"/>
@@ -705,7 +749,7 @@
           </w:tcPr>
           <w:p>
             <w:pPr>
-              <w:spacing w:after="0" w:before="0"/>
+              <w:spacing w:after="20" w:before="0"/>
               <w:jc w:val="left"/>
             </w:pPr>
             <w:r>
@@ -718,89 +762,96 @@
                 <w:color w:val="000000"/>
                 <w:sz w:val="22"/>
                 <w:szCs w:val="22"/>
-              </w:rPr>
-              <w:t xml:space="preserve">Tâches de sécurité spécifiques</w:t>
-            </w:r>
-          </w:p>
-        </w:tc>
-        <w:tc>
-          <w:tcPr>
-            <w:tcW w:type="dxa" w:w="7066"/>
-            <w:gridSpan w:val="1"/>
-            <w:tcBorders>
-              <w:top w:val="single" w:color="CCCCCC" w:sz="1"/>
-              <w:left w:val="single" w:color="CCCCCC" w:sz="1"/>
-              <w:bottom w:val="single" w:color="CCCCCC" w:sz="1"/>
-              <w:right w:val="single" w:color="CCCCCC" w:sz="1"/>
-            </w:tcBorders>
-            <w:tcMar>
-              <w:top w:type="dxa" w:w="50"/>
-              <w:left w:type="dxa" w:w="100"/>
-              <w:bottom w:type="dxa" w:w="50"/>
-              <w:right w:type="dxa" w:w="100"/>
-            </w:tcMar>
-            <w:vAlign w:val="center"/>
-          </w:tcPr>
-          <w:p>
-            <w:pPr>
-              <w:spacing w:after="10" w:before="0"/>
-            </w:pPr>
-            <w:r>
-              <w:rPr>
-                <w:rFonts w:ascii="Arial" w:cs="Arial" w:eastAsia="Arial" w:hAnsi="Arial"/>
-                <w:b w:val="false"/>
-                <w:bCs w:val="false"/>
-                <w:i w:val="false"/>
-                <w:iCs w:val="false"/>
-                <w:color w:val="000000"/>
-                <w:sz w:val="22"/>
-                <w:szCs w:val="22"/>
-              </w:rPr>
-              <w:t xml:space="preserve">Surveillant (espaces confinés) : posté à l’entrée, contrôle l’accès, surveille l’atmosphère, déclenche les secours. Exclusivement — aucune autre tâche pendant l’entrée.</w:t>
-            </w:r>
-          </w:p>
-          <w:p>
-            <w:pPr>
-              <w:spacing w:after="10" w:before="0"/>
-            </w:pPr>
-            <w:r>
-              <w:rPr>
-                <w:rFonts w:ascii="Arial" w:cs="Arial" w:eastAsia="Arial" w:hAnsi="Arial"/>
-                <w:b w:val="false"/>
-                <w:bCs w:val="false"/>
-                <w:i w:val="false"/>
-                <w:iCs w:val="false"/>
-                <w:color w:val="000000"/>
-                <w:sz w:val="22"/>
-                <w:szCs w:val="22"/>
-              </w:rPr>
-              <w:t xml:space="preserve">Surveillance incendie (points chauds) : surveille le risque d’incendie pendant et min. 30 minutes après les travaux. Connaît l’emplacement des extincteurs et la procédure d’alarme.</w:t>
-            </w:r>
-          </w:p>
-          <w:p>
-            <w:pPr>
-              <w:spacing w:after="40" w:before="0"/>
-            </w:pPr>
-            <w:r>
-              <w:rPr>
-                <w:rFonts w:ascii="Arial" w:cs="Arial" w:eastAsia="Arial" w:hAnsi="Arial"/>
-                <w:b w:val="false"/>
-                <w:bCs w:val="false"/>
-                <w:i w:val="false"/>
-                <w:iCs w:val="false"/>
-                <w:color w:val="000000"/>
-                <w:sz w:val="22"/>
-                <w:szCs w:val="22"/>
-              </w:rPr>
-              <w:t xml:space="preserve">Ce sont des attributions de tâches sur le permis, pas des rôles permanents. Assignées nominativement pour chaque travail.</w:t>
+                <w:lang w:val="fr-CH"/>
+              </w:rPr>
+              <w:t>Tâches de sécurité attribuées</w:t>
+            </w:r>
+          </w:p>
+        </w:tc>
+        <w:tc>
+          <w:tcPr>
+            <w:tcW w:type="dxa" w:w="8466"/>
+            <w:gridSpan w:val="1"/>
+            <w:tcBorders>
+              <w:top w:val="single" w:color="CCCCCC" w:sz="1"/>
+              <w:left w:val="single" w:color="CCCCCC" w:sz="1"/>
+              <w:bottom w:val="single" w:color="CCCCCC" w:sz="1"/>
+              <w:right w:val="single" w:color="CCCCCC" w:sz="1"/>
+            </w:tcBorders>
+            <w:tcMar>
+              <w:top w:type="dxa" w:w="50"/>
+              <w:left w:type="dxa" w:w="100"/>
+              <w:bottom w:type="dxa" w:w="50"/>
+              <w:right w:type="dxa" w:w="100"/>
+            </w:tcMar>
+            <w:vAlign w:val="center"/>
+          </w:tcPr>
+          <w:p>
+            <w:pPr>
+              <w:spacing w:after="20" w:before="0"/>
+            </w:pPr>
+            <w:r>
+              <w:rPr>
+                <w:rFonts w:ascii="Arial" w:cs="Arial" w:eastAsia="Arial" w:hAnsi="Arial"/>
+                <w:b w:val="false"/>
+                <w:bCs w:val="false"/>
+                <w:i w:val="false"/>
+                <w:iCs w:val="false"/>
+                <w:color w:val="000000"/>
+                <w:sz w:val="22"/>
+                <w:szCs w:val="22"/>
+                <w:lang w:val="fr-CH"/>
+              </w:rPr>
+              <w:t>Surveillant (espaces confinés) : reste à l’entrée, contrôle l’accès, surveille l’atmosphère, donne l’alarme et déclenche le plan de sauvetage. Aucune autre tâche tant que des personnes se trouvent dans l’espace confiné.</w:t>
+            </w:r>
+          </w:p>
+          <w:p>
+            <w:pPr>
+              <w:spacing w:after="20" w:before="0"/>
+            </w:pPr>
+            <w:r>
+              <w:rPr>
+                <w:rFonts w:ascii="Arial" w:cs="Arial" w:eastAsia="Arial" w:hAnsi="Arial"/>
+                <w:b w:val="false"/>
+                <w:bCs w:val="false"/>
+                <w:i w:val="false"/>
+                <w:iCs w:val="false"/>
+                <w:color w:val="000000"/>
+                <w:sz w:val="22"/>
+                <w:szCs w:val="22"/>
+                <w:lang w:val="fr-CH"/>
+              </w:rPr>
+              <w:t>Surveillance incendie (travaux par points chauds) : surveille tout départ de feu pendant les travaux et durant au moins 30 minutes après leur fin. Connaît l’emplacement des extincteurs et la procédure d’alarme.</w:t>
+            </w:r>
+          </w:p>
+          <w:p>
+            <w:pPr>
+              <w:spacing w:after="20" w:before="0"/>
+            </w:pPr>
+            <w:r>
+              <w:rPr>
+                <w:rFonts w:ascii="Arial" w:cs="Arial" w:eastAsia="Arial" w:hAnsi="Arial"/>
+                <w:b w:val="false"/>
+                <w:bCs w:val="false"/>
+                <w:i w:val="false"/>
+                <w:iCs w:val="false"/>
+                <w:color w:val="000000"/>
+                <w:sz w:val="22"/>
+                <w:szCs w:val="22"/>
+                <w:lang w:val="fr-CH"/>
+              </w:rPr>
+              <w:t>Attribuer nominativement ces tâches de sécurité sur le permis pour chaque travail.</w:t>
             </w:r>
           </w:p>
         </w:tc>
       </w:tr>
       <w:tr>
-        <w:tc>
-          <w:tcPr>
-            <w:tcW w:type="dxa" w:w="3400"/>
+        <w:trPr>
+          <w:cantSplit/>
+        </w:trPr>
+        <w:tc>
+          <w:tcPr>
+            <w:tcW w:type="dxa" w:w="2000"/>
             <w:gridSpan w:val="1"/>
             <w:tcBorders>
               <w:top w:val="single" w:color="CCCCCC" w:sz="1"/>
@@ -819,7 +870,7 @@
           </w:tcPr>
           <w:p>
             <w:pPr>
-              <w:spacing w:after="0" w:before="0"/>
+              <w:spacing w:after="20" w:before="0"/>
               <w:jc w:val="left"/>
             </w:pPr>
             <w:r>
@@ -832,63 +883,66 @@
                 <w:color w:val="000000"/>
                 <w:sz w:val="22"/>
                 <w:szCs w:val="22"/>
-              </w:rPr>
-              <w:t xml:space="preserve">Tous les travailleurs</w:t>
-            </w:r>
-          </w:p>
-        </w:tc>
-        <w:tc>
-          <w:tcPr>
-            <w:tcW w:type="dxa" w:w="7066"/>
-            <w:gridSpan w:val="1"/>
-            <w:tcBorders>
-              <w:top w:val="single" w:color="CCCCCC" w:sz="1"/>
-              <w:left w:val="single" w:color="CCCCCC" w:sz="1"/>
-              <w:bottom w:val="single" w:color="CCCCCC" w:sz="1"/>
-              <w:right w:val="single" w:color="CCCCCC" w:sz="1"/>
-            </w:tcBorders>
-            <w:tcMar>
-              <w:top w:type="dxa" w:w="50"/>
-              <w:left w:type="dxa" w:w="100"/>
-              <w:bottom w:type="dxa" w:w="50"/>
-              <w:right w:type="dxa" w:w="100"/>
-            </w:tcMar>
-            <w:vAlign w:val="center"/>
-          </w:tcPr>
-          <w:p>
-            <w:pPr>
-              <w:spacing w:after="10" w:before="0"/>
-            </w:pPr>
-            <w:r>
-              <w:rPr>
-                <w:rFonts w:ascii="Arial" w:cs="Arial" w:eastAsia="Arial" w:hAnsi="Arial"/>
-                <w:b w:val="false"/>
-                <w:bCs w:val="false"/>
-                <w:i w:val="false"/>
-                <w:iCs w:val="false"/>
-                <w:color w:val="000000"/>
-                <w:sz w:val="22"/>
-                <w:szCs w:val="22"/>
-              </w:rPr>
-              <w:t xml:space="preserve">Lire et signer le permis avant de commencer. Respecter toutes les mesures convenues. STOPPER le travail et signaler immédiatement tout changement de conditions.</w:t>
-            </w:r>
-          </w:p>
-          <w:p>
-            <w:pPr>
-              <w:spacing w:after="40" w:before="0"/>
-            </w:pPr>
-            <w:r>
-              <w:rPr>
-                <w:rFonts w:ascii="Arial" w:cs="Arial" w:eastAsia="Arial" w:hAnsi="Arial"/>
-                <w:b w:val="false"/>
-                <w:bCs w:val="false"/>
-                <w:i w:val="false"/>
-                <w:iCs w:val="false"/>
-                <w:color w:val="000000"/>
-                <w:sz w:val="22"/>
-                <w:szCs w:val="22"/>
-              </w:rPr>
-              <w:t xml:space="preserve">OPA Art. 11 : les travailleurs doivent suivre les consignes de sécurité, utiliser correctement les équipements de protection et ne pas se mettre en danger ni mettre autrui en danger.</w:t>
+                <w:lang w:val="fr-CH"/>
+              </w:rPr>
+              <w:t>Tous les travailleurs</w:t>
+            </w:r>
+          </w:p>
+        </w:tc>
+        <w:tc>
+          <w:tcPr>
+            <w:tcW w:type="dxa" w:w="8466"/>
+            <w:gridSpan w:val="1"/>
+            <w:tcBorders>
+              <w:top w:val="single" w:color="CCCCCC" w:sz="1"/>
+              <w:left w:val="single" w:color="CCCCCC" w:sz="1"/>
+              <w:bottom w:val="single" w:color="CCCCCC" w:sz="1"/>
+              <w:right w:val="single" w:color="CCCCCC" w:sz="1"/>
+            </w:tcBorders>
+            <w:tcMar>
+              <w:top w:type="dxa" w:w="50"/>
+              <w:left w:type="dxa" w:w="100"/>
+              <w:bottom w:type="dxa" w:w="50"/>
+              <w:right w:type="dxa" w:w="100"/>
+            </w:tcMar>
+            <w:vAlign w:val="center"/>
+          </w:tcPr>
+          <w:p>
+            <w:pPr>
+              <w:spacing w:after="20" w:before="0"/>
+            </w:pPr>
+            <w:r>
+              <w:rPr>
+                <w:rFonts w:ascii="Arial" w:cs="Arial" w:eastAsia="Arial" w:hAnsi="Arial"/>
+                <w:b w:val="false"/>
+                <w:bCs w:val="false"/>
+                <w:i w:val="false"/>
+                <w:iCs w:val="false"/>
+                <w:color w:val="000000"/>
+                <w:sz w:val="22"/>
+                <w:szCs w:val="22"/>
+                <w:lang w:val="fr-CH"/>
+              </w:rPr>
+              <w:t>Lire et signer le permis avant de commencer. Respecter les mesures convenues. En cas de changement des conditions : ARRÊTER LE TRAVAIL et le signaler immédiatement.</w:t>
+            </w:r>
+          </w:p>
+          <w:p>
+            <w:pPr>
+              <w:spacing w:after="20" w:before="0"/>
+            </w:pPr>
+            <w:r>
+              <w:rPr>
+                <w:rFonts w:ascii="Arial" w:cs="Arial" w:eastAsia="Arial" w:hAnsi="Arial"/>
+                <w:b w:val="false"/>
+                <w:bCs w:val="false"/>
+                <w:i w:val="false"/>
+                <w:iCs w:val="false"/>
+                <w:color w:val="000000"/>
+                <w:sz w:val="22"/>
+                <w:szCs w:val="22"/>
+                <w:lang w:val="fr-CH"/>
+              </w:rPr>
+              <w:t>OPA art. 11 : les travailleurs doivent suivre les consignes de sécurité, utiliser correctement les équipements de protection et ne pas se mettre en danger ni mettre autrui en danger.</w:t>
             </w:r>
           </w:p>
         </w:tc>
@@ -896,6 +950,7 @@
     </w:tbl>
     <w:p>
       <w:pPr>
+        <w:keepNext/>
         <w:spacing w:after="40" w:before="140"/>
       </w:pPr>
       <w:r>
@@ -908,8 +963,9 @@
           <w:color w:val="C04E1A"/>
           <w:sz w:val="26"/>
           <w:szCs w:val="26"/>
+          <w:lang w:val="fr-CH"/>
         </w:rPr>
-        <w:t xml:space="preserve">PROCÉDURE</w:t>
+        <w:t>PROCÉDURE</w:t>
       </w:r>
     </w:p>
     <w:tbl>
@@ -930,6 +986,9 @@
         <w:gridCol w:w="7866"/>
       </w:tblGrid>
       <w:tr>
+        <w:trPr>
+          <w:cantSplit/>
+        </w:trPr>
         <w:tc>
           <w:tcPr>
             <w:tcW w:type="dxa" w:w="600"/>
@@ -964,8 +1023,9 @@
                 <w:color w:val="000000"/>
                 <w:sz w:val="22"/>
                 <w:szCs w:val="22"/>
-              </w:rPr>
-              <w:t xml:space="preserve">#</w:t>
+                <w:lang w:val="fr-CH"/>
+              </w:rPr>
+              <w:t>N°</w:t>
             </w:r>
           </w:p>
         </w:tc>
@@ -1003,8 +1063,9 @@
                 <w:color w:val="000000"/>
                 <w:sz w:val="22"/>
                 <w:szCs w:val="22"/>
-              </w:rPr>
-              <w:t xml:space="preserve">Étape</w:t>
+                <w:lang w:val="fr-CH"/>
+              </w:rPr>
+              <w:t>Étape</w:t>
             </w:r>
           </w:p>
         </w:tc>
@@ -1042,13 +1103,17 @@
                 <w:color w:val="000000"/>
                 <w:sz w:val="22"/>
                 <w:szCs w:val="22"/>
-              </w:rPr>
-              <w:t xml:space="preserve">Détail</w:t>
+                <w:lang w:val="fr-CH"/>
+              </w:rPr>
+              <w:t>Détail</w:t>
             </w:r>
           </w:p>
         </w:tc>
       </w:tr>
       <w:tr>
+        <w:trPr>
+          <w:cantSplit/>
+        </w:trPr>
         <w:tc>
           <w:tcPr>
             <w:tcW w:type="dxa" w:w="600"/>
@@ -1082,8 +1147,9 @@
                 <w:color w:val="000000"/>
                 <w:sz w:val="22"/>
                 <w:szCs w:val="22"/>
-              </w:rPr>
-              <w:t xml:space="preserve">1</w:t>
+                <w:lang w:val="fr-CH"/>
+              </w:rPr>
+              <w:t>1</w:t>
             </w:r>
           </w:p>
         </w:tc>
@@ -1120,8 +1186,9 @@
                 <w:color w:val="000000"/>
                 <w:sz w:val="22"/>
                 <w:szCs w:val="22"/>
-              </w:rPr>
-              <w:t xml:space="preserve">DEMANDE</w:t>
+                <w:lang w:val="fr-CH"/>
+              </w:rPr>
+              <w:t>DEMANDER</w:t>
             </w:r>
           </w:p>
         </w:tc>
@@ -1157,8 +1224,9 @@
                 <w:color w:val="000000"/>
                 <w:sz w:val="22"/>
                 <w:szCs w:val="22"/>
-              </w:rPr>
-              <w:t xml:space="preserve">Le/la chef/fe de travaux définit la portée : quoi, où, comment, avec quels outils (Section 1 du permis).</w:t>
+                <w:lang w:val="fr-CH"/>
+              </w:rPr>
+              <w:t>Le/la chef/fe de travaux décrit les travaux : quoi, où, comment et avec quels outils (section 1).</w:t>
             </w:r>
           </w:p>
           <w:p>
@@ -1175,13 +1243,17 @@
                 <w:color w:val="000000"/>
                 <w:sz w:val="22"/>
                 <w:szCs w:val="22"/>
-              </w:rPr>
-              <w:t xml:space="preserve">Contacter la personne responsable pour initier le processus de permis.</w:t>
+                <w:lang w:val="fr-CH"/>
+              </w:rPr>
+              <w:t>Contacter la personne responsable pour lancer la procédure de permis.</w:t>
             </w:r>
           </w:p>
         </w:tc>
       </w:tr>
       <w:tr>
+        <w:trPr>
+          <w:cantSplit/>
+        </w:trPr>
         <w:tc>
           <w:tcPr>
             <w:tcW w:type="dxa" w:w="600"/>
@@ -1215,8 +1287,9 @@
                 <w:color w:val="000000"/>
                 <w:sz w:val="22"/>
                 <w:szCs w:val="22"/>
-              </w:rPr>
-              <w:t xml:space="preserve">2</w:t>
+                <w:lang w:val="fr-CH"/>
+              </w:rPr>
+              <w:t>2</w:t>
             </w:r>
           </w:p>
         </w:tc>
@@ -1253,8 +1326,9 @@
                 <w:color w:val="000000"/>
                 <w:sz w:val="22"/>
                 <w:szCs w:val="22"/>
-              </w:rPr>
-              <w:t xml:space="preserve">ÉVALUER</w:t>
+                <w:lang w:val="fr-CH"/>
+              </w:rPr>
+              <w:t>ÉVALUER</w:t>
             </w:r>
           </w:p>
         </w:tc>
@@ -1290,8 +1364,9 @@
                 <w:color w:val="000000"/>
                 <w:sz w:val="22"/>
                 <w:szCs w:val="22"/>
-              </w:rPr>
-              <w:t xml:space="preserve">Ensemble, identifier les permiss nécessaires (Section 2 — tableau déclencheur).</w:t>
+                <w:lang w:val="fr-CH"/>
+              </w:rPr>
+              <w:t>Déterminer ensemble les permis et les autres mesures nécessaires à l’aide du tableau des activités de la section 2.</w:t>
             </w:r>
           </w:p>
           <w:p>
@@ -1308,8 +1383,9 @@
                 <w:color w:val="000000"/>
                 <w:sz w:val="22"/>
                 <w:szCs w:val="22"/>
-              </w:rPr>
-              <w:t xml:space="preserve">Parcourir le travail étape par étape. Pour chaque étape, identifier les dangers et convenir des mesures (Section 3 — Analyse des dangers).</w:t>
+                <w:lang w:val="fr-CH"/>
+              </w:rPr>
+              <w:t>Examiner chaque étape de travail, identifier ses dangers et convenir des mesures (section 3).</w:t>
             </w:r>
           </w:p>
           <w:p>
@@ -1326,13 +1402,17 @@
                 <w:color w:val="000000"/>
                 <w:sz w:val="22"/>
                 <w:szCs w:val="22"/>
-              </w:rPr>
-              <w:t xml:space="preserve">Appliquer la hiérarchie : éliminer le danger → protection collective → protection individuelle.</w:t>
+                <w:lang w:val="fr-CH"/>
+              </w:rPr>
+              <w:t>Appliquer la hiérarchie : éliminer le danger → protection collective → protection individuelle.</w:t>
             </w:r>
           </w:p>
         </w:tc>
       </w:tr>
       <w:tr>
+        <w:trPr>
+          <w:cantSplit/>
+        </w:trPr>
         <w:tc>
           <w:tcPr>
             <w:tcW w:type="dxa" w:w="600"/>
@@ -1366,8 +1446,9 @@
                 <w:color w:val="000000"/>
                 <w:sz w:val="22"/>
                 <w:szCs w:val="22"/>
-              </w:rPr>
-              <w:t xml:space="preserve">3</w:t>
+                <w:lang w:val="fr-CH"/>
+              </w:rPr>
+              <w:t>3</w:t>
             </w:r>
           </w:p>
         </w:tc>
@@ -1404,8 +1485,9 @@
                 <w:color w:val="000000"/>
                 <w:sz w:val="22"/>
                 <w:szCs w:val="22"/>
-              </w:rPr>
-              <w:t xml:space="preserve">PRÉPARER</w:t>
+                <w:lang w:val="fr-CH"/>
+              </w:rPr>
+              <w:t>PRÉPARER</w:t>
             </w:r>
           </w:p>
         </w:tc>
@@ -1441,8 +1523,9 @@
                 <w:color w:val="000000"/>
                 <w:sz w:val="22"/>
                 <w:szCs w:val="22"/>
-              </w:rPr>
-              <w:t xml:space="preserve">Mettre en œuvre toutes les mesures avant le début des travaux : isolations, barrières, ventilation, EPI.</w:t>
+                <w:lang w:val="fr-CH"/>
+              </w:rPr>
+              <w:t>Mettre en place toutes les mesures avant les travaux : consignation des énergies, barrières, ventilation, EPI.</w:t>
             </w:r>
           </w:p>
           <w:p>
@@ -1459,13 +1542,17 @@
                 <w:color w:val="000000"/>
                 <w:sz w:val="22"/>
                 <w:szCs w:val="22"/>
-              </w:rPr>
-              <w:t xml:space="preserve">Compléter tous les permiss requis. Attribuer nominativement les tâches de sécurité (surveillant, veille incendie).</w:t>
+                <w:lang w:val="fr-CH"/>
+              </w:rPr>
+              <w:t>Compléter les permis requis. Attribuer nominativement les tâches de sécurité, notamment la surveillance des espaces confinés et la surveillance incendie.</w:t>
             </w:r>
           </w:p>
         </w:tc>
       </w:tr>
       <w:tr>
+        <w:trPr>
+          <w:cantSplit/>
+        </w:trPr>
         <w:tc>
           <w:tcPr>
             <w:tcW w:type="dxa" w:w="600"/>
@@ -1499,8 +1586,9 @@
                 <w:color w:val="000000"/>
                 <w:sz w:val="22"/>
                 <w:szCs w:val="22"/>
-              </w:rPr>
-              <w:t xml:space="preserve">4</w:t>
+                <w:lang w:val="fr-CH"/>
+              </w:rPr>
+              <w:t>4</w:t>
             </w:r>
           </w:p>
         </w:tc>
@@ -1537,8 +1625,9 @@
                 <w:color w:val="000000"/>
                 <w:sz w:val="22"/>
                 <w:szCs w:val="22"/>
-              </w:rPr>
-              <w:t xml:space="preserve">ÉMETTRE</w:t>
+                <w:lang w:val="fr-CH"/>
+              </w:rPr>
+              <w:t>AUTORISER</w:t>
             </w:r>
           </w:p>
         </w:tc>
@@ -1574,8 +1663,9 @@
                 <w:color w:val="000000"/>
                 <w:sz w:val="22"/>
                 <w:szCs w:val="22"/>
-              </w:rPr>
-              <w:t xml:space="preserve">La personne responsable inspecte le site pour confirmer que les mesures sont en place.</w:t>
+                <w:lang w:val="fr-CH"/>
+              </w:rPr>
+              <w:t>La personne responsable inspecte le lieu de travail et confirme que les mesures sont en place.</w:t>
             </w:r>
           </w:p>
           <w:p>
@@ -1592,13 +1682,17 @@
                 <w:color w:val="000000"/>
                 <w:sz w:val="22"/>
                 <w:szCs w:val="22"/>
-              </w:rPr>
-              <w:t xml:space="preserve">Les deux signent. Le/la chef/fe de travaux instruit l’équipe. Tous les travailleurs lisent et signent le permis.</w:t>
+                <w:lang w:val="fr-CH"/>
+              </w:rPr>
+              <w:t>Les deux signent. Le/la chef/fe de travaux instruit l’équipe. Tous les travailleurs lisent et signent le permis.</w:t>
             </w:r>
           </w:p>
         </w:tc>
       </w:tr>
       <w:tr>
+        <w:trPr>
+          <w:cantSplit/>
+        </w:trPr>
         <w:tc>
           <w:tcPr>
             <w:tcW w:type="dxa" w:w="600"/>
@@ -1632,8 +1726,9 @@
                 <w:color w:val="000000"/>
                 <w:sz w:val="22"/>
                 <w:szCs w:val="22"/>
-              </w:rPr>
-              <w:t xml:space="preserve">5</w:t>
+                <w:lang w:val="fr-CH"/>
+              </w:rPr>
+              <w:t>5</w:t>
             </w:r>
           </w:p>
         </w:tc>
@@ -1670,8 +1765,9 @@
                 <w:color w:val="000000"/>
                 <w:sz w:val="22"/>
                 <w:szCs w:val="22"/>
-              </w:rPr>
-              <w:t xml:space="preserve">EXÉCUTER</w:t>
+                <w:lang w:val="fr-CH"/>
+              </w:rPr>
+              <w:t>EXÉCUTER</w:t>
             </w:r>
           </w:p>
         </w:tc>
@@ -1707,8 +1803,9 @@
                 <w:color w:val="000000"/>
                 <w:sz w:val="22"/>
                 <w:szCs w:val="22"/>
-              </w:rPr>
-              <w:t xml:space="preserve">Les travaux se déroulent dans le cadre du permis. La personne responsable contrôle régulièrement.</w:t>
+                <w:lang w:val="fr-CH"/>
+              </w:rPr>
+              <w:t>Les travaux restent dans le cadre du permis. La personne responsable contrôle régulièrement.</w:t>
             </w:r>
           </w:p>
           <w:p>
@@ -1725,13 +1822,17 @@
                 <w:color w:val="000000"/>
                 <w:sz w:val="22"/>
                 <w:szCs w:val="22"/>
-              </w:rPr>
-              <w:t xml:space="preserve">En cas de changement de conditions ou de nouveaux dangers : STOPPER LE TRAVAIL. Réévaluer avant de continuer.</w:t>
+                <w:lang w:val="fr-CH"/>
+              </w:rPr>
+              <w:t>En cas de changement des conditions ou de nouveaux dangers : ARRÊTER LE TRAVAIL. Réévaluer avant de continuer.</w:t>
             </w:r>
           </w:p>
         </w:tc>
       </w:tr>
       <w:tr>
+        <w:trPr>
+          <w:cantSplit/>
+        </w:trPr>
         <w:tc>
           <w:tcPr>
             <w:tcW w:type="dxa" w:w="600"/>
@@ -1765,8 +1866,9 @@
                 <w:color w:val="000000"/>
                 <w:sz w:val="22"/>
                 <w:szCs w:val="22"/>
-              </w:rPr>
-              <w:t xml:space="preserve">6</w:t>
+                <w:lang w:val="fr-CH"/>
+              </w:rPr>
+              <w:t>6</w:t>
             </w:r>
           </w:p>
         </w:tc>
@@ -1803,8 +1905,9 @@
                 <w:color w:val="000000"/>
                 <w:sz w:val="22"/>
                 <w:szCs w:val="22"/>
-              </w:rPr>
-              <w:t xml:space="preserve">CLÔTURER</w:t>
+                <w:lang w:val="fr-CH"/>
+              </w:rPr>
+              <w:t>CLÔTURER</w:t>
             </w:r>
           </w:p>
         </w:tc>
@@ -1840,8 +1943,9 @@
                 <w:color w:val="000000"/>
                 <w:sz w:val="22"/>
                 <w:szCs w:val="22"/>
-              </w:rPr>
-              <w:t xml:space="preserve">Les deux inspectent la zone. Retirer les isolations. Confirmer que c’est sûr et propre. Les deux signent la clôture.</w:t>
+                <w:lang w:val="fr-CH"/>
+              </w:rPr>
+              <w:t>Les deux inspectent la zone. Déconsigner les énergies. Confirmer que la zone est sûre et rangée. Les deux signent la clôture.</w:t>
             </w:r>
           </w:p>
         </w:tc>
@@ -1849,6 +1953,7 @@
     </w:tbl>
     <w:p>
       <w:pPr>
+        <w:keepNext/>
         <w:spacing w:after="40" w:before="140"/>
       </w:pPr>
       <w:r>
@@ -1861,8 +1966,9 @@
           <w:color w:val="C04E1A"/>
           <w:sz w:val="26"/>
           <w:szCs w:val="26"/>
+          <w:lang w:val="fr-CH"/>
         </w:rPr>
-        <w:t xml:space="preserve">SUSPENSION, PROLONGATION &amp; ANNULATION</w:t>
+        <w:t>SUSPENSION PROLONGATION ET ANNULATION</w:t>
       </w:r>
     </w:p>
     <w:tbl>
@@ -1882,6 +1988,9 @@
         <w:gridCol w:w="8066"/>
       </w:tblGrid>
       <w:tr>
+        <w:trPr>
+          <w:cantSplit/>
+        </w:trPr>
         <w:tc>
           <w:tcPr>
             <w:tcW w:type="dxa" w:w="2400"/>
@@ -1916,8 +2025,9 @@
                 <w:color w:val="000000"/>
                 <w:sz w:val="22"/>
                 <w:szCs w:val="22"/>
-              </w:rPr>
-              <w:t xml:space="preserve">Suspension</w:t>
+                <w:lang w:val="fr-CH"/>
+              </w:rPr>
+              <w:t>Suspension</w:t>
             </w:r>
           </w:p>
         </w:tc>
@@ -1954,13 +2064,17 @@
                 <w:color w:val="000000"/>
                 <w:sz w:val="22"/>
                 <w:szCs w:val="22"/>
-              </w:rPr>
-              <w:t xml:space="preserve">Automatique en fin de poste, lors d’alarmes d’urgence ou à la discrétion de la personne responsable. Les cadenas et étiquettes restent en place.</w:t>
+                <w:lang w:val="fr-CH"/>
+              </w:rPr>
+              <w:t>Automatique en fin de poste, lors d’alarmes d’urgence ou sur décision de la personne responsable. Les cadenas et les étiquettes restent en place.</w:t>
             </w:r>
           </w:p>
         </w:tc>
       </w:tr>
       <w:tr>
+        <w:trPr>
+          <w:cantSplit/>
+        </w:trPr>
         <w:tc>
           <w:tcPr>
             <w:tcW w:type="dxa" w:w="2400"/>
@@ -1995,8 +2109,9 @@
                 <w:color w:val="000000"/>
                 <w:sz w:val="22"/>
                 <w:szCs w:val="22"/>
-              </w:rPr>
-              <w:t xml:space="preserve">Prolongation</w:t>
+                <w:lang w:val="fr-CH"/>
+              </w:rPr>
+              <w:t>Prolongation</w:t>
             </w:r>
           </w:p>
         </w:tc>
@@ -2033,13 +2148,17 @@
                 <w:color w:val="000000"/>
                 <w:sz w:val="22"/>
                 <w:szCs w:val="22"/>
-              </w:rPr>
-              <w:t xml:space="preserve">Même travail, mêmes conditions le jour suivant : les deux réinspectent et signent la prolongation. Max. 5 jours — puis émettre un nouveau permis.</w:t>
+                <w:lang w:val="fr-CH"/>
+              </w:rPr>
+              <w:t>Pour les mêmes travaux dans des conditions inchangées le lendemain, les deux réinspectent et signent la prolongation. Maximum 5 jours; ensuite, émettre un nouveau permis.</w:t>
             </w:r>
           </w:p>
         </w:tc>
       </w:tr>
       <w:tr>
+        <w:trPr>
+          <w:cantSplit/>
+        </w:trPr>
         <w:tc>
           <w:tcPr>
             <w:tcW w:type="dxa" w:w="2400"/>
@@ -2074,8 +2193,9 @@
                 <w:color w:val="000000"/>
                 <w:sz w:val="22"/>
                 <w:szCs w:val="22"/>
-              </w:rPr>
-              <w:t xml:space="preserve">Annulation</w:t>
+                <w:lang w:val="fr-CH"/>
+              </w:rPr>
+              <w:t>Annulation</w:t>
             </w:r>
           </w:p>
         </w:tc>
@@ -2112,8 +2232,9 @@
                 <w:color w:val="000000"/>
                 <w:sz w:val="22"/>
                 <w:szCs w:val="22"/>
-              </w:rPr>
-              <w:t xml:space="preserve">En cas de changement fondamental des conditions, le permis est annulé. Un nouveau permis avec une nouvelle évaluation est requis.</w:t>
+                <w:lang w:val="fr-CH"/>
+              </w:rPr>
+              <w:t>Annuler le permis si les conditions changent fondamentalement. Réévaluer les travaux et émettre un nouveau permis.</w:t>
             </w:r>
           </w:p>
         </w:tc>
@@ -2121,6 +2242,7 @@
     </w:tbl>
     <w:p>
       <w:pPr>
+        <w:keepNext/>
         <w:spacing w:after="40" w:before="140"/>
       </w:pPr>
       <w:r>
@@ -2133,8 +2255,9 @@
           <w:color w:val="C04E1A"/>
           <w:sz w:val="26"/>
           <w:szCs w:val="26"/>
+          <w:lang w:val="fr-CH"/>
         </w:rPr>
-        <w:t xml:space="preserve">ARCHIVAGE</w:t>
+        <w:t>ARCHIVAGE</w:t>
       </w:r>
     </w:p>
     <w:p>
@@ -2151,17 +2274,24 @@
           <w:color w:val="000000"/>
           <w:sz w:val="22"/>
           <w:szCs w:val="22"/>
+          <w:lang w:val="fr-CH"/>
         </w:rPr>
-        <w:t xml:space="preserve">Enregistrer tous les permis dans le registre des permis. Archiver les permis clôturés pendant au moins 2 ans.</w:t>
-      </w:r>
-    </w:p>
-    <w:p>
-      <w:r>
-        <w:br w:type="page"/>
+        <w:t>Enregistrer tous les permis dans le registre des permis. Conserver les permis clôturés pendant au moins 2 ans.</w:t>
       </w:r>
     </w:p>
     <w:p>
       <w:pPr>
+        <w:spacing w:line="20" w:lineRule="exact" w:before="0" w:after="0"/>
+      </w:pPr>
+      <w:r>
+        <w:rPr>
+          <w:sz w:val="2"/>
+        </w:rPr>
+      </w:r>
+    </w:p>
+    <w:p>
+      <w:pPr>
+        <w:pageBreakBefore/>
         <w:spacing w:after="0" w:before="0"/>
         <w:jc w:val="center"/>
       </w:pPr>
@@ -2175,8 +2305,9 @@
           <w:color w:val="C04E1A"/>
           <w:sz w:val="32"/>
           <w:szCs w:val="32"/>
+          <w:lang w:val="fr-CH"/>
         </w:rPr>
-        <w:t xml:space="preserve">PERMIS DE TRAVAIL — RÉFÉRENCE RAPIDE</w:t>
+        <w:t>AIDE-MÉMOIRE DU PERMIS DE TRAVAIL</w:t>
       </w:r>
     </w:p>
     <w:p>
@@ -2194,18 +2325,20 @@
           <w:color w:val="999999"/>
           <w:sz w:val="20"/>
           <w:szCs w:val="20"/>
+          <w:lang w:val="fr-CH"/>
         </w:rPr>
-        <w:t xml:space="preserve">Afficher au poste d’émission des permis</w:t>
+        <w:t>Afficher au poste d’émission des permis</w:t>
       </w:r>
     </w:p>
     <w:p>
       <w:pPr>
-        <w:spacing w:after="0" w:before="60"/>
+        <w:spacing w:after="0" w:before="0" w:line="40" w:lineRule="exact"/>
       </w:pPr>
     </w:p>
     <w:p>
       <w:pPr>
-        <w:spacing w:after="40" w:before="140"/>
+        <w:keepNext/>
+        <w:spacing w:after="40" w:before="60"/>
       </w:pPr>
       <w:r>
         <w:rPr>
@@ -2217,8 +2350,9 @@
           <w:color w:val="C04E1A"/>
           <w:sz w:val="26"/>
           <w:szCs w:val="26"/>
+          <w:lang w:val="fr-CH"/>
         </w:rPr>
-        <w:t xml:space="preserve">QUAND UN PERMIS EST-IL REQUIS ?</w:t>
+        <w:t>QUAND UN PERMIS EST-IL REQUIS ?</w:t>
       </w:r>
     </w:p>
     <w:tbl>
@@ -2238,6 +2372,9 @@
         <w:gridCol w:w="7666"/>
       </w:tblGrid>
       <w:tr>
+        <w:trPr>
+          <w:cantSplit/>
+        </w:trPr>
         <w:tc>
           <w:tcPr>
             <w:tcW w:type="dxa" w:w="2800"/>
@@ -2272,8 +2409,9 @@
                 <w:color w:val="000000"/>
                 <w:sz w:val="22"/>
                 <w:szCs w:val="22"/>
-              </w:rPr>
-              <w:t xml:space="preserve">Toujours :</w:t>
+                <w:lang w:val="fr-CH"/>
+              </w:rPr>
+              <w:t>Toujours :</w:t>
             </w:r>
           </w:p>
         </w:tc>
@@ -2309,8 +2447,9 @@
                 <w:color w:val="000000"/>
                 <w:sz w:val="22"/>
                 <w:szCs w:val="22"/>
-              </w:rPr>
-              <w:t xml:space="preserve">Travaux par points chauds (soudage, meulage, découpage, flamme nue)</w:t>
+                <w:lang w:val="fr-CH"/>
+              </w:rPr>
+              <w:t>Travaux par points chauds (soudage, meulage, découpage, flamme nue)</w:t>
             </w:r>
           </w:p>
           <w:p>
@@ -2327,8 +2466,9 @@
                 <w:color w:val="000000"/>
                 <w:sz w:val="22"/>
                 <w:szCs w:val="22"/>
-              </w:rPr>
-              <w:t xml:space="preserve">Entrée en espace confiné</w:t>
+                <w:lang w:val="fr-CH"/>
+              </w:rPr>
+              <w:t>Entrée en espace confiné</w:t>
             </w:r>
           </w:p>
           <w:p>
@@ -2345,8 +2485,9 @@
                 <w:color w:val="000000"/>
                 <w:sz w:val="22"/>
                 <w:szCs w:val="22"/>
-              </w:rPr>
-              <w:t xml:space="preserve">Travaux en hauteur (risque de chute)</w:t>
+                <w:lang w:val="fr-CH"/>
+              </w:rPr>
+              <w:t>Travaux en hauteur avec risque de chute</w:t>
             </w:r>
           </w:p>
           <w:p>
@@ -2363,13 +2504,17 @@
                 <w:color w:val="000000"/>
                 <w:sz w:val="22"/>
                 <w:szCs w:val="22"/>
-              </w:rPr>
-              <w:t xml:space="preserve">Isolation énergétique (LOTO)</w:t>
+                <w:lang w:val="fr-CH"/>
+              </w:rPr>
+              <w:t>Consignation des énergies (LOTO)</w:t>
             </w:r>
           </w:p>
         </w:tc>
       </w:tr>
       <w:tr>
+        <w:trPr>
+          <w:cantSplit/>
+        </w:trPr>
         <w:tc>
           <w:tcPr>
             <w:tcW w:type="dxa" w:w="2800"/>
@@ -2404,8 +2549,9 @@
                 <w:color w:val="000000"/>
                 <w:sz w:val="22"/>
                 <w:szCs w:val="22"/>
-              </w:rPr>
-              <w:t xml:space="preserve">À discrétion :</w:t>
+                <w:lang w:val="fr-CH"/>
+              </w:rPr>
+              <w:t>Selon l’évaluation :</w:t>
             </w:r>
           </w:p>
         </w:tc>
@@ -2441,8 +2587,9 @@
                 <w:color w:val="000000"/>
                 <w:sz w:val="22"/>
                 <w:szCs w:val="22"/>
-              </w:rPr>
-              <w:t xml:space="preserve">Tout travail non routinier pouvant affecter les personnes, les installations ou l’environnement</w:t>
+                <w:lang w:val="fr-CH"/>
+              </w:rPr>
+              <w:t>Travaux non habituels pouvant affecter les personnes, les installations ou l’environnement</w:t>
             </w:r>
           </w:p>
           <w:p>
@@ -2459,8 +2606,9 @@
                 <w:color w:val="000000"/>
                 <w:sz w:val="22"/>
                 <w:szCs w:val="22"/>
-              </w:rPr>
-              <w:t xml:space="preserve">Travaux pouvant entrer en conflit avec d’autres activités dans la zone</w:t>
+                <w:lang w:val="fr-CH"/>
+              </w:rPr>
+              <w:t>Travaux pouvant entrer en conflit avec d’autres activités dans la zone</w:t>
             </w:r>
           </w:p>
         </w:tc>
@@ -2468,7 +2616,8 @@
     </w:tbl>
     <w:p>
       <w:pPr>
-        <w:spacing w:after="40" w:before="140"/>
+        <w:keepNext/>
+        <w:spacing w:after="40" w:before="60"/>
       </w:pPr>
       <w:r>
         <w:rPr>
@@ -2480,8 +2629,9 @@
           <w:color w:val="C04E1A"/>
           <w:sz w:val="26"/>
           <w:szCs w:val="26"/>
+          <w:lang w:val="fr-CH"/>
         </w:rPr>
-        <w:t xml:space="preserve">RÔLES</w:t>
+        <w:t>RÔLES</w:t>
       </w:r>
     </w:p>
     <w:tbl>
@@ -2497,13 +2647,16 @@
         </w:tblBorders>
       </w:tblPr>
       <w:tblGrid>
-        <w:gridCol w:w="2800"/>
-        <w:gridCol w:w="7666"/>
+        <w:gridCol w:w="2400"/>
+        <w:gridCol w:w="8066"/>
       </w:tblGrid>
       <w:tr>
-        <w:tc>
-          <w:tcPr>
-            <w:tcW w:type="dxa" w:w="2800"/>
+        <w:trPr>
+          <w:cantSplit/>
+        </w:trPr>
+        <w:tc>
+          <w:tcPr>
+            <w:tcW w:type="dxa" w:w="2400"/>
             <w:gridSpan w:val="1"/>
             <w:tcBorders>
               <w:top w:val="single" w:color="CCCCCC" w:sz="1"/>
@@ -2535,54 +2688,59 @@
                 <w:color w:val="000000"/>
                 <w:sz w:val="22"/>
                 <w:szCs w:val="22"/>
-              </w:rPr>
-              <w:t xml:space="preserve">Personne responsable</w:t>
-            </w:r>
-          </w:p>
-        </w:tc>
-        <w:tc>
-          <w:tcPr>
-            <w:tcW w:type="dxa" w:w="7666"/>
-            <w:gridSpan w:val="1"/>
-            <w:tcBorders>
-              <w:top w:val="single" w:color="CCCCCC" w:sz="1"/>
-              <w:left w:val="single" w:color="CCCCCC" w:sz="1"/>
-              <w:bottom w:val="single" w:color="CCCCCC" w:sz="1"/>
-              <w:right w:val="single" w:color="CCCCCC" w:sz="1"/>
-            </w:tcBorders>
-            <w:tcMar>
-              <w:top w:type="dxa" w:w="50"/>
-              <w:left w:type="dxa" w:w="100"/>
-              <w:bottom w:type="dxa" w:w="50"/>
-              <w:right w:type="dxa" w:w="100"/>
-            </w:tcMar>
-            <w:vAlign w:val="center"/>
-          </w:tcPr>
-          <w:p>
-            <w:pPr>
-              <w:spacing w:after="0" w:before="0"/>
-              <w:jc w:val="left"/>
-            </w:pPr>
-            <w:r>
-              <w:rPr>
-                <w:rFonts w:ascii="Arial" w:cs="Arial" w:eastAsia="Arial" w:hAnsi="Arial"/>
-                <w:b w:val="false"/>
-                <w:bCs w:val="false"/>
-                <w:i w:val="false"/>
-                <w:iCs w:val="false"/>
-                <w:color w:val="000000"/>
-                <w:sz w:val="22"/>
-                <w:szCs w:val="22"/>
-              </w:rPr>
-              <w:t xml:space="preserve">Autorise les travaux. Vérifie la sécurité du site. Contrôle la conformité. Clôture le permis.</w:t>
+                <w:lang w:val="fr-CH"/>
+              </w:rPr>
+              <w:t>Personne responsable</w:t>
+            </w:r>
+          </w:p>
+        </w:tc>
+        <w:tc>
+          <w:tcPr>
+            <w:tcW w:type="dxa" w:w="8066"/>
+            <w:gridSpan w:val="1"/>
+            <w:tcBorders>
+              <w:top w:val="single" w:color="CCCCCC" w:sz="1"/>
+              <w:left w:val="single" w:color="CCCCCC" w:sz="1"/>
+              <w:bottom w:val="single" w:color="CCCCCC" w:sz="1"/>
+              <w:right w:val="single" w:color="CCCCCC" w:sz="1"/>
+            </w:tcBorders>
+            <w:tcMar>
+              <w:top w:type="dxa" w:w="50"/>
+              <w:left w:type="dxa" w:w="100"/>
+              <w:bottom w:type="dxa" w:w="50"/>
+              <w:right w:type="dxa" w:w="100"/>
+            </w:tcMar>
+            <w:vAlign w:val="center"/>
+          </w:tcPr>
+          <w:p>
+            <w:pPr>
+              <w:spacing w:after="0" w:before="0"/>
+              <w:jc w:val="left"/>
+            </w:pPr>
+            <w:r>
+              <w:rPr>
+                <w:rFonts w:ascii="Arial" w:cs="Arial" w:eastAsia="Arial" w:hAnsi="Arial"/>
+                <w:b w:val="false"/>
+                <w:bCs w:val="false"/>
+                <w:i w:val="false"/>
+                <w:iCs w:val="false"/>
+                <w:color w:val="000000"/>
+                <w:sz w:val="22"/>
+                <w:szCs w:val="22"/>
+                <w:lang w:val="fr-CH"/>
+              </w:rPr>
+              <w:t>Autorise les travaux. Vérifie la sécurité du lieu de travail et le respect des mesures. Clôture le permis.</w:t>
             </w:r>
           </w:p>
         </w:tc>
       </w:tr>
       <w:tr>
-        <w:tc>
-          <w:tcPr>
-            <w:tcW w:type="dxa" w:w="2800"/>
+        <w:trPr>
+          <w:cantSplit/>
+        </w:trPr>
+        <w:tc>
+          <w:tcPr>
+            <w:tcW w:type="dxa" w:w="2400"/>
             <w:gridSpan w:val="1"/>
             <w:tcBorders>
               <w:top w:val="single" w:color="CCCCCC" w:sz="1"/>
@@ -2614,54 +2772,59 @@
                 <w:color w:val="000000"/>
                 <w:sz w:val="22"/>
                 <w:szCs w:val="22"/>
-              </w:rPr>
-              <w:t xml:space="preserve">Chef/fe de travaux</w:t>
-            </w:r>
-          </w:p>
-        </w:tc>
-        <w:tc>
-          <w:tcPr>
-            <w:tcW w:type="dxa" w:w="7666"/>
-            <w:gridSpan w:val="1"/>
-            <w:tcBorders>
-              <w:top w:val="single" w:color="CCCCCC" w:sz="1"/>
-              <w:left w:val="single" w:color="CCCCCC" w:sz="1"/>
-              <w:bottom w:val="single" w:color="CCCCCC" w:sz="1"/>
-              <w:right w:val="single" w:color="CCCCCC" w:sz="1"/>
-            </w:tcBorders>
-            <w:tcMar>
-              <w:top w:type="dxa" w:w="50"/>
-              <w:left w:type="dxa" w:w="100"/>
-              <w:bottom w:type="dxa" w:w="50"/>
-              <w:right w:type="dxa" w:w="100"/>
-            </w:tcMar>
-            <w:vAlign w:val="center"/>
-          </w:tcPr>
-          <w:p>
-            <w:pPr>
-              <w:spacing w:after="0" w:before="0"/>
-              <w:jc w:val="left"/>
-            </w:pPr>
-            <w:r>
-              <w:rPr>
-                <w:rFonts w:ascii="Arial" w:cs="Arial" w:eastAsia="Arial" w:hAnsi="Arial"/>
-                <w:b w:val="false"/>
-                <w:bCs w:val="false"/>
-                <w:i w:val="false"/>
-                <w:iCs w:val="false"/>
-                <w:color w:val="000000"/>
-                <w:sz w:val="22"/>
-                <w:szCs w:val="22"/>
-              </w:rPr>
-              <w:t xml:space="preserve">Dirige les travaux. Identifie les dangers et mesures. Instruit l’équipe. Assure la conformité.</w:t>
+                <w:lang w:val="fr-CH"/>
+              </w:rPr>
+              <w:t>Chef/fe de travaux</w:t>
+            </w:r>
+          </w:p>
+        </w:tc>
+        <w:tc>
+          <w:tcPr>
+            <w:tcW w:type="dxa" w:w="8066"/>
+            <w:gridSpan w:val="1"/>
+            <w:tcBorders>
+              <w:top w:val="single" w:color="CCCCCC" w:sz="1"/>
+              <w:left w:val="single" w:color="CCCCCC" w:sz="1"/>
+              <w:bottom w:val="single" w:color="CCCCCC" w:sz="1"/>
+              <w:right w:val="single" w:color="CCCCCC" w:sz="1"/>
+            </w:tcBorders>
+            <w:tcMar>
+              <w:top w:type="dxa" w:w="50"/>
+              <w:left w:type="dxa" w:w="100"/>
+              <w:bottom w:type="dxa" w:w="50"/>
+              <w:right w:type="dxa" w:w="100"/>
+            </w:tcMar>
+            <w:vAlign w:val="center"/>
+          </w:tcPr>
+          <w:p>
+            <w:pPr>
+              <w:spacing w:after="0" w:before="0"/>
+              <w:jc w:val="left"/>
+            </w:pPr>
+            <w:r>
+              <w:rPr>
+                <w:rFonts w:ascii="Arial" w:cs="Arial" w:eastAsia="Arial" w:hAnsi="Arial"/>
+                <w:b w:val="false"/>
+                <w:bCs w:val="false"/>
+                <w:i w:val="false"/>
+                <w:iCs w:val="false"/>
+                <w:color w:val="000000"/>
+                <w:sz w:val="22"/>
+                <w:szCs w:val="22"/>
+                <w:lang w:val="fr-CH"/>
+              </w:rPr>
+              <w:t>Dirige les travaux. Identifie les dangers et les mesures. Instruit l’équipe. Veille au respect des consignes.</w:t>
             </w:r>
           </w:p>
         </w:tc>
       </w:tr>
       <w:tr>
-        <w:tc>
-          <w:tcPr>
-            <w:tcW w:type="dxa" w:w="2800"/>
+        <w:trPr>
+          <w:cantSplit/>
+        </w:trPr>
+        <w:tc>
+          <w:tcPr>
+            <w:tcW w:type="dxa" w:w="2400"/>
             <w:gridSpan w:val="1"/>
             <w:tcBorders>
               <w:top w:val="single" w:color="CCCCCC" w:sz="1"/>
@@ -2693,46 +2856,48 @@
                 <w:color w:val="000000"/>
                 <w:sz w:val="22"/>
                 <w:szCs w:val="22"/>
-              </w:rPr>
-              <w:t xml:space="preserve">Surveillant / Veille incendie</w:t>
-            </w:r>
-          </w:p>
-        </w:tc>
-        <w:tc>
-          <w:tcPr>
-            <w:tcW w:type="dxa" w:w="7666"/>
-            <w:gridSpan w:val="1"/>
-            <w:tcBorders>
-              <w:top w:val="single" w:color="CCCCCC" w:sz="1"/>
-              <w:left w:val="single" w:color="CCCCCC" w:sz="1"/>
-              <w:bottom w:val="single" w:color="CCCCCC" w:sz="1"/>
-              <w:right w:val="single" w:color="CCCCCC" w:sz="1"/>
-            </w:tcBorders>
-            <w:tcMar>
-              <w:top w:type="dxa" w:w="50"/>
-              <w:left w:type="dxa" w:w="100"/>
-              <w:bottom w:type="dxa" w:w="50"/>
-              <w:right w:type="dxa" w:w="100"/>
-            </w:tcMar>
-            <w:vAlign w:val="center"/>
-          </w:tcPr>
-          <w:p>
-            <w:pPr>
-              <w:spacing w:after="0" w:before="0"/>
-              <w:jc w:val="left"/>
-            </w:pPr>
-            <w:r>
-              <w:rPr>
-                <w:rFonts w:ascii="Arial" w:cs="Arial" w:eastAsia="Arial" w:hAnsi="Arial"/>
-                <w:b w:val="false"/>
-                <w:bCs w:val="false"/>
-                <w:i w:val="false"/>
-                <w:iCs w:val="false"/>
-                <w:color w:val="000000"/>
-                <w:sz w:val="22"/>
-                <w:szCs w:val="22"/>
-              </w:rPr>
-              <w:t xml:space="preserve">Assigné nominativement sur le permis pour espaces confinés ou points chauds. Exclusivement dédié à cette tâche.</w:t>
+                <w:lang w:val="fr-CH"/>
+              </w:rPr>
+              <w:t>Surveillant / Surveillance incendie</w:t>
+            </w:r>
+          </w:p>
+        </w:tc>
+        <w:tc>
+          <w:tcPr>
+            <w:tcW w:type="dxa" w:w="8066"/>
+            <w:gridSpan w:val="1"/>
+            <w:tcBorders>
+              <w:top w:val="single" w:color="CCCCCC" w:sz="1"/>
+              <w:left w:val="single" w:color="CCCCCC" w:sz="1"/>
+              <w:bottom w:val="single" w:color="CCCCCC" w:sz="1"/>
+              <w:right w:val="single" w:color="CCCCCC" w:sz="1"/>
+            </w:tcBorders>
+            <w:tcMar>
+              <w:top w:type="dxa" w:w="50"/>
+              <w:left w:type="dxa" w:w="100"/>
+              <w:bottom w:type="dxa" w:w="50"/>
+              <w:right w:type="dxa" w:w="100"/>
+            </w:tcMar>
+            <w:vAlign w:val="center"/>
+          </w:tcPr>
+          <w:p>
+            <w:pPr>
+              <w:spacing w:after="0" w:before="0"/>
+              <w:jc w:val="left"/>
+            </w:pPr>
+            <w:r>
+              <w:rPr>
+                <w:rFonts w:ascii="Arial" w:cs="Arial" w:eastAsia="Arial" w:hAnsi="Arial"/>
+                <w:b w:val="false"/>
+                <w:bCs w:val="false"/>
+                <w:i w:val="false"/>
+                <w:iCs w:val="false"/>
+                <w:color w:val="000000"/>
+                <w:sz w:val="22"/>
+                <w:szCs w:val="22"/>
+                <w:lang w:val="fr-CH"/>
+              </w:rPr>
+              <w:t>Désigner nominativement sur le permis. Le surveillant n’a aucune autre tâche tant que des personnes sont dans l’espace confiné. La personne chargée de la surveillance incendie se consacre exclusivement à cette surveillance pendant les travaux par points chauds et après leur fin.</w:t>
             </w:r>
           </w:p>
         </w:tc>
@@ -2740,7 +2905,8 @@
     </w:tbl>
     <w:p>
       <w:pPr>
-        <w:spacing w:after="40" w:before="140"/>
+        <w:keepNext/>
+        <w:spacing w:after="40" w:before="60"/>
       </w:pPr>
       <w:r>
         <w:rPr>
@@ -2752,8 +2918,9 @@
           <w:color w:val="C04E1A"/>
           <w:sz w:val="26"/>
           <w:szCs w:val="26"/>
+          <w:lang w:val="fr-CH"/>
         </w:rPr>
-        <w:t xml:space="preserve">PROCESSUS</w:t>
+        <w:t>PROCESSUS</w:t>
       </w:r>
     </w:p>
     <w:tbl>
@@ -2777,6 +2944,9 @@
         <w:gridCol w:w="1746"/>
       </w:tblGrid>
       <w:tr>
+        <w:trPr>
+          <w:cantSplit/>
+        </w:trPr>
         <w:tc>
           <w:tcPr>
             <w:tcW w:type="dxa" w:w="1744"/>
@@ -2811,8 +2981,9 @@
                 <w:color w:val="000000"/>
                 <w:sz w:val="20"/>
                 <w:szCs w:val="20"/>
-              </w:rPr>
-              <w:t xml:space="preserve">1. DEMANDE</w:t>
+                <w:lang w:val="fr-CH"/>
+              </w:rPr>
+              <w:t>1. DEMANDER</w:t>
             </w:r>
           </w:p>
         </w:tc>
@@ -2850,8 +3021,9 @@
                 <w:color w:val="000000"/>
                 <w:sz w:val="20"/>
                 <w:szCs w:val="20"/>
-              </w:rPr>
-              <w:t xml:space="preserve">2. ÉVALUER</w:t>
+                <w:lang w:val="fr-CH"/>
+              </w:rPr>
+              <w:t>2. ÉVALUER</w:t>
             </w:r>
           </w:p>
         </w:tc>
@@ -2889,8 +3061,9 @@
                 <w:color w:val="000000"/>
                 <w:sz w:val="20"/>
                 <w:szCs w:val="20"/>
-              </w:rPr>
-              <w:t xml:space="preserve">3. PRÉPARER</w:t>
+                <w:lang w:val="fr-CH"/>
+              </w:rPr>
+              <w:t>3. PRÉPARER</w:t>
             </w:r>
           </w:p>
         </w:tc>
@@ -2928,8 +3101,9 @@
                 <w:color w:val="000000"/>
                 <w:sz w:val="20"/>
                 <w:szCs w:val="20"/>
-              </w:rPr>
-              <w:t xml:space="preserve">4. ÉMETTRE</w:t>
+                <w:lang w:val="fr-CH"/>
+              </w:rPr>
+              <w:t>4. AUTORISER</w:t>
             </w:r>
           </w:p>
         </w:tc>
@@ -2967,8 +3141,9 @@
                 <w:color w:val="000000"/>
                 <w:sz w:val="20"/>
                 <w:szCs w:val="20"/>
-              </w:rPr>
-              <w:t xml:space="preserve">5. EXÉCUTER</w:t>
+                <w:lang w:val="fr-CH"/>
+              </w:rPr>
+              <w:t>5. EXÉCUTER</w:t>
             </w:r>
           </w:p>
         </w:tc>
@@ -3006,13 +3181,17 @@
                 <w:color w:val="000000"/>
                 <w:sz w:val="20"/>
                 <w:szCs w:val="20"/>
-              </w:rPr>
-              <w:t xml:space="preserve">6. CLÔTURER</w:t>
+                <w:lang w:val="fr-CH"/>
+              </w:rPr>
+              <w:t>6. CLÔTURER</w:t>
             </w:r>
           </w:p>
         </w:tc>
       </w:tr>
       <w:tr>
+        <w:trPr>
+          <w:cantSplit/>
+        </w:trPr>
         <w:tc>
           <w:tcPr>
             <w:tcW w:type="dxa" w:w="1744"/>
@@ -3046,8 +3225,9 @@
                 <w:color w:val="000000"/>
                 <w:sz w:val="20"/>
                 <w:szCs w:val="20"/>
-              </w:rPr>
-              <w:t xml:space="preserve">Chef/fe de travaux définit la portée</w:t>
+                <w:lang w:val="fr-CH"/>
+              </w:rPr>
+              <w:t>Chef/fe de travaux définit le périmètre</w:t>
             </w:r>
           </w:p>
         </w:tc>
@@ -3084,8 +3264,9 @@
                 <w:color w:val="000000"/>
                 <w:sz w:val="20"/>
                 <w:szCs w:val="20"/>
-              </w:rPr>
-              <w:t xml:space="preserve">Identifier dangers &amp; mesures ensemble</w:t>
+                <w:lang w:val="fr-CH"/>
+              </w:rPr>
+              <w:t>Identifier les dangers et convenir des mesures ensemble</w:t>
             </w:r>
           </w:p>
         </w:tc>
@@ -3122,8 +3303,9 @@
                 <w:color w:val="000000"/>
                 <w:sz w:val="20"/>
                 <w:szCs w:val="20"/>
-              </w:rPr>
-              <w:t xml:space="preserve">Implement controls, complete permises</w:t>
+                <w:lang w:val="fr-CH"/>
+              </w:rPr>
+              <w:t>Mettre les mesures en place, compléter les permis</w:t>
             </w:r>
           </w:p>
         </w:tc>
@@ -3160,8 +3342,9 @@
                 <w:color w:val="000000"/>
                 <w:sz w:val="20"/>
                 <w:szCs w:val="20"/>
-              </w:rPr>
-              <w:t xml:space="preserve">Les deux signent. Instruire l’équipe</w:t>
+                <w:lang w:val="fr-CH"/>
+              </w:rPr>
+              <w:t>Les deux signent. Instruire l’équipe</w:t>
             </w:r>
           </w:p>
         </w:tc>
@@ -3198,8 +3381,9 @@
                 <w:color w:val="000000"/>
                 <w:sz w:val="20"/>
                 <w:szCs w:val="20"/>
-              </w:rPr>
-              <w:t xml:space="preserve">Travail selon permis. Contrôler régulièrement. Stopper si changement</w:t>
+                <w:lang w:val="fr-CH"/>
+              </w:rPr>
+              <w:t>Respecter le permis. Contrôler régulièrement. Arrêter si les conditions changent</w:t>
             </w:r>
           </w:p>
         </w:tc>
@@ -3236,8 +3420,9 @@
                 <w:color w:val="000000"/>
                 <w:sz w:val="20"/>
                 <w:szCs w:val="20"/>
-              </w:rPr>
-              <w:t xml:space="preserve">Inspecter. Retirer isolations. Les deux signent</w:t>
+                <w:lang w:val="fr-CH"/>
+              </w:rPr>
+              <w:t>Inspecter. Déconsigner les énergies. Les deux signent</w:t>
             </w:r>
           </w:p>
         </w:tc>
@@ -3245,7 +3430,8 @@
     </w:tbl>
     <w:p>
       <w:pPr>
-        <w:spacing w:after="40" w:before="140"/>
+        <w:keepNext/>
+        <w:spacing w:after="40" w:before="60"/>
       </w:pPr>
       <w:r>
         <w:rPr>
@@ -3257,8 +3443,9 @@
           <w:color w:val="C04E1A"/>
           <w:sz w:val="26"/>
           <w:szCs w:val="26"/>
+          <w:lang w:val="fr-CH"/>
         </w:rPr>
-        <w:t xml:space="preserve">PERMISES</w:t>
+        <w:t>PERMIS</w:t>
       </w:r>
     </w:p>
     <w:tbl>
@@ -3274,14 +3461,17 @@
         </w:tblBorders>
       </w:tblPr>
       <w:tblGrid>
-        <w:gridCol w:w="2800"/>
-        <w:gridCol w:w="4800"/>
-        <w:gridCol w:w="2866"/>
+        <w:gridCol w:w="1900"/>
+        <w:gridCol w:w="6166"/>
+        <w:gridCol w:w="2400"/>
       </w:tblGrid>
       <w:tr>
-        <w:tc>
-          <w:tcPr>
-            <w:tcW w:type="dxa" w:w="2800"/>
+        <w:trPr>
+          <w:cantSplit/>
+        </w:trPr>
+        <w:tc>
+          <w:tcPr>
+            <w:tcW w:type="dxa" w:w="1900"/>
             <w:gridSpan w:val="1"/>
             <w:tcBorders>
               <w:top w:val="single" w:color="CCCCCC" w:sz="1"/>
@@ -3313,14 +3503,15 @@
                 <w:color w:val="000000"/>
                 <w:sz w:val="22"/>
                 <w:szCs w:val="22"/>
-              </w:rPr>
-              <w:t xml:space="preserve">Type</w:t>
-            </w:r>
-          </w:p>
-        </w:tc>
-        <w:tc>
-          <w:tcPr>
-            <w:tcW w:type="dxa" w:w="4800"/>
+                <w:lang w:val="fr-CH"/>
+              </w:rPr>
+              <w:t>Type</w:t>
+            </w:r>
+          </w:p>
+        </w:tc>
+        <w:tc>
+          <w:tcPr>
+            <w:tcW w:type="dxa" w:w="6166"/>
             <w:gridSpan w:val="1"/>
             <w:tcBorders>
               <w:top w:val="single" w:color="CCCCCC" w:sz="1"/>
@@ -3352,14 +3543,15 @@
                 <w:color w:val="000000"/>
                 <w:sz w:val="22"/>
                 <w:szCs w:val="22"/>
-              </w:rPr>
-              <w:t xml:space="preserve">Utilisation</w:t>
-            </w:r>
-          </w:p>
-        </w:tc>
-        <w:tc>
-          <w:tcPr>
-            <w:tcW w:type="dxa" w:w="2866"/>
+                <w:lang w:val="fr-CH"/>
+              </w:rPr>
+              <w:t>Utilisation</w:t>
+            </w:r>
+          </w:p>
+        </w:tc>
+        <w:tc>
+          <w:tcPr>
+            <w:tcW w:type="dxa" w:w="2400"/>
             <w:gridSpan w:val="1"/>
             <w:tcBorders>
               <w:top w:val="single" w:color="CCCCCC" w:sz="1"/>
@@ -3391,16 +3583,20 @@
                 <w:color w:val="000000"/>
                 <w:sz w:val="22"/>
                 <w:szCs w:val="22"/>
-              </w:rPr>
-              <w:t xml:space="preserve">Joindre à</w:t>
+                <w:lang w:val="fr-CH"/>
+              </w:rPr>
+              <w:t>Joindre à</w:t>
             </w:r>
           </w:p>
         </w:tc>
       </w:tr>
       <w:tr>
-        <w:tc>
-          <w:tcPr>
-            <w:tcW w:type="dxa" w:w="2800"/>
+        <w:trPr>
+          <w:cantSplit/>
+        </w:trPr>
+        <w:tc>
+          <w:tcPr>
+            <w:tcW w:type="dxa" w:w="1900"/>
             <w:gridSpan w:val="1"/>
             <w:tcBorders>
               <w:top w:val="single" w:color="CCCCCC" w:sz="1"/>
@@ -3431,52 +3627,54 @@
                 <w:color w:val="000000"/>
                 <w:sz w:val="22"/>
                 <w:szCs w:val="22"/>
-              </w:rPr>
-              <w:t xml:space="preserve">Permis général</w:t>
-            </w:r>
-          </w:p>
-        </w:tc>
-        <w:tc>
-          <w:tcPr>
-            <w:tcW w:type="dxa" w:w="4800"/>
-            <w:gridSpan w:val="1"/>
-            <w:tcBorders>
-              <w:top w:val="single" w:color="CCCCCC" w:sz="1"/>
-              <w:left w:val="single" w:color="CCCCCC" w:sz="1"/>
-              <w:bottom w:val="single" w:color="CCCCCC" w:sz="1"/>
-              <w:right w:val="single" w:color="CCCCCC" w:sz="1"/>
-            </w:tcBorders>
-            <w:tcMar>
-              <w:top w:type="dxa" w:w="50"/>
-              <w:left w:type="dxa" w:w="100"/>
-              <w:bottom w:type="dxa" w:w="50"/>
-              <w:right w:type="dxa" w:w="100"/>
-            </w:tcMar>
-            <w:vAlign w:val="center"/>
-          </w:tcPr>
-          <w:p>
-            <w:pPr>
-              <w:spacing w:after="0" w:before="0"/>
-              <w:jc w:val="left"/>
-            </w:pPr>
-            <w:r>
-              <w:rPr>
-                <w:rFonts w:ascii="Arial" w:cs="Arial" w:eastAsia="Arial" w:hAnsi="Arial"/>
-                <w:b w:val="false"/>
-                <w:bCs w:val="false"/>
-                <w:i w:val="false"/>
-                <w:iCs w:val="false"/>
-                <w:color w:val="000000"/>
-                <w:sz w:val="22"/>
-                <w:szCs w:val="22"/>
-              </w:rPr>
-              <w:t xml:space="preserve">Tous les travaux soumis à permis — toujours le document de base</w:t>
-            </w:r>
-          </w:p>
-        </w:tc>
-        <w:tc>
-          <w:tcPr>
-            <w:tcW w:type="dxa" w:w="2866"/>
+                <w:lang w:val="fr-CH"/>
+              </w:rPr>
+              <w:t>Permis de travail général</w:t>
+            </w:r>
+          </w:p>
+        </w:tc>
+        <w:tc>
+          <w:tcPr>
+            <w:tcW w:type="dxa" w:w="6166"/>
+            <w:gridSpan w:val="1"/>
+            <w:tcBorders>
+              <w:top w:val="single" w:color="CCCCCC" w:sz="1"/>
+              <w:left w:val="single" w:color="CCCCCC" w:sz="1"/>
+              <w:bottom w:val="single" w:color="CCCCCC" w:sz="1"/>
+              <w:right w:val="single" w:color="CCCCCC" w:sz="1"/>
+            </w:tcBorders>
+            <w:tcMar>
+              <w:top w:type="dxa" w:w="50"/>
+              <w:left w:type="dxa" w:w="100"/>
+              <w:bottom w:type="dxa" w:w="50"/>
+              <w:right w:type="dxa" w:w="100"/>
+            </w:tcMar>
+            <w:vAlign w:val="center"/>
+          </w:tcPr>
+          <w:p>
+            <w:pPr>
+              <w:spacing w:after="0" w:before="0"/>
+              <w:jc w:val="left"/>
+            </w:pPr>
+            <w:r>
+              <w:rPr>
+                <w:rFonts w:ascii="Arial" w:cs="Arial" w:eastAsia="Arial" w:hAnsi="Arial"/>
+                <w:b w:val="false"/>
+                <w:bCs w:val="false"/>
+                <w:i w:val="false"/>
+                <w:iCs w:val="false"/>
+                <w:color w:val="000000"/>
+                <w:sz w:val="22"/>
+                <w:szCs w:val="22"/>
+                <w:lang w:val="fr-CH"/>
+              </w:rPr>
+              <w:t>Document de base pour tous les travaux soumis à permis</w:t>
+            </w:r>
+          </w:p>
+        </w:tc>
+        <w:tc>
+          <w:tcPr>
+            <w:tcW w:type="dxa" w:w="2400"/>
             <w:gridSpan w:val="1"/>
             <w:tcBorders>
               <w:top w:val="single" w:color="CCCCCC" w:sz="1"/>
@@ -3507,16 +3705,20 @@
                 <w:color w:val="000000"/>
                 <w:sz w:val="22"/>
                 <w:szCs w:val="22"/>
-              </w:rPr>
-              <w:t xml:space="preserve">—</w:t>
+                <w:lang w:val="fr-CH"/>
+              </w:rPr>
+              <w:t>—</w:t>
             </w:r>
           </w:p>
         </w:tc>
       </w:tr>
       <w:tr>
-        <w:tc>
-          <w:tcPr>
-            <w:tcW w:type="dxa" w:w="2800"/>
+        <w:trPr>
+          <w:cantSplit/>
+        </w:trPr>
+        <w:tc>
+          <w:tcPr>
+            <w:tcW w:type="dxa" w:w="1900"/>
             <w:gridSpan w:val="1"/>
             <w:tcBorders>
               <w:top w:val="single" w:color="CCCCCC" w:sz="1"/>
@@ -3547,52 +3749,54 @@
                 <w:color w:val="000000"/>
                 <w:sz w:val="22"/>
                 <w:szCs w:val="22"/>
-              </w:rPr>
-              <w:t xml:space="preserve">Points chauds</w:t>
-            </w:r>
-          </w:p>
-        </w:tc>
-        <w:tc>
-          <w:tcPr>
-            <w:tcW w:type="dxa" w:w="4800"/>
-            <w:gridSpan w:val="1"/>
-            <w:tcBorders>
-              <w:top w:val="single" w:color="CCCCCC" w:sz="1"/>
-              <w:left w:val="single" w:color="CCCCCC" w:sz="1"/>
-              <w:bottom w:val="single" w:color="CCCCCC" w:sz="1"/>
-              <w:right w:val="single" w:color="CCCCCC" w:sz="1"/>
-            </w:tcBorders>
-            <w:tcMar>
-              <w:top w:type="dxa" w:w="50"/>
-              <w:left w:type="dxa" w:w="100"/>
-              <w:bottom w:type="dxa" w:w="50"/>
-              <w:right w:type="dxa" w:w="100"/>
-            </w:tcMar>
-            <w:vAlign w:val="center"/>
-          </w:tcPr>
-          <w:p>
-            <w:pPr>
-              <w:spacing w:after="0" w:before="0"/>
-              <w:jc w:val="left"/>
-            </w:pPr>
-            <w:r>
-              <w:rPr>
-                <w:rFonts w:ascii="Arial" w:cs="Arial" w:eastAsia="Arial" w:hAnsi="Arial"/>
-                <w:b w:val="false"/>
-                <w:bCs w:val="false"/>
-                <w:i w:val="false"/>
-                <w:iCs w:val="false"/>
-                <w:color w:val="000000"/>
-                <w:sz w:val="22"/>
-                <w:szCs w:val="22"/>
-              </w:rPr>
-              <w:t xml:space="preserve">Soudage, meulage, découpage, flamme nue, travaux produisant des étincelles</w:t>
-            </w:r>
-          </w:p>
-        </w:tc>
-        <w:tc>
-          <w:tcPr>
-            <w:tcW w:type="dxa" w:w="2866"/>
+                <w:lang w:val="fr-CH"/>
+              </w:rPr>
+              <w:t>Travaux par points chauds</w:t>
+            </w:r>
+          </w:p>
+        </w:tc>
+        <w:tc>
+          <w:tcPr>
+            <w:tcW w:type="dxa" w:w="6166"/>
+            <w:gridSpan w:val="1"/>
+            <w:tcBorders>
+              <w:top w:val="single" w:color="CCCCCC" w:sz="1"/>
+              <w:left w:val="single" w:color="CCCCCC" w:sz="1"/>
+              <w:bottom w:val="single" w:color="CCCCCC" w:sz="1"/>
+              <w:right w:val="single" w:color="CCCCCC" w:sz="1"/>
+            </w:tcBorders>
+            <w:tcMar>
+              <w:top w:type="dxa" w:w="50"/>
+              <w:left w:type="dxa" w:w="100"/>
+              <w:bottom w:type="dxa" w:w="50"/>
+              <w:right w:type="dxa" w:w="100"/>
+            </w:tcMar>
+            <w:vAlign w:val="center"/>
+          </w:tcPr>
+          <w:p>
+            <w:pPr>
+              <w:spacing w:after="0" w:before="0"/>
+              <w:jc w:val="left"/>
+            </w:pPr>
+            <w:r>
+              <w:rPr>
+                <w:rFonts w:ascii="Arial" w:cs="Arial" w:eastAsia="Arial" w:hAnsi="Arial"/>
+                <w:b w:val="false"/>
+                <w:bCs w:val="false"/>
+                <w:i w:val="false"/>
+                <w:iCs w:val="false"/>
+                <w:color w:val="000000"/>
+                <w:sz w:val="22"/>
+                <w:szCs w:val="22"/>
+                <w:lang w:val="fr-CH"/>
+              </w:rPr>
+              <w:t>Soudage, meulage, découpage, flamme nue, travaux produisant des étincelles</w:t>
+            </w:r>
+          </w:p>
+        </w:tc>
+        <w:tc>
+          <w:tcPr>
+            <w:tcW w:type="dxa" w:w="2400"/>
             <w:gridSpan w:val="1"/>
             <w:tcBorders>
               <w:top w:val="single" w:color="CCCCCC" w:sz="1"/>
@@ -3623,16 +3827,20 @@
                 <w:color w:val="000000"/>
                 <w:sz w:val="22"/>
                 <w:szCs w:val="22"/>
-              </w:rPr>
-              <w:t xml:space="preserve">Permis général</w:t>
+                <w:lang w:val="fr-CH"/>
+              </w:rPr>
+              <w:t>Permis de travail général</w:t>
             </w:r>
           </w:p>
         </w:tc>
       </w:tr>
       <w:tr>
-        <w:tc>
-          <w:tcPr>
-            <w:tcW w:type="dxa" w:w="2800"/>
+        <w:trPr>
+          <w:cantSplit/>
+        </w:trPr>
+        <w:tc>
+          <w:tcPr>
+            <w:tcW w:type="dxa" w:w="1900"/>
             <w:gridSpan w:val="1"/>
             <w:tcBorders>
               <w:top w:val="single" w:color="CCCCCC" w:sz="1"/>
@@ -3663,52 +3871,54 @@
                 <w:color w:val="000000"/>
                 <w:sz w:val="22"/>
                 <w:szCs w:val="22"/>
-              </w:rPr>
-              <w:t xml:space="preserve">Hauteur</w:t>
-            </w:r>
-          </w:p>
-        </w:tc>
-        <w:tc>
-          <w:tcPr>
-            <w:tcW w:type="dxa" w:w="4800"/>
-            <w:gridSpan w:val="1"/>
-            <w:tcBorders>
-              <w:top w:val="single" w:color="CCCCCC" w:sz="1"/>
-              <w:left w:val="single" w:color="CCCCCC" w:sz="1"/>
-              <w:bottom w:val="single" w:color="CCCCCC" w:sz="1"/>
-              <w:right w:val="single" w:color="CCCCCC" w:sz="1"/>
-            </w:tcBorders>
-            <w:tcMar>
-              <w:top w:type="dxa" w:w="50"/>
-              <w:left w:type="dxa" w:w="100"/>
-              <w:bottom w:type="dxa" w:w="50"/>
-              <w:right w:type="dxa" w:w="100"/>
-            </w:tcMar>
-            <w:vAlign w:val="center"/>
-          </w:tcPr>
-          <w:p>
-            <w:pPr>
-              <w:spacing w:after="0" w:before="0"/>
-              <w:jc w:val="left"/>
-            </w:pPr>
-            <w:r>
-              <w:rPr>
-                <w:rFonts w:ascii="Arial" w:cs="Arial" w:eastAsia="Arial" w:hAnsi="Arial"/>
-                <w:b w:val="false"/>
-                <w:bCs w:val="false"/>
-                <w:i w:val="false"/>
-                <w:iCs w:val="false"/>
-                <w:color w:val="000000"/>
-                <w:sz w:val="22"/>
-                <w:szCs w:val="22"/>
-              </w:rPr>
-              <w:t xml:space="preserve">Tout travail avec risque de chute</w:t>
-            </w:r>
-          </w:p>
-        </w:tc>
-        <w:tc>
-          <w:tcPr>
-            <w:tcW w:type="dxa" w:w="2866"/>
+                <w:lang w:val="fr-CH"/>
+              </w:rPr>
+              <w:t>Travaux en hauteur</w:t>
+            </w:r>
+          </w:p>
+        </w:tc>
+        <w:tc>
+          <w:tcPr>
+            <w:tcW w:type="dxa" w:w="6166"/>
+            <w:gridSpan w:val="1"/>
+            <w:tcBorders>
+              <w:top w:val="single" w:color="CCCCCC" w:sz="1"/>
+              <w:left w:val="single" w:color="CCCCCC" w:sz="1"/>
+              <w:bottom w:val="single" w:color="CCCCCC" w:sz="1"/>
+              <w:right w:val="single" w:color="CCCCCC" w:sz="1"/>
+            </w:tcBorders>
+            <w:tcMar>
+              <w:top w:type="dxa" w:w="50"/>
+              <w:left w:type="dxa" w:w="100"/>
+              <w:bottom w:type="dxa" w:w="50"/>
+              <w:right w:type="dxa" w:w="100"/>
+            </w:tcMar>
+            <w:vAlign w:val="center"/>
+          </w:tcPr>
+          <w:p>
+            <w:pPr>
+              <w:spacing w:after="0" w:before="0"/>
+              <w:jc w:val="left"/>
+            </w:pPr>
+            <w:r>
+              <w:rPr>
+                <w:rFonts w:ascii="Arial" w:cs="Arial" w:eastAsia="Arial" w:hAnsi="Arial"/>
+                <w:b w:val="false"/>
+                <w:bCs w:val="false"/>
+                <w:i w:val="false"/>
+                <w:iCs w:val="false"/>
+                <w:color w:val="000000"/>
+                <w:sz w:val="22"/>
+                <w:szCs w:val="22"/>
+                <w:lang w:val="fr-CH"/>
+              </w:rPr>
+              <w:t>Travaux avec risque de chute</w:t>
+            </w:r>
+          </w:p>
+        </w:tc>
+        <w:tc>
+          <w:tcPr>
+            <w:tcW w:type="dxa" w:w="2400"/>
             <w:gridSpan w:val="1"/>
             <w:tcBorders>
               <w:top w:val="single" w:color="CCCCCC" w:sz="1"/>
@@ -3739,16 +3949,20 @@
                 <w:color w:val="000000"/>
                 <w:sz w:val="22"/>
                 <w:szCs w:val="22"/>
-              </w:rPr>
-              <w:t xml:space="preserve">Permis général</w:t>
+                <w:lang w:val="fr-CH"/>
+              </w:rPr>
+              <w:t>Permis de travail général</w:t>
             </w:r>
           </w:p>
         </w:tc>
       </w:tr>
       <w:tr>
-        <w:tc>
-          <w:tcPr>
-            <w:tcW w:type="dxa" w:w="2800"/>
+        <w:trPr>
+          <w:cantSplit/>
+        </w:trPr>
+        <w:tc>
+          <w:tcPr>
+            <w:tcW w:type="dxa" w:w="1900"/>
             <w:gridSpan w:val="1"/>
             <w:tcBorders>
               <w:top w:val="single" w:color="CCCCCC" w:sz="1"/>
@@ -3779,52 +3993,54 @@
                 <w:color w:val="000000"/>
                 <w:sz w:val="22"/>
                 <w:szCs w:val="22"/>
-              </w:rPr>
-              <w:t xml:space="preserve">Espaces confinés</w:t>
-            </w:r>
-          </w:p>
-        </w:tc>
-        <w:tc>
-          <w:tcPr>
-            <w:tcW w:type="dxa" w:w="4800"/>
-            <w:gridSpan w:val="1"/>
-            <w:tcBorders>
-              <w:top w:val="single" w:color="CCCCCC" w:sz="1"/>
-              <w:left w:val="single" w:color="CCCCCC" w:sz="1"/>
-              <w:bottom w:val="single" w:color="CCCCCC" w:sz="1"/>
-              <w:right w:val="single" w:color="CCCCCC" w:sz="1"/>
-            </w:tcBorders>
-            <w:tcMar>
-              <w:top w:type="dxa" w:w="50"/>
-              <w:left w:type="dxa" w:w="100"/>
-              <w:bottom w:type="dxa" w:w="50"/>
-              <w:right w:type="dxa" w:w="100"/>
-            </w:tcMar>
-            <w:vAlign w:val="center"/>
-          </w:tcPr>
-          <w:p>
-            <w:pPr>
-              <w:spacing w:after="0" w:before="0"/>
-              <w:jc w:val="left"/>
-            </w:pPr>
-            <w:r>
-              <w:rPr>
-                <w:rFonts w:ascii="Arial" w:cs="Arial" w:eastAsia="Arial" w:hAnsi="Arial"/>
-                <w:b w:val="false"/>
-                <w:bCs w:val="false"/>
-                <w:i w:val="false"/>
-                <w:iCs w:val="false"/>
-                <w:color w:val="000000"/>
-                <w:sz w:val="22"/>
-                <w:szCs w:val="22"/>
-              </w:rPr>
-              <w:t xml:space="preserve">Entrée dans un espace clos ou partiellement clos</w:t>
-            </w:r>
-          </w:p>
-        </w:tc>
-        <w:tc>
-          <w:tcPr>
-            <w:tcW w:type="dxa" w:w="2866"/>
+                <w:lang w:val="fr-CH"/>
+              </w:rPr>
+              <w:t>Espaces confinés</w:t>
+            </w:r>
+          </w:p>
+        </w:tc>
+        <w:tc>
+          <w:tcPr>
+            <w:tcW w:type="dxa" w:w="6166"/>
+            <w:gridSpan w:val="1"/>
+            <w:tcBorders>
+              <w:top w:val="single" w:color="CCCCCC" w:sz="1"/>
+              <w:left w:val="single" w:color="CCCCCC" w:sz="1"/>
+              <w:bottom w:val="single" w:color="CCCCCC" w:sz="1"/>
+              <w:right w:val="single" w:color="CCCCCC" w:sz="1"/>
+            </w:tcBorders>
+            <w:tcMar>
+              <w:top w:type="dxa" w:w="50"/>
+              <w:left w:type="dxa" w:w="100"/>
+              <w:bottom w:type="dxa" w:w="50"/>
+              <w:right w:type="dxa" w:w="100"/>
+            </w:tcMar>
+            <w:vAlign w:val="center"/>
+          </w:tcPr>
+          <w:p>
+            <w:pPr>
+              <w:spacing w:after="0" w:before="0"/>
+              <w:jc w:val="left"/>
+            </w:pPr>
+            <w:r>
+              <w:rPr>
+                <w:rFonts w:ascii="Arial" w:cs="Arial" w:eastAsia="Arial" w:hAnsi="Arial"/>
+                <w:b w:val="false"/>
+                <w:bCs w:val="false"/>
+                <w:i w:val="false"/>
+                <w:iCs w:val="false"/>
+                <w:color w:val="000000"/>
+                <w:sz w:val="22"/>
+                <w:szCs w:val="22"/>
+                <w:lang w:val="fr-CH"/>
+              </w:rPr>
+              <w:t>Entrée dans un espace clos ou partiellement clos</w:t>
+            </w:r>
+          </w:p>
+        </w:tc>
+        <w:tc>
+          <w:tcPr>
+            <w:tcW w:type="dxa" w:w="2400"/>
             <w:gridSpan w:val="1"/>
             <w:tcBorders>
               <w:top w:val="single" w:color="CCCCCC" w:sz="1"/>
@@ -3855,16 +4071,20 @@
                 <w:color w:val="000000"/>
                 <w:sz w:val="22"/>
                 <w:szCs w:val="22"/>
-              </w:rPr>
-              <w:t xml:space="preserve">Permis général</w:t>
+                <w:lang w:val="fr-CH"/>
+              </w:rPr>
+              <w:t>Permis de travail général</w:t>
             </w:r>
           </w:p>
         </w:tc>
       </w:tr>
       <w:tr>
-        <w:tc>
-          <w:tcPr>
-            <w:tcW w:type="dxa" w:w="2800"/>
+        <w:trPr>
+          <w:cantSplit/>
+        </w:trPr>
+        <w:tc>
+          <w:tcPr>
+            <w:tcW w:type="dxa" w:w="1900"/>
             <w:gridSpan w:val="1"/>
             <w:tcBorders>
               <w:top w:val="single" w:color="CCCCCC" w:sz="1"/>
@@ -3895,52 +4115,54 @@
                 <w:color w:val="000000"/>
                 <w:sz w:val="22"/>
                 <w:szCs w:val="22"/>
-              </w:rPr>
-              <w:t xml:space="preserve">LOTO</w:t>
-            </w:r>
-          </w:p>
-        </w:tc>
-        <w:tc>
-          <w:tcPr>
-            <w:tcW w:type="dxa" w:w="4800"/>
-            <w:gridSpan w:val="1"/>
-            <w:tcBorders>
-              <w:top w:val="single" w:color="CCCCCC" w:sz="1"/>
-              <w:left w:val="single" w:color="CCCCCC" w:sz="1"/>
-              <w:bottom w:val="single" w:color="CCCCCC" w:sz="1"/>
-              <w:right w:val="single" w:color="CCCCCC" w:sz="1"/>
-            </w:tcBorders>
-            <w:tcMar>
-              <w:top w:type="dxa" w:w="50"/>
-              <w:left w:type="dxa" w:w="100"/>
-              <w:bottom w:type="dxa" w:w="50"/>
-              <w:right w:type="dxa" w:w="100"/>
-            </w:tcMar>
-            <w:vAlign w:val="center"/>
-          </w:tcPr>
-          <w:p>
-            <w:pPr>
-              <w:spacing w:after="0" w:before="0"/>
-              <w:jc w:val="left"/>
-            </w:pPr>
-            <w:r>
-              <w:rPr>
-                <w:rFonts w:ascii="Arial" w:cs="Arial" w:eastAsia="Arial" w:hAnsi="Arial"/>
-                <w:b w:val="false"/>
-                <w:bCs w:val="false"/>
-                <w:i w:val="false"/>
-                <w:iCs w:val="false"/>
-                <w:color w:val="000000"/>
-                <w:sz w:val="22"/>
-                <w:szCs w:val="22"/>
-              </w:rPr>
-              <w:t xml:space="preserve">Toute isolation énergétique requise</w:t>
-            </w:r>
-          </w:p>
-        </w:tc>
-        <w:tc>
-          <w:tcPr>
-            <w:tcW w:type="dxa" w:w="2866"/>
+                <w:lang w:val="fr-CH"/>
+              </w:rPr>
+              <w:t>LOTO</w:t>
+            </w:r>
+          </w:p>
+        </w:tc>
+        <w:tc>
+          <w:tcPr>
+            <w:tcW w:type="dxa" w:w="6166"/>
+            <w:gridSpan w:val="1"/>
+            <w:tcBorders>
+              <w:top w:val="single" w:color="CCCCCC" w:sz="1"/>
+              <w:left w:val="single" w:color="CCCCCC" w:sz="1"/>
+              <w:bottom w:val="single" w:color="CCCCCC" w:sz="1"/>
+              <w:right w:val="single" w:color="CCCCCC" w:sz="1"/>
+            </w:tcBorders>
+            <w:tcMar>
+              <w:top w:type="dxa" w:w="50"/>
+              <w:left w:type="dxa" w:w="100"/>
+              <w:bottom w:type="dxa" w:w="50"/>
+              <w:right w:type="dxa" w:w="100"/>
+            </w:tcMar>
+            <w:vAlign w:val="center"/>
+          </w:tcPr>
+          <w:p>
+            <w:pPr>
+              <w:spacing w:after="0" w:before="0"/>
+              <w:jc w:val="left"/>
+            </w:pPr>
+            <w:r>
+              <w:rPr>
+                <w:rFonts w:ascii="Arial" w:cs="Arial" w:eastAsia="Arial" w:hAnsi="Arial"/>
+                <w:b w:val="false"/>
+                <w:bCs w:val="false"/>
+                <w:i w:val="false"/>
+                <w:iCs w:val="false"/>
+                <w:color w:val="000000"/>
+                <w:sz w:val="22"/>
+                <w:szCs w:val="22"/>
+                <w:lang w:val="fr-CH"/>
+              </w:rPr>
+              <w:t>Toute consignation des énergies nécessaire</w:t>
+            </w:r>
+          </w:p>
+        </w:tc>
+        <w:tc>
+          <w:tcPr>
+            <w:tcW w:type="dxa" w:w="2400"/>
             <w:gridSpan w:val="1"/>
             <w:tcBorders>
               <w:top w:val="single" w:color="CCCCCC" w:sz="1"/>
@@ -3971,8 +4193,9 @@
                 <w:color w:val="000000"/>
                 <w:sz w:val="22"/>
                 <w:szCs w:val="22"/>
-              </w:rPr>
-              <w:t xml:space="preserve">Permis général</w:t>
+                <w:lang w:val="fr-CH"/>
+              </w:rPr>
+              <w:t>Permis de travail général</w:t>
             </w:r>
           </w:p>
         </w:tc>
@@ -3980,7 +4203,8 @@
     </w:tbl>
     <w:p>
       <w:pPr>
-        <w:spacing w:after="40" w:before="140"/>
+        <w:keepNext/>
+        <w:spacing w:after="40" w:before="60"/>
       </w:pPr>
       <w:r>
         <w:rPr>
@@ -3992,8 +4216,9 @@
           <w:color w:val="C04E1A"/>
           <w:sz w:val="26"/>
           <w:szCs w:val="26"/>
+          <w:lang w:val="fr-CH"/>
         </w:rPr>
-        <w:t xml:space="preserve">RÈGLES CLÉS</w:t>
+        <w:t>RÈGLES À RESPECTER</w:t>
       </w:r>
     </w:p>
     <w:tbl>
@@ -4012,6 +4237,9 @@
         <w:gridCol w:w="10466"/>
       </w:tblGrid>
       <w:tr>
+        <w:trPr>
+          <w:cantSplit/>
+        </w:trPr>
         <w:tc>
           <w:tcPr>
             <w:tcW w:type="dxa" w:w="10466"/>
@@ -4045,8 +4273,9 @@
                 <w:color w:val="000000"/>
                 <w:sz w:val="22"/>
                 <w:szCs w:val="22"/>
-              </w:rPr>
-              <w:t xml:space="preserve">•  Le permis ne rend pas le travail sûr — ce sont les mesures qui le font.</w:t>
+                <w:lang w:val="fr-CH"/>
+              </w:rPr>
+              <w:t>•  Mettre en place les mesures convenues avant de commencer.</w:t>
             </w:r>
           </w:p>
           <w:p>
@@ -4063,8 +4292,9 @@
                 <w:color w:val="000000"/>
                 <w:sz w:val="22"/>
                 <w:szCs w:val="22"/>
-              </w:rPr>
-              <w:t xml:space="preserve">•  En cas de changement : STOPPER LE TRAVAIL. Réévaluer avant de continuer.</w:t>
+                <w:lang w:val="fr-CH"/>
+              </w:rPr>
+              <w:t>•  En cas de changement des conditions : ARRÊTER LE TRAVAIL. Réévaluer avant de continuer.</w:t>
             </w:r>
           </w:p>
           <w:p>
@@ -4081,8 +4311,9 @@
                 <w:color w:val="000000"/>
                 <w:sz w:val="22"/>
                 <w:szCs w:val="22"/>
-              </w:rPr>
-              <w:t xml:space="preserve">•  Valable un poste. Prolonger quotidiennement (max. 5 jours).</w:t>
+                <w:lang w:val="fr-CH"/>
+              </w:rPr>
+              <w:t>•  Valable pour un poste. Prolonger chaque jour dans la rubrique prévue (max. 5 jours).</w:t>
             </w:r>
           </w:p>
           <w:p>
@@ -4099,8 +4330,9 @@
                 <w:color w:val="000000"/>
                 <w:sz w:val="22"/>
                 <w:szCs w:val="22"/>
-              </w:rPr>
-              <w:t xml:space="preserve">•  Afficher sur le lieu de travail. Garder une copie au poste d’émission.</w:t>
+                <w:lang w:val="fr-CH"/>
+              </w:rPr>
+              <w:t>•  Afficher sur le lieu de travail. Conserver une copie au poste d’émission.</w:t>
             </w:r>
           </w:p>
           <w:p>
@@ -4117,8 +4349,9 @@
                 <w:color w:val="000000"/>
                 <w:sz w:val="22"/>
                 <w:szCs w:val="22"/>
-              </w:rPr>
-              <w:t xml:space="preserve">•  Tous les travailleurs doivent lire et signer avant de commencer.</w:t>
+                <w:lang w:val="fr-CH"/>
+              </w:rPr>
+              <w:t>•  Tous les travailleurs doivent lire et signer avant de commencer.</w:t>
             </w:r>
           </w:p>
           <w:p>
@@ -4135,20 +4368,27 @@
                 <w:color w:val="000000"/>
                 <w:sz w:val="22"/>
                 <w:szCs w:val="22"/>
-              </w:rPr>
-              <w:t xml:space="preserve">•  La personne responsable peut suspendre ou annuler tout permis à tout moment.</w:t>
+                <w:lang w:val="fr-CH"/>
+              </w:rPr>
+              <w:t>•  La personne responsable peut suspendre ou annuler tout permis à tout moment.</w:t>
             </w:r>
           </w:p>
         </w:tc>
       </w:tr>
     </w:tbl>
     <w:p>
+      <w:pPr>
+        <w:spacing w:line="20" w:lineRule="exact" w:before="0" w:after="0"/>
+      </w:pPr>
       <w:r>
-        <w:br w:type="page"/>
+        <w:rPr>
+          <w:sz w:val="2"/>
+        </w:rPr>
       </w:r>
     </w:p>
     <w:p>
       <w:pPr>
+        <w:pageBreakBefore/>
         <w:spacing w:after="0" w:before="0"/>
         <w:jc w:val="center"/>
       </w:pPr>
@@ -4162,13 +4402,14 @@
           <w:color w:val="C04E1A"/>
           <w:sz w:val="32"/>
           <w:szCs w:val="32"/>
+          <w:lang w:val="fr-CH"/>
         </w:rPr>
-        <w:t xml:space="preserve">PERMIS DE TRAVAIL GÉNÉRAL</w:t>
+        <w:t>PERMIS DE TRAVAIL GÉNÉRAL</w:t>
       </w:r>
     </w:p>
     <w:p>
       <w:pPr>
-        <w:spacing w:after="0" w:before="40"/>
+        <w:spacing w:after="0" w:before="0" w:line="40" w:lineRule="exact"/>
       </w:pPr>
     </w:p>
     <w:tbl>
@@ -4190,6 +4431,9 @@
         <w:gridCol w:w="2066"/>
       </w:tblGrid>
       <w:tr>
+        <w:trPr>
+          <w:cantSplit/>
+        </w:trPr>
         <w:tc>
           <w:tcPr>
             <w:tcW w:type="dxa" w:w="2800"/>
@@ -4224,8 +4468,9 @@
                 <w:color w:val="000000"/>
                 <w:sz w:val="22"/>
                 <w:szCs w:val="22"/>
-              </w:rPr>
-              <w:t xml:space="preserve">Permit No.</w:t>
+                <w:lang w:val="fr-CH"/>
+              </w:rPr>
+              <w:t>N° de permis</w:t>
             </w:r>
           </w:p>
         </w:tc>
@@ -4301,8 +4546,9 @@
                 <w:color w:val="000000"/>
                 <w:sz w:val="22"/>
                 <w:szCs w:val="22"/>
-              </w:rPr>
-              <w:t xml:space="preserve">Date</w:t>
+                <w:lang w:val="fr-CH"/>
+              </w:rPr>
+              <w:t>Date</w:t>
             </w:r>
           </w:p>
         </w:tc>
@@ -4346,6 +4592,9 @@
         </w:tc>
       </w:tr>
       <w:tr>
+        <w:trPr>
+          <w:cantSplit/>
+        </w:trPr>
         <w:tc>
           <w:tcPr>
             <w:tcW w:type="dxa" w:w="2800"/>
@@ -4380,8 +4629,9 @@
                 <w:color w:val="000000"/>
                 <w:sz w:val="22"/>
                 <w:szCs w:val="22"/>
-              </w:rPr>
-              <w:t xml:space="preserve">Location / Area</w:t>
+                <w:lang w:val="fr-CH"/>
+              </w:rPr>
+              <w:t>Lieu / Zone</w:t>
             </w:r>
           </w:p>
         </w:tc>
@@ -4425,6 +4675,9 @@
         </w:tc>
       </w:tr>
       <w:tr>
+        <w:trPr>
+          <w:cantSplit/>
+        </w:trPr>
         <w:tc>
           <w:tcPr>
             <w:tcW w:type="dxa" w:w="2800"/>
@@ -4459,8 +4712,9 @@
                 <w:color w:val="000000"/>
                 <w:sz w:val="22"/>
                 <w:szCs w:val="22"/>
-              </w:rPr>
-              <w:t xml:space="preserve">Company / Contractor</w:t>
+                <w:lang w:val="fr-CH"/>
+              </w:rPr>
+              <w:t>Entreprise / Entreprise tierce</w:t>
             </w:r>
           </w:p>
         </w:tc>
@@ -4536,8 +4790,9 @@
                 <w:color w:val="000000"/>
                 <w:sz w:val="22"/>
                 <w:szCs w:val="22"/>
-              </w:rPr>
-              <w:t xml:space="preserve">Duration</w:t>
+                <w:lang w:val="fr-CH"/>
+              </w:rPr>
+              <w:t>Durée</w:t>
             </w:r>
           </w:p>
         </w:tc>
@@ -4581,6 +4836,9 @@
         </w:tc>
       </w:tr>
       <w:tr>
+        <w:trPr>
+          <w:cantSplit/>
+        </w:trPr>
         <w:tc>
           <w:tcPr>
             <w:tcW w:type="dxa" w:w="2800"/>
@@ -4615,8 +4873,9 @@
                 <w:color w:val="000000"/>
                 <w:sz w:val="22"/>
                 <w:szCs w:val="22"/>
-              </w:rPr>
-              <w:t xml:space="preserve">Personne responsable</w:t>
+                <w:lang w:val="fr-CH"/>
+              </w:rPr>
+              <w:t>Personne responsable</w:t>
             </w:r>
           </w:p>
         </w:tc>
@@ -4653,13 +4912,17 @@
                 <w:color w:val="000000"/>
                 <w:sz w:val="22"/>
                 <w:szCs w:val="22"/>
-              </w:rPr>
-              <w:t xml:space="preserve">Name:                                           Tel.:</w:t>
+                <w:lang w:val="fr-CH"/>
+              </w:rPr>
+              <w:t>Nom :                                           Tél. :</w:t>
             </w:r>
           </w:p>
         </w:tc>
       </w:tr>
       <w:tr>
+        <w:trPr>
+          <w:cantSplit/>
+        </w:trPr>
         <w:tc>
           <w:tcPr>
             <w:tcW w:type="dxa" w:w="2800"/>
@@ -4694,8 +4957,9 @@
                 <w:color w:val="000000"/>
                 <w:sz w:val="22"/>
                 <w:szCs w:val="22"/>
-              </w:rPr>
-              <w:t xml:space="preserve">Chef/fe de travaux</w:t>
+                <w:lang w:val="fr-CH"/>
+              </w:rPr>
+              <w:t>Chef/fe de travaux</w:t>
             </w:r>
           </w:p>
         </w:tc>
@@ -4732,8 +4996,9 @@
                 <w:color w:val="000000"/>
                 <w:sz w:val="22"/>
                 <w:szCs w:val="22"/>
-              </w:rPr>
-              <w:t xml:space="preserve">Name:                                           Tel.:</w:t>
+                <w:lang w:val="fr-CH"/>
+              </w:rPr>
+              <w:t>Nom :                                           Tél. :</w:t>
             </w:r>
           </w:p>
         </w:tc>
@@ -4741,7 +5006,8 @@
     </w:tbl>
     <w:p>
       <w:pPr>
-        <w:spacing w:after="40" w:before="140"/>
+        <w:keepNext/>
+        <w:spacing w:after="40" w:before="80"/>
       </w:pPr>
       <w:r>
         <w:rPr>
@@ -4753,8 +5019,9 @@
           <w:color w:val="C04E1A"/>
           <w:sz w:val="26"/>
           <w:szCs w:val="26"/>
+          <w:lang w:val="fr-CH"/>
         </w:rPr>
-        <w:t xml:space="preserve">1 │ DESCRIBE THE WORK</w:t>
+        <w:t>1 │ DÉCRIRE LES TRAVAUX</w:t>
       </w:r>
     </w:p>
     <w:tbl>
@@ -4776,6 +5043,7 @@
       <w:tr>
         <w:trPr>
           <w:trHeight w:val="400" w:hRule="atLeast"/>
+          <w:cantSplit/>
         </w:trPr>
         <w:tc>
           <w:tcPr>
@@ -4811,8 +5079,9 @@
                 <w:color w:val="000000"/>
                 <w:sz w:val="22"/>
                 <w:szCs w:val="22"/>
-              </w:rPr>
-              <w:t xml:space="preserve">What exactly will be done?</w:t>
+                <w:lang w:val="fr-CH"/>
+              </w:rPr>
+              <w:t>Quels travaux seront réalisés ?</w:t>
             </w:r>
           </w:p>
         </w:tc>
@@ -4858,6 +5127,7 @@
       <w:tr>
         <w:trPr>
           <w:trHeight w:val="320" w:hRule="atLeast"/>
+          <w:cantSplit/>
         </w:trPr>
         <w:tc>
           <w:tcPr>
@@ -4893,8 +5163,9 @@
                 <w:color w:val="000000"/>
                 <w:sz w:val="22"/>
                 <w:szCs w:val="22"/>
-              </w:rPr>
-              <w:t xml:space="preserve">Where? (building, floor, area, equipment)</w:t>
+                <w:lang w:val="fr-CH"/>
+              </w:rPr>
+              <w:t>Où ? (bâtiment, étage, zone, équipement)</w:t>
             </w:r>
           </w:p>
         </w:tc>
@@ -4940,6 +5211,7 @@
       <w:tr>
         <w:trPr>
           <w:trHeight w:val="480" w:hRule="atLeast"/>
+          <w:cantSplit/>
         </w:trPr>
         <w:tc>
           <w:tcPr>
@@ -4975,8 +5247,9 @@
                 <w:color w:val="000000"/>
                 <w:sz w:val="22"/>
                 <w:szCs w:val="22"/>
-              </w:rPr>
-              <w:t xml:space="preserve">How? (key steps — describe the sequence)</w:t>
+                <w:lang w:val="fr-CH"/>
+              </w:rPr>
+              <w:t>Comment ? (étapes dans l’ordre)</w:t>
             </w:r>
           </w:p>
         </w:tc>
@@ -5022,6 +5295,7 @@
       <w:tr>
         <w:trPr>
           <w:trHeight w:val="300" w:hRule="atLeast"/>
+          <w:cantSplit/>
         </w:trPr>
         <w:tc>
           <w:tcPr>
@@ -5057,8 +5331,9 @@
                 <w:color w:val="000000"/>
                 <w:sz w:val="22"/>
                 <w:szCs w:val="22"/>
-              </w:rPr>
-              <w:t xml:space="preserve">Tools and equipment needed</w:t>
+                <w:lang w:val="fr-CH"/>
+              </w:rPr>
+              <w:t>Outils et équipements</w:t>
             </w:r>
           </w:p>
         </w:tc>
@@ -5104,7 +5379,8 @@
     </w:tbl>
     <w:p>
       <w:pPr>
-        <w:spacing w:after="40" w:before="140"/>
+        <w:keepNext/>
+        <w:spacing w:after="40" w:before="80"/>
       </w:pPr>
       <w:r>
         <w:rPr>
@@ -5116,8 +5392,9 @@
           <w:color w:val="C04E1A"/>
           <w:sz w:val="26"/>
           <w:szCs w:val="26"/>
+          <w:lang w:val="fr-CH"/>
         </w:rPr>
-        <w:t xml:space="preserve">2 │ DOES THIS WORK INVOLVE ANY OF THE FOLLOWING?</w:t>
+        <w:t>2 │ CES TRAVAUX COMPRENNENT-ILS LES ACTIVITÉS SUIVANTES ?</w:t>
       </w:r>
     </w:p>
     <w:p>
@@ -5134,8 +5411,9 @@
           <w:color w:val="666666"/>
           <w:sz w:val="20"/>
           <w:szCs w:val="20"/>
+          <w:lang w:val="fr-CH"/>
         </w:rPr>
-        <w:t xml:space="preserve">Tick all that apply — each ticked item requires the corresponding permise.</w:t>
+        <w:t>Cocher les activités concernées. Obtenir les permis complémentaires indiqués et appliquer les autres mesures requises.</w:t>
       </w:r>
     </w:p>
     <w:tbl>
@@ -5157,6 +5435,9 @@
         <w:gridCol w:w="2666"/>
       </w:tblGrid>
       <w:tr>
+        <w:trPr>
+          <w:cantSplit/>
+        </w:trPr>
         <w:tc>
           <w:tcPr>
             <w:tcW w:type="dxa" w:w="5800"/>
@@ -5191,8 +5472,9 @@
                 <w:color w:val="000000"/>
                 <w:sz w:val="22"/>
                 <w:szCs w:val="22"/>
-              </w:rPr>
-              <w:t xml:space="preserve">Activity</w:t>
+                <w:lang w:val="fr-CH"/>
+              </w:rPr>
+              <w:t>Activité</w:t>
             </w:r>
           </w:p>
         </w:tc>
@@ -5230,8 +5512,9 @@
                 <w:color w:val="000000"/>
                 <w:sz w:val="22"/>
                 <w:szCs w:val="22"/>
-              </w:rPr>
-              <w:t xml:space="preserve">Yes</w:t>
+                <w:lang w:val="fr-CH"/>
+              </w:rPr>
+              <w:t>Oui</w:t>
             </w:r>
           </w:p>
         </w:tc>
@@ -5269,8 +5552,9 @@
                 <w:color w:val="000000"/>
                 <w:sz w:val="22"/>
                 <w:szCs w:val="22"/>
-              </w:rPr>
-              <w:t xml:space="preserve">N/A</w:t>
+                <w:lang w:val="fr-CH"/>
+              </w:rPr>
+              <w:t>Sans objet</w:t>
             </w:r>
           </w:p>
         </w:tc>
@@ -5308,13 +5592,17 @@
                 <w:color w:val="000000"/>
                 <w:sz w:val="22"/>
                 <w:szCs w:val="22"/>
-              </w:rPr>
-              <w:t xml:space="preserve">Permise</w:t>
+                <w:lang w:val="fr-CH"/>
+              </w:rPr>
+              <w:t>Permis / Action</w:t>
             </w:r>
           </w:p>
         </w:tc>
       </w:tr>
       <w:tr>
+        <w:trPr>
+          <w:cantSplit/>
+        </w:trPr>
         <w:tc>
           <w:tcPr>
             <w:tcW w:type="dxa" w:w="5800"/>
@@ -5348,8 +5636,9 @@
                 <w:color w:val="000000"/>
                 <w:sz w:val="22"/>
                 <w:szCs w:val="22"/>
-              </w:rPr>
-              <w:t xml:space="preserve">Welding, grinding, cutting, soldering, open flame, spark-producing work</w:t>
+                <w:lang w:val="fr-CH"/>
+              </w:rPr>
+              <w:t>Soudage, meulage, découpage, brasage, flamme nue, production d’étincelles</w:t>
             </w:r>
           </w:p>
         </w:tc>
@@ -5462,13 +5751,17 @@
                 <w:color w:val="D4652B"/>
                 <w:sz w:val="22"/>
                 <w:szCs w:val="22"/>
-              </w:rPr>
-              <w:t xml:space="preserve">→ Hot Work</w:t>
+                <w:lang w:val="fr-CH"/>
+              </w:rPr>
+              <w:t>→ Points chauds</w:t>
             </w:r>
           </w:p>
         </w:tc>
       </w:tr>
       <w:tr>
+        <w:trPr>
+          <w:cantSplit/>
+        </w:trPr>
         <w:tc>
           <w:tcPr>
             <w:tcW w:type="dxa" w:w="5800"/>
@@ -5502,8 +5795,9 @@
                 <w:color w:val="000000"/>
                 <w:sz w:val="22"/>
                 <w:szCs w:val="22"/>
-              </w:rPr>
-              <w:t xml:space="preserve">Work where anyone could fall (roof, ladder, scaffold, platform, edge)</w:t>
+                <w:lang w:val="fr-CH"/>
+              </w:rPr>
+              <w:t>Risque de chute (toit, échelle, échafaudage, plateforme, bord)</w:t>
             </w:r>
           </w:p>
         </w:tc>
@@ -5616,13 +5910,17 @@
                 <w:color w:val="D4652B"/>
                 <w:sz w:val="22"/>
                 <w:szCs w:val="22"/>
-              </w:rPr>
-              <w:t xml:space="preserve">→ Heights</w:t>
+                <w:lang w:val="fr-CH"/>
+              </w:rPr>
+              <w:t>→ Hauteur</w:t>
             </w:r>
           </w:p>
         </w:tc>
       </w:tr>
       <w:tr>
+        <w:trPr>
+          <w:cantSplit/>
+        </w:trPr>
         <w:tc>
           <w:tcPr>
             <w:tcW w:type="dxa" w:w="5800"/>
@@ -5656,8 +5954,9 @@
                 <w:color w:val="000000"/>
                 <w:sz w:val="22"/>
                 <w:szCs w:val="22"/>
-              </w:rPr>
-              <w:t xml:space="preserve">Entry into tank, vessel, pit, silo, duct, or enclosed space</w:t>
+                <w:lang w:val="fr-CH"/>
+              </w:rPr>
+              <w:t>Entrée dans une cuve, un réservoir, une fosse, un silo, un conduit ou un espace clos</w:t>
             </w:r>
           </w:p>
         </w:tc>
@@ -5770,13 +6069,17 @@
                 <w:color w:val="D4652B"/>
                 <w:sz w:val="22"/>
                 <w:szCs w:val="22"/>
-              </w:rPr>
-              <w:t xml:space="preserve">→ Confined Space</w:t>
+                <w:lang w:val="fr-CH"/>
+              </w:rPr>
+              <w:t>→ Espace confiné</w:t>
             </w:r>
           </w:p>
         </w:tc>
       </w:tr>
       <w:tr>
+        <w:trPr>
+          <w:cantSplit/>
+        </w:trPr>
         <w:tc>
           <w:tcPr>
             <w:tcW w:type="dxa" w:w="5800"/>
@@ -5810,8 +6113,9 @@
                 <w:color w:val="000000"/>
                 <w:sz w:val="22"/>
                 <w:szCs w:val="22"/>
-              </w:rPr>
-              <w:t xml:space="preserve">Isolating any energy source (electrical, mechanical, hydraulic, pneumatic, thermal)</w:t>
+                <w:lang w:val="fr-CH"/>
+              </w:rPr>
+              <w:t>Consignation des énergies : électrique, mécanique, hydraulique, pneumatique, thermique</w:t>
             </w:r>
           </w:p>
         </w:tc>
@@ -5924,13 +6228,17 @@
                 <w:color w:val="D4652B"/>
                 <w:sz w:val="22"/>
                 <w:szCs w:val="22"/>
-              </w:rPr>
-              <w:t xml:space="preserve">→ LOTO</w:t>
+                <w:lang w:val="fr-CH"/>
+              </w:rPr>
+              <w:t>→ LOTO</w:t>
             </w:r>
           </w:p>
         </w:tc>
       </w:tr>
       <w:tr>
+        <w:trPr>
+          <w:cantSplit/>
+        </w:trPr>
         <w:tc>
           <w:tcPr>
             <w:tcW w:type="dxa" w:w="5800"/>
@@ -5964,8 +6272,168 @@
                 <w:color w:val="000000"/>
                 <w:sz w:val="22"/>
                 <w:szCs w:val="22"/>
-              </w:rPr>
-              <w:t xml:space="preserve">Work near hazardous substances (chemicals, asbestos, gases)</w:t>
+                <w:lang w:val="fr-CH"/>
+              </w:rPr>
+              <w:t>Travaux près de substances dangereuses (produits chimiques, amiante, gaz)</w:t>
+            </w:r>
+          </w:p>
+        </w:tc>
+        <w:tc>
+          <w:tcPr>
+            <w:tcW w:type="dxa" w:w="1000"/>
+            <w:gridSpan w:val="1"/>
+            <w:tcBorders>
+              <w:top w:val="single" w:color="CCCCCC" w:sz="1"/>
+              <w:left w:val="single" w:color="CCCCCC" w:sz="1"/>
+              <w:bottom w:val="single" w:color="CCCCCC" w:sz="1"/>
+              <w:right w:val="single" w:color="CCCCCC" w:sz="1"/>
+            </w:tcBorders>
+            <w:tcMar>
+              <w:top w:type="dxa" w:w="50"/>
+              <w:left w:type="dxa" w:w="100"/>
+              <w:bottom w:type="dxa" w:w="50"/>
+              <w:right w:type="dxa" w:w="100"/>
+            </w:tcMar>
+            <w:vAlign w:val="center"/>
+          </w:tcPr>
+          <w:p>
+            <w:pPr>
+              <w:spacing w:after="0" w:before="0"/>
+              <w:jc w:val="left"/>
+            </w:pPr>
+            <w:r>
+              <w:rPr>
+                <w:rFonts w:ascii="Arial" w:cs="Arial" w:eastAsia="Arial" w:hAnsi="Arial"/>
+                <w:b w:val="false"/>
+                <w:bCs w:val="false"/>
+                <w:i w:val="false"/>
+                <w:iCs w:val="false"/>
+                <w:color w:val="000000"/>
+                <w:sz w:val="22"/>
+                <w:szCs w:val="22"/>
+              </w:rPr>
+              <w:t xml:space="preserve"> </w:t>
+            </w:r>
+          </w:p>
+        </w:tc>
+        <w:tc>
+          <w:tcPr>
+            <w:tcW w:type="dxa" w:w="1000"/>
+            <w:gridSpan w:val="1"/>
+            <w:tcBorders>
+              <w:top w:val="single" w:color="CCCCCC" w:sz="1"/>
+              <w:left w:val="single" w:color="CCCCCC" w:sz="1"/>
+              <w:bottom w:val="single" w:color="CCCCCC" w:sz="1"/>
+              <w:right w:val="single" w:color="CCCCCC" w:sz="1"/>
+            </w:tcBorders>
+            <w:tcMar>
+              <w:top w:type="dxa" w:w="50"/>
+              <w:left w:type="dxa" w:w="100"/>
+              <w:bottom w:type="dxa" w:w="50"/>
+              <w:right w:type="dxa" w:w="100"/>
+            </w:tcMar>
+            <w:vAlign w:val="center"/>
+          </w:tcPr>
+          <w:p>
+            <w:pPr>
+              <w:spacing w:after="0" w:before="0"/>
+              <w:jc w:val="left"/>
+            </w:pPr>
+            <w:r>
+              <w:rPr>
+                <w:rFonts w:ascii="Arial" w:cs="Arial" w:eastAsia="Arial" w:hAnsi="Arial"/>
+                <w:b w:val="false"/>
+                <w:bCs w:val="false"/>
+                <w:i w:val="false"/>
+                <w:iCs w:val="false"/>
+                <w:color w:val="000000"/>
+                <w:sz w:val="22"/>
+                <w:szCs w:val="22"/>
+              </w:rPr>
+              <w:t xml:space="preserve"> </w:t>
+            </w:r>
+          </w:p>
+        </w:tc>
+        <w:tc>
+          <w:tcPr>
+            <w:tcW w:type="dxa" w:w="2666"/>
+            <w:gridSpan w:val="1"/>
+            <w:tcBorders>
+              <w:top w:val="single" w:color="CCCCCC" w:sz="1"/>
+              <w:left w:val="single" w:color="CCCCCC" w:sz="1"/>
+              <w:bottom w:val="single" w:color="CCCCCC" w:sz="1"/>
+              <w:right w:val="single" w:color="CCCCCC" w:sz="1"/>
+            </w:tcBorders>
+            <w:tcMar>
+              <w:top w:type="dxa" w:w="50"/>
+              <w:left w:type="dxa" w:w="100"/>
+              <w:bottom w:type="dxa" w:w="50"/>
+              <w:right w:type="dxa" w:w="100"/>
+            </w:tcMar>
+            <w:vAlign w:val="center"/>
+          </w:tcPr>
+          <w:p>
+            <w:pPr>
+              <w:spacing w:after="0" w:before="0"/>
+              <w:jc w:val="left"/>
+            </w:pPr>
+            <w:r>
+              <w:rPr>
+                <w:rFonts w:ascii="Arial" w:cs="Arial" w:eastAsia="Arial" w:hAnsi="Arial"/>
+                <w:b w:val="0"/>
+                <w:bCs/>
+                <w:i w:val="false"/>
+                <w:iCs w:val="false"/>
+                <w:color w:val="000000"/>
+                <w:sz w:val="22"/>
+                <w:szCs w:val="22"/>
+                <w:lang w:val="fr-CH"/>
+              </w:rPr>
+              <w:t>Évaluer les dangers; consulter la FDS. Amiante suspecté : arrêter et faire évaluer par un spécialiste.</w:t>
+            </w:r>
+          </w:p>
+        </w:tc>
+      </w:tr>
+      <w:tr>
+        <w:trPr>
+          <w:cantSplit/>
+        </w:trPr>
+        <w:tc>
+          <w:tcPr>
+            <w:tcW w:type="dxa" w:w="5800"/>
+            <w:gridSpan w:val="1"/>
+            <w:tcBorders>
+              <w:top w:val="single" w:color="CCCCCC" w:sz="1"/>
+              <w:left w:val="single" w:color="CCCCCC" w:sz="1"/>
+              <w:bottom w:val="single" w:color="CCCCCC" w:sz="1"/>
+              <w:right w:val="single" w:color="CCCCCC" w:sz="1"/>
+            </w:tcBorders>
+            <w:tcMar>
+              <w:top w:type="dxa" w:w="50"/>
+              <w:left w:type="dxa" w:w="100"/>
+              <w:bottom w:type="dxa" w:w="50"/>
+              <w:right w:type="dxa" w:w="100"/>
+            </w:tcMar>
+            <w:vAlign w:val="center"/>
+          </w:tcPr>
+          <w:p>
+            <w:pPr>
+              <w:spacing w:after="0" w:before="0"/>
+              <w:jc w:val="left"/>
+            </w:pPr>
+            <w:r>
+              <w:rPr>
+                <w:rFonts w:ascii="Arial" w:cs="Arial" w:eastAsia="Arial" w:hAnsi="Arial"/>
+                <w:b w:val="false"/>
+                <w:bCs w:val="false"/>
+                <w:i w:val="false"/>
+                <w:iCs w:val="false"/>
+                <w:color w:val="000000"/>
+                <w:sz w:val="22"/>
+                <w:szCs w:val="22"/>
+                <w:lang w:val="fr-CH"/>
+              </w:rPr>
+              <w:t>Travaux pouvant affecter autrui ou entrer en conflit avec d’autres activités</w:t>
             </w:r>
           </w:p>
         </w:tc>
@@ -6078,162 +6546,9 @@
                 <w:color w:val="D4652B"/>
                 <w:sz w:val="22"/>
                 <w:szCs w:val="22"/>
-              </w:rPr>
-              <w:t xml:space="preserve">→ See SDS</w:t>
-            </w:r>
-          </w:p>
-        </w:tc>
-      </w:tr>
-      <w:tr>
-        <w:tc>
-          <w:tcPr>
-            <w:tcW w:type="dxa" w:w="5800"/>
-            <w:gridSpan w:val="1"/>
-            <w:tcBorders>
-              <w:top w:val="single" w:color="CCCCCC" w:sz="1"/>
-              <w:left w:val="single" w:color="CCCCCC" w:sz="1"/>
-              <w:bottom w:val="single" w:color="CCCCCC" w:sz="1"/>
-              <w:right w:val="single" w:color="CCCCCC" w:sz="1"/>
-            </w:tcBorders>
-            <w:tcMar>
-              <w:top w:type="dxa" w:w="50"/>
-              <w:left w:type="dxa" w:w="100"/>
-              <w:bottom w:type="dxa" w:w="50"/>
-              <w:right w:type="dxa" w:w="100"/>
-            </w:tcMar>
-            <w:vAlign w:val="center"/>
-          </w:tcPr>
-          <w:p>
-            <w:pPr>
-              <w:spacing w:after="0" w:before="0"/>
-              <w:jc w:val="left"/>
-            </w:pPr>
-            <w:r>
-              <w:rPr>
-                <w:rFonts w:ascii="Arial" w:cs="Arial" w:eastAsia="Arial" w:hAnsi="Arial"/>
-                <w:b w:val="false"/>
-                <w:bCs w:val="false"/>
-                <w:i w:val="false"/>
-                <w:iCs w:val="false"/>
-                <w:color w:val="000000"/>
-                <w:sz w:val="22"/>
-                <w:szCs w:val="22"/>
-              </w:rPr>
-              <w:t xml:space="preserve">Work that may affect others or conflict with other activities</w:t>
-            </w:r>
-          </w:p>
-        </w:tc>
-        <w:tc>
-          <w:tcPr>
-            <w:tcW w:type="dxa" w:w="1000"/>
-            <w:gridSpan w:val="1"/>
-            <w:tcBorders>
-              <w:top w:val="single" w:color="CCCCCC" w:sz="1"/>
-              <w:left w:val="single" w:color="CCCCCC" w:sz="1"/>
-              <w:bottom w:val="single" w:color="CCCCCC" w:sz="1"/>
-              <w:right w:val="single" w:color="CCCCCC" w:sz="1"/>
-            </w:tcBorders>
-            <w:tcMar>
-              <w:top w:type="dxa" w:w="50"/>
-              <w:left w:type="dxa" w:w="100"/>
-              <w:bottom w:type="dxa" w:w="50"/>
-              <w:right w:type="dxa" w:w="100"/>
-            </w:tcMar>
-            <w:vAlign w:val="center"/>
-          </w:tcPr>
-          <w:p>
-            <w:pPr>
-              <w:spacing w:after="0" w:before="0"/>
-              <w:jc w:val="left"/>
-            </w:pPr>
-            <w:r>
-              <w:rPr>
-                <w:rFonts w:ascii="Arial" w:cs="Arial" w:eastAsia="Arial" w:hAnsi="Arial"/>
-                <w:b w:val="false"/>
-                <w:bCs w:val="false"/>
-                <w:i w:val="false"/>
-                <w:iCs w:val="false"/>
-                <w:color w:val="000000"/>
-                <w:sz w:val="22"/>
-                <w:szCs w:val="22"/>
-              </w:rPr>
-              <w:t xml:space="preserve"> </w:t>
-            </w:r>
-          </w:p>
-        </w:tc>
-        <w:tc>
-          <w:tcPr>
-            <w:tcW w:type="dxa" w:w="1000"/>
-            <w:gridSpan w:val="1"/>
-            <w:tcBorders>
-              <w:top w:val="single" w:color="CCCCCC" w:sz="1"/>
-              <w:left w:val="single" w:color="CCCCCC" w:sz="1"/>
-              <w:bottom w:val="single" w:color="CCCCCC" w:sz="1"/>
-              <w:right w:val="single" w:color="CCCCCC" w:sz="1"/>
-            </w:tcBorders>
-            <w:tcMar>
-              <w:top w:type="dxa" w:w="50"/>
-              <w:left w:type="dxa" w:w="100"/>
-              <w:bottom w:type="dxa" w:w="50"/>
-              <w:right w:type="dxa" w:w="100"/>
-            </w:tcMar>
-            <w:vAlign w:val="center"/>
-          </w:tcPr>
-          <w:p>
-            <w:pPr>
-              <w:spacing w:after="0" w:before="0"/>
-              <w:jc w:val="left"/>
-            </w:pPr>
-            <w:r>
-              <w:rPr>
-                <w:rFonts w:ascii="Arial" w:cs="Arial" w:eastAsia="Arial" w:hAnsi="Arial"/>
-                <w:b w:val="false"/>
-                <w:bCs w:val="false"/>
-                <w:i w:val="false"/>
-                <w:iCs w:val="false"/>
-                <w:color w:val="000000"/>
-                <w:sz w:val="22"/>
-                <w:szCs w:val="22"/>
-              </w:rPr>
-              <w:t xml:space="preserve"> </w:t>
-            </w:r>
-          </w:p>
-        </w:tc>
-        <w:tc>
-          <w:tcPr>
-            <w:tcW w:type="dxa" w:w="2666"/>
-            <w:gridSpan w:val="1"/>
-            <w:tcBorders>
-              <w:top w:val="single" w:color="CCCCCC" w:sz="1"/>
-              <w:left w:val="single" w:color="CCCCCC" w:sz="1"/>
-              <w:bottom w:val="single" w:color="CCCCCC" w:sz="1"/>
-              <w:right w:val="single" w:color="CCCCCC" w:sz="1"/>
-            </w:tcBorders>
-            <w:tcMar>
-              <w:top w:type="dxa" w:w="50"/>
-              <w:left w:type="dxa" w:w="100"/>
-              <w:bottom w:type="dxa" w:w="50"/>
-              <w:right w:type="dxa" w:w="100"/>
-            </w:tcMar>
-            <w:vAlign w:val="center"/>
-          </w:tcPr>
-          <w:p>
-            <w:pPr>
-              <w:spacing w:after="0" w:before="0"/>
-              <w:jc w:val="center"/>
-            </w:pPr>
-            <w:r>
-              <w:rPr>
-                <w:rFonts w:ascii="Arial" w:cs="Arial" w:eastAsia="Arial" w:hAnsi="Arial"/>
-                <w:b/>
-                <w:bCs/>
-                <w:i w:val="false"/>
-                <w:iCs w:val="false"/>
-                <w:color w:val="D4652B"/>
-                <w:sz w:val="22"/>
-                <w:szCs w:val="22"/>
-              </w:rPr>
-              <w:t xml:space="preserve">→ Notify</w:t>
+                <w:lang w:val="fr-CH"/>
+              </w:rPr>
+              <w:t>→ Informer</w:t>
             </w:r>
           </w:p>
         </w:tc>
@@ -6241,7 +6556,8 @@
     </w:tbl>
     <w:p>
       <w:pPr>
-        <w:spacing w:after="40" w:before="140"/>
+        <w:keepNext/>
+        <w:spacing w:after="40" w:before="80"/>
       </w:pPr>
       <w:r>
         <w:rPr>
@@ -6253,8 +6569,9 @@
           <w:color w:val="C04E1A"/>
           <w:sz w:val="26"/>
           <w:szCs w:val="26"/>
+          <w:lang w:val="fr-CH"/>
         </w:rPr>
-        <w:t xml:space="preserve">3 │ JOB HAZARD ANALYSIS</w:t>
+        <w:t>3 │ ANALYSE DES DANGERS</w:t>
       </w:r>
     </w:p>
     <w:p>
@@ -6271,8 +6588,9 @@
           <w:color w:val="666666"/>
           <w:sz w:val="20"/>
           <w:szCs w:val="20"/>
+          <w:lang w:val="fr-CH"/>
         </w:rPr>
-        <w:t xml:space="preserve">For each work step: what can go wrong and how do we prevent it?</w:t>
+        <w:t>Pour chaque étape de travail, déterminer ce qui pourrait mal se passer et comment l’éviter.</w:t>
       </w:r>
     </w:p>
     <w:tbl>
@@ -6295,6 +6613,9 @@
         <w:gridCol w:w="1866"/>
       </w:tblGrid>
       <w:tr>
+        <w:trPr>
+          <w:cantSplit/>
+        </w:trPr>
         <w:tc>
           <w:tcPr>
             <w:tcW w:type="dxa" w:w="600"/>
@@ -6329,8 +6650,9 @@
                 <w:color w:val="000000"/>
                 <w:sz w:val="22"/>
                 <w:szCs w:val="22"/>
-              </w:rPr>
-              <w:t xml:space="preserve">#</w:t>
+                <w:lang w:val="fr-CH"/>
+              </w:rPr>
+              <w:t>N°</w:t>
             </w:r>
           </w:p>
         </w:tc>
@@ -6368,8 +6690,9 @@
                 <w:color w:val="000000"/>
                 <w:sz w:val="22"/>
                 <w:szCs w:val="22"/>
-              </w:rPr>
-              <w:t xml:space="preserve">Work Step</w:t>
+                <w:lang w:val="fr-CH"/>
+              </w:rPr>
+              <w:t>Étape de travail</w:t>
             </w:r>
           </w:p>
         </w:tc>
@@ -6407,8 +6730,9 @@
                 <w:color w:val="000000"/>
                 <w:sz w:val="22"/>
                 <w:szCs w:val="22"/>
-              </w:rPr>
-              <w:t xml:space="preserve">Hazard — what could go wrong?</w:t>
+                <w:lang w:val="fr-CH"/>
+              </w:rPr>
+              <w:t>Danger : que pourrait-il se passer ?</w:t>
             </w:r>
           </w:p>
         </w:tc>
@@ -6446,8 +6770,9 @@
                 <w:color w:val="000000"/>
                 <w:sz w:val="22"/>
                 <w:szCs w:val="22"/>
-              </w:rPr>
-              <w:t xml:space="preserve">Control — how do we prevent it?</w:t>
+                <w:lang w:val="fr-CH"/>
+              </w:rPr>
+              <w:t>Mesure : comment l’éviter ?</w:t>
             </w:r>
           </w:p>
         </w:tc>
@@ -6485,8 +6810,9 @@
                 <w:color w:val="000000"/>
                 <w:sz w:val="22"/>
                 <w:szCs w:val="22"/>
-              </w:rPr>
-              <w:t xml:space="preserve">Who</w:t>
+                <w:lang w:val="fr-CH"/>
+              </w:rPr>
+              <w:t>Qui</w:t>
             </w:r>
           </w:p>
         </w:tc>
@@ -6494,6 +6820,7 @@
       <w:tr>
         <w:trPr>
           <w:trHeight w:val="360" w:hRule="atLeast"/>
+          <w:cantSplit/>
         </w:trPr>
         <w:tc>
           <w:tcPr>
@@ -6528,8 +6855,9 @@
                 <w:color w:val="000000"/>
                 <w:sz w:val="22"/>
                 <w:szCs w:val="22"/>
-              </w:rPr>
-              <w:t xml:space="preserve">1</w:t>
+                <w:lang w:val="fr-CH"/>
+              </w:rPr>
+              <w:t>1</w:t>
             </w:r>
           </w:p>
         </w:tc>
@@ -6689,6 +7017,7 @@
       <w:tr>
         <w:trPr>
           <w:trHeight w:val="360" w:hRule="atLeast"/>
+          <w:cantSplit/>
         </w:trPr>
         <w:tc>
           <w:tcPr>
@@ -6723,8 +7052,9 @@
                 <w:color w:val="000000"/>
                 <w:sz w:val="22"/>
                 <w:szCs w:val="22"/>
-              </w:rPr>
-              <w:t xml:space="preserve">2</w:t>
+                <w:lang w:val="fr-CH"/>
+              </w:rPr>
+              <w:t>2</w:t>
             </w:r>
           </w:p>
         </w:tc>
@@ -6884,6 +7214,7 @@
       <w:tr>
         <w:trPr>
           <w:trHeight w:val="360" w:hRule="atLeast"/>
+          <w:cantSplit/>
         </w:trPr>
         <w:tc>
           <w:tcPr>
@@ -6918,8 +7249,9 @@
                 <w:color w:val="000000"/>
                 <w:sz w:val="22"/>
                 <w:szCs w:val="22"/>
-              </w:rPr>
-              <w:t xml:space="preserve">3</w:t>
+                <w:lang w:val="fr-CH"/>
+              </w:rPr>
+              <w:t>3</w:t>
             </w:r>
           </w:p>
         </w:tc>
@@ -7079,6 +7411,7 @@
       <w:tr>
         <w:trPr>
           <w:trHeight w:val="360" w:hRule="atLeast"/>
+          <w:cantSplit/>
         </w:trPr>
         <w:tc>
           <w:tcPr>
@@ -7113,8 +7446,9 @@
                 <w:color w:val="000000"/>
                 <w:sz w:val="22"/>
                 <w:szCs w:val="22"/>
-              </w:rPr>
-              <w:t xml:space="preserve">4</w:t>
+                <w:lang w:val="fr-CH"/>
+              </w:rPr>
+              <w:t>4</w:t>
             </w:r>
           </w:p>
         </w:tc>
@@ -7274,6 +7608,7 @@
       <w:tr>
         <w:trPr>
           <w:trHeight w:val="360" w:hRule="atLeast"/>
+          <w:cantSplit/>
         </w:trPr>
         <w:tc>
           <w:tcPr>
@@ -7308,8 +7643,9 @@
                 <w:color w:val="000000"/>
                 <w:sz w:val="22"/>
                 <w:szCs w:val="22"/>
-              </w:rPr>
-              <w:t xml:space="preserve">5</w:t>
+                <w:lang w:val="fr-CH"/>
+              </w:rPr>
+              <w:t>5</w:t>
             </w:r>
           </w:p>
         </w:tc>
@@ -7469,7 +7805,64 @@
     </w:tbl>
     <w:p>
       <w:pPr>
-        <w:spacing w:after="40" w:before="140"/>
+        <w:spacing w:before="0" w:after="0" w:line="20" w:lineRule="exact"/>
+      </w:pPr>
+      <w:r>
+        <w:rPr>
+          <w:sz w:val="2"/>
+        </w:rPr>
+      </w:r>
+    </w:p>
+    <w:p>
+      <w:pPr>
+        <w:pageBreakBefore/>
+        <w:spacing w:after="0" w:before="0"/>
+        <w:jc w:val="center"/>
+      </w:pPr>
+      <w:r>
+        <w:rPr>
+          <w:rFonts w:ascii="Arial" w:cs="Arial" w:eastAsia="Arial" w:hAnsi="Arial"/>
+          <w:b/>
+          <w:bCs/>
+          <w:i w:val="false"/>
+          <w:iCs w:val="false"/>
+          <w:color w:val="C04E1A"/>
+          <w:sz w:val="32"/>
+          <w:szCs w:val="32"/>
+          <w:lang w:val="fr-CH"/>
+        </w:rPr>
+        <w:t>PERMIS DE TRAVAIL GÉNÉRAL SUITE</w:t>
+      </w:r>
+    </w:p>
+    <w:p>
+      <w:pPr>
+        <w:spacing w:after="0" w:before="40"/>
+        <w:jc w:val="center"/>
+      </w:pPr>
+      <w:r>
+        <w:rPr>
+          <w:rFonts w:ascii="Arial" w:cs="Arial" w:eastAsia="Arial" w:hAnsi="Arial"/>
+          <w:b w:val="false"/>
+          <w:bCs w:val="false"/>
+          <w:i/>
+          <w:iCs/>
+          <w:color w:val="999999"/>
+          <w:sz w:val="20"/>
+          <w:szCs w:val="20"/>
+          <w:lang w:val="fr-CH"/>
+        </w:rPr>
+        <w:t>Imprimer recto-verso sur une feuille</w:t>
+      </w:r>
+    </w:p>
+    <w:p>
+      <w:pPr>
+        <w:spacing w:after="0" w:before="0" w:line="40" w:lineRule="exact"/>
+      </w:pPr>
+    </w:p>
+    <w:p>
+      <w:pPr>
+        <w:keepNext/>
+        <w:spacing w:after="40" w:before="80"/>
       </w:pPr>
       <w:r>
         <w:rPr>
@@ -7481,8 +7874,9 @@
           <w:color w:val="C04E1A"/>
           <w:sz w:val="26"/>
           <w:szCs w:val="26"/>
+          <w:lang w:val="fr-CH"/>
         </w:rPr>
-        <w:t xml:space="preserve">4 │ PPE REQUIRED</w:t>
+        <w:t>4 │ EPI NÉCESSAIRES</w:t>
       </w:r>
     </w:p>
     <w:tbl>
@@ -7504,6 +7898,9 @@
         <w:gridCol w:w="2618"/>
       </w:tblGrid>
       <w:tr>
+        <w:trPr>
+          <w:cantSplit/>
+        </w:trPr>
         <w:tc>
           <w:tcPr>
             <w:tcW w:type="dxa" w:w="2616"/>
@@ -7536,6 +7933,7 @@
                 <w:color w:val="000000"/>
                 <w:sz w:val="24"/>
                 <w:szCs w:val="24"/>
+                <w:lang w:val="fr-CH"/>
               </w:rPr>
               <w:t xml:space="preserve">☐ </w:t>
             </w:r>
@@ -7549,8 +7947,9 @@
                 <w:color w:val="000000"/>
                 <w:sz w:val="22"/>
                 <w:szCs w:val="22"/>
-              </w:rPr>
-              <w:t xml:space="preserve">Hard hat</w:t>
+                <w:lang w:val="fr-CH"/>
+              </w:rPr>
+              <w:t>Casque de protection</w:t>
             </w:r>
           </w:p>
         </w:tc>
@@ -7586,6 +7985,7 @@
                 <w:color w:val="000000"/>
                 <w:sz w:val="24"/>
                 <w:szCs w:val="24"/>
+                <w:lang w:val="fr-CH"/>
               </w:rPr>
               <w:t xml:space="preserve">☐ </w:t>
             </w:r>
@@ -7599,8 +7999,9 @@
                 <w:color w:val="000000"/>
                 <w:sz w:val="22"/>
                 <w:szCs w:val="22"/>
-              </w:rPr>
-              <w:t xml:space="preserve">Safety glasses / goggles</w:t>
+                <w:lang w:val="fr-CH"/>
+              </w:rPr>
+              <w:t>Lunettes / lunettes-masque</w:t>
             </w:r>
           </w:p>
         </w:tc>
@@ -7636,6 +8037,7 @@
                 <w:color w:val="000000"/>
                 <w:sz w:val="24"/>
                 <w:szCs w:val="24"/>
+                <w:lang w:val="fr-CH"/>
               </w:rPr>
               <w:t xml:space="preserve">☐ </w:t>
             </w:r>
@@ -7649,8 +8051,9 @@
                 <w:color w:val="000000"/>
                 <w:sz w:val="22"/>
                 <w:szCs w:val="22"/>
-              </w:rPr>
-              <w:t xml:space="preserve">Hearing protection</w:t>
+                <w:lang w:val="fr-CH"/>
+              </w:rPr>
+              <w:t>Protection de l’ouïe</w:t>
             </w:r>
           </w:p>
         </w:tc>
@@ -7686,6 +8089,7 @@
                 <w:color w:val="000000"/>
                 <w:sz w:val="24"/>
                 <w:szCs w:val="24"/>
+                <w:lang w:val="fr-CH"/>
               </w:rPr>
               <w:t xml:space="preserve">☐ </w:t>
             </w:r>
@@ -7699,13 +8103,17 @@
                 <w:color w:val="000000"/>
                 <w:sz w:val="22"/>
                 <w:szCs w:val="22"/>
-              </w:rPr>
-              <w:t xml:space="preserve">Welding jacket / apron</w:t>
+                <w:lang w:val="fr-CH"/>
+              </w:rPr>
+              <w:t>Veste de soudeur / tablier</w:t>
             </w:r>
           </w:p>
         </w:tc>
       </w:tr>
       <w:tr>
+        <w:trPr>
+          <w:cantSplit/>
+        </w:trPr>
         <w:tc>
           <w:tcPr>
             <w:tcW w:type="dxa" w:w="2616"/>
@@ -7738,6 +8146,7 @@
                 <w:color w:val="000000"/>
                 <w:sz w:val="24"/>
                 <w:szCs w:val="24"/>
+                <w:lang w:val="fr-CH"/>
               </w:rPr>
               <w:t xml:space="preserve">☐ </w:t>
             </w:r>
@@ -7751,8 +8160,9 @@
                 <w:color w:val="000000"/>
                 <w:sz w:val="22"/>
                 <w:szCs w:val="22"/>
-              </w:rPr>
-              <w:t xml:space="preserve">Gloves: __________</w:t>
+                <w:lang w:val="fr-CH"/>
+              </w:rPr>
+              <w:t>Gants : __________</w:t>
             </w:r>
           </w:p>
         </w:tc>
@@ -7788,6 +8198,7 @@
                 <w:color w:val="000000"/>
                 <w:sz w:val="24"/>
                 <w:szCs w:val="24"/>
+                <w:lang w:val="fr-CH"/>
               </w:rPr>
               <w:t xml:space="preserve">☐ </w:t>
             </w:r>
@@ -7801,8 +8212,9 @@
                 <w:color w:val="000000"/>
                 <w:sz w:val="22"/>
                 <w:szCs w:val="22"/>
-              </w:rPr>
-              <w:t xml:space="preserve">Respirator: _______</w:t>
+                <w:lang w:val="fr-CH"/>
+              </w:rPr>
+              <w:t>Respirateur : _______</w:t>
             </w:r>
           </w:p>
         </w:tc>
@@ -7838,6 +8250,7 @@
                 <w:color w:val="000000"/>
                 <w:sz w:val="24"/>
                 <w:szCs w:val="24"/>
+                <w:lang w:val="fr-CH"/>
               </w:rPr>
               <w:t xml:space="preserve">☐ </w:t>
             </w:r>
@@ -7851,8 +8264,9 @@
                 <w:color w:val="000000"/>
                 <w:sz w:val="22"/>
                 <w:szCs w:val="22"/>
-              </w:rPr>
-              <w:t xml:space="preserve">Fall protection / harness</w:t>
+                <w:lang w:val="fr-CH"/>
+              </w:rPr>
+              <w:t>Protection antichute / harnais</w:t>
             </w:r>
           </w:p>
         </w:tc>
@@ -7888,6 +8302,7 @@
                 <w:color w:val="000000"/>
                 <w:sz w:val="24"/>
                 <w:szCs w:val="24"/>
+                <w:lang w:val="fr-CH"/>
               </w:rPr>
               <w:t xml:space="preserve">☐ </w:t>
             </w:r>
@@ -7901,64 +8316,18 @@
                 <w:color w:val="000000"/>
                 <w:sz w:val="22"/>
                 <w:szCs w:val="22"/>
-              </w:rPr>
-              <w:t xml:space="preserve">Other: ____________</w:t>
+                <w:lang w:val="fr-CH"/>
+              </w:rPr>
+              <w:t>Autre : ____________</w:t>
             </w:r>
           </w:p>
         </w:tc>
       </w:tr>
     </w:tbl>
     <w:p>
-      <w:r>
-        <w:br w:type="page"/>
-      </w:r>
-    </w:p>
-    <w:p>
       <w:pPr>
-        <w:spacing w:after="0" w:before="0"/>
-        <w:jc w:val="center"/>
-      </w:pPr>
-      <w:r>
-        <w:rPr>
-          <w:rFonts w:ascii="Arial" w:cs="Arial" w:eastAsia="Arial" w:hAnsi="Arial"/>
-          <w:b/>
-          <w:bCs/>
-          <w:i w:val="false"/>
-          <w:iCs w:val="false"/>
-          <w:color w:val="C04E1A"/>
-          <w:sz w:val="32"/>
-          <w:szCs w:val="32"/>
-        </w:rPr>
-        <w:t xml:space="preserve">PERMIS DE TRAVAIL GÉNÉRAL — suite</w:t>
-      </w:r>
-    </w:p>
-    <w:p>
-      <w:pPr>
-        <w:spacing w:after="0" w:before="40"/>
-        <w:jc w:val="center"/>
-      </w:pPr>
-      <w:r>
-        <w:rPr>
-          <w:rFonts w:ascii="Arial" w:cs="Arial" w:eastAsia="Arial" w:hAnsi="Arial"/>
-          <w:b w:val="false"/>
-          <w:bCs w:val="false"/>
-          <w:i/>
-          <w:iCs/>
-          <w:color w:val="999999"/>
-          <w:sz w:val="20"/>
-          <w:szCs w:val="20"/>
-        </w:rPr>
-        <w:t xml:space="preserve">Imprimer recto-verso sur une feuille</w:t>
-      </w:r>
-    </w:p>
-    <w:p>
-      <w:pPr>
-        <w:spacing w:after="0" w:before="40"/>
-      </w:pPr>
-    </w:p>
-    <w:p>
-      <w:pPr>
-        <w:spacing w:after="40" w:before="140"/>
+        <w:keepNext/>
+        <w:spacing w:after="40" w:before="80"/>
       </w:pPr>
       <w:r>
         <w:rPr>
@@ -7970,8 +8339,9 @@
           <w:color w:val="C04E1A"/>
           <w:sz w:val="26"/>
           <w:szCs w:val="26"/>
+          <w:lang w:val="fr-CH"/>
         </w:rPr>
-        <w:t xml:space="preserve">5 │ IN CASE OF EMERGENCY</w:t>
+        <w:t>5 │ EN CAS D’URGENCE</w:t>
       </w:r>
     </w:p>
     <w:tbl>
@@ -7993,6 +8363,7 @@
       <w:tr>
         <w:trPr>
           <w:trHeight w:val="380" w:hRule="atLeast"/>
+          <w:cantSplit/>
         </w:trPr>
         <w:tc>
           <w:tcPr>
@@ -8028,8 +8399,9 @@
                 <w:color w:val="000000"/>
                 <w:sz w:val="22"/>
                 <w:szCs w:val="22"/>
-              </w:rPr>
-              <w:t xml:space="preserve">Nearest first aid / fire extinguisher</w:t>
+                <w:lang w:val="fr-CH"/>
+              </w:rPr>
+              <w:t>Matériel de premiers secours / extincteur le plus proche</w:t>
             </w:r>
           </w:p>
         </w:tc>
@@ -8075,6 +8447,7 @@
       <w:tr>
         <w:trPr>
           <w:trHeight w:val="380" w:hRule="atLeast"/>
+          <w:cantSplit/>
         </w:trPr>
         <w:tc>
           <w:tcPr>
@@ -8110,8 +8483,9 @@
                 <w:color w:val="000000"/>
                 <w:sz w:val="22"/>
                 <w:szCs w:val="22"/>
-              </w:rPr>
-              <w:t xml:space="preserve">Assembly point / escape route</w:t>
+                <w:lang w:val="fr-CH"/>
+              </w:rPr>
+              <w:t>Point de rassemblement / voie d’évacuation</w:t>
             </w:r>
           </w:p>
         </w:tc>
@@ -8157,6 +8531,7 @@
       <w:tr>
         <w:trPr>
           <w:trHeight w:val="380" w:hRule="atLeast"/>
+          <w:cantSplit/>
         </w:trPr>
         <w:tc>
           <w:tcPr>
@@ -8192,8 +8567,9 @@
                 <w:color w:val="000000"/>
                 <w:sz w:val="22"/>
                 <w:szCs w:val="22"/>
-              </w:rPr>
-              <w:t xml:space="preserve">Emergency contact (site)</w:t>
+                <w:lang w:val="fr-CH"/>
+              </w:rPr>
+              <w:t>Contact d’urgence sur site</w:t>
             </w:r>
           </w:p>
         </w:tc>
@@ -8237,6 +8613,9 @@
         </w:tc>
       </w:tr>
       <w:tr>
+        <w:trPr>
+          <w:cantSplit/>
+        </w:trPr>
         <w:tc>
           <w:tcPr>
             <w:tcW w:type="dxa" w:w="3600"/>
@@ -8271,8 +8650,9 @@
                 <w:color w:val="000000"/>
                 <w:sz w:val="22"/>
                 <w:szCs w:val="22"/>
-              </w:rPr>
-              <w:t xml:space="preserve">Emergency services</w:t>
+                <w:lang w:val="fr-CH"/>
+              </w:rPr>
+              <w:t>Services d’urgence</w:t>
             </w:r>
           </w:p>
         </w:tc>
@@ -8309,8 +8689,9 @@
                 <w:color w:val="000000"/>
                 <w:sz w:val="22"/>
                 <w:szCs w:val="22"/>
-              </w:rPr>
-              <w:t xml:space="preserve">112 / 117 / 118 / 144</w:t>
+                <w:lang w:val="fr-CH"/>
+              </w:rPr>
+              <w:t>112 / 117 / 118 / 144</w:t>
             </w:r>
           </w:p>
         </w:tc>
@@ -8318,7 +8699,8 @@
     </w:tbl>
     <w:p>
       <w:pPr>
-        <w:spacing w:after="40" w:before="140"/>
+        <w:keepNext/>
+        <w:spacing w:after="40" w:before="80"/>
       </w:pPr>
       <w:r>
         <w:rPr>
@@ -8330,8 +8712,9 @@
           <w:color w:val="C04E1A"/>
           <w:sz w:val="26"/>
           <w:szCs w:val="26"/>
+          <w:lang w:val="fr-CH"/>
         </w:rPr>
-        <w:t xml:space="preserve">6 │ AUTHORISATION</w:t>
+        <w:t>6 │ AUTORISATION</w:t>
       </w:r>
     </w:p>
     <w:tbl>
@@ -8354,6 +8737,7 @@
       <w:tr>
         <w:trPr>
           <w:trHeight w:val="480" w:hRule="atLeast"/>
+          <w:cantSplit/>
         </w:trPr>
         <w:tc>
           <w:tcPr>
@@ -8389,8 +8773,9 @@
                 <w:color w:val="000000"/>
                 <w:sz w:val="22"/>
                 <w:szCs w:val="22"/>
-              </w:rPr>
-              <w:t xml:space="preserve">Personne responsable</w:t>
+                <w:lang w:val="fr-CH"/>
+              </w:rPr>
+              <w:t>Personne responsable</w:t>
             </w:r>
           </w:p>
         </w:tc>
@@ -8427,8 +8812,9 @@
                 <w:color w:val="000000"/>
                 <w:sz w:val="22"/>
                 <w:szCs w:val="22"/>
-              </w:rPr>
-              <w:t xml:space="preserve">Name:                                   Signature:</w:t>
+                <w:lang w:val="fr-CH"/>
+              </w:rPr>
+              <w:t>Nom :                                   Signature :</w:t>
             </w:r>
           </w:p>
         </w:tc>
@@ -8465,8 +8851,9 @@
                 <w:color w:val="000000"/>
                 <w:sz w:val="22"/>
                 <w:szCs w:val="22"/>
-              </w:rPr>
-              <w:t xml:space="preserve">Date / Time:</w:t>
+                <w:lang w:val="fr-CH"/>
+              </w:rPr>
+              <w:t>Date / Heure :</w:t>
             </w:r>
           </w:p>
         </w:tc>
@@ -8474,6 +8861,7 @@
       <w:tr>
         <w:trPr>
           <w:trHeight w:val="480" w:hRule="atLeast"/>
+          <w:cantSplit/>
         </w:trPr>
         <w:tc>
           <w:tcPr>
@@ -8509,8 +8897,9 @@
                 <w:color w:val="000000"/>
                 <w:sz w:val="22"/>
                 <w:szCs w:val="22"/>
-              </w:rPr>
-              <w:t xml:space="preserve">Chef/fe de travaux</w:t>
+                <w:lang w:val="fr-CH"/>
+              </w:rPr>
+              <w:t>Chef/fe de travaux</w:t>
             </w:r>
           </w:p>
         </w:tc>
@@ -8547,8 +8936,9 @@
                 <w:color w:val="000000"/>
                 <w:sz w:val="22"/>
                 <w:szCs w:val="22"/>
-              </w:rPr>
-              <w:t xml:space="preserve">Name:                                   Signature:</w:t>
+                <w:lang w:val="fr-CH"/>
+              </w:rPr>
+              <w:t>Nom :                                   Signature :</w:t>
             </w:r>
           </w:p>
         </w:tc>
@@ -8585,8 +8975,9 @@
                 <w:color w:val="000000"/>
                 <w:sz w:val="22"/>
                 <w:szCs w:val="22"/>
-              </w:rPr>
-              <w:t xml:space="preserve">Date / Time:</w:t>
+                <w:lang w:val="fr-CH"/>
+              </w:rPr>
+              <w:t>Date / Heure :</w:t>
             </w:r>
           </w:p>
         </w:tc>
@@ -8594,7 +8985,8 @@
     </w:tbl>
     <w:p>
       <w:pPr>
-        <w:spacing w:after="40" w:before="140"/>
+        <w:keepNext/>
+        <w:spacing w:after="40" w:before="80"/>
       </w:pPr>
       <w:r>
         <w:rPr>
@@ -8606,8 +8998,9 @@
           <w:color w:val="C04E1A"/>
           <w:sz w:val="26"/>
           <w:szCs w:val="26"/>
+          <w:lang w:val="fr-CH"/>
         </w:rPr>
-        <w:t xml:space="preserve">TEAM BRIEFING — I have read and understood this permit and its controls</w:t>
+        <w:t>INSTRUCTION DE L’ÉQUIPE : J’ai lu et compris le permis et ses mesures</w:t>
       </w:r>
     </w:p>
     <w:tbl>
@@ -8629,6 +9022,9 @@
         <w:gridCol w:w="1866"/>
       </w:tblGrid>
       <w:tr>
+        <w:trPr>
+          <w:cantSplit/>
+        </w:trPr>
         <w:tc>
           <w:tcPr>
             <w:tcW w:type="dxa" w:w="3600"/>
@@ -8663,8 +9059,9 @@
                 <w:color w:val="000000"/>
                 <w:sz w:val="22"/>
                 <w:szCs w:val="22"/>
-              </w:rPr>
-              <w:t xml:space="preserve">Name (print)</w:t>
+                <w:lang w:val="fr-CH"/>
+              </w:rPr>
+              <w:t>Nom (lettres majuscules)</w:t>
             </w:r>
           </w:p>
         </w:tc>
@@ -8702,8 +9099,9 @@
                 <w:color w:val="000000"/>
                 <w:sz w:val="22"/>
                 <w:szCs w:val="22"/>
-              </w:rPr>
-              <w:t xml:space="preserve">Signature</w:t>
+                <w:lang w:val="fr-CH"/>
+              </w:rPr>
+              <w:t>Signature</w:t>
             </w:r>
           </w:p>
         </w:tc>
@@ -8741,8 +9139,9 @@
                 <w:color w:val="000000"/>
                 <w:sz w:val="22"/>
                 <w:szCs w:val="22"/>
-              </w:rPr>
-              <w:t xml:space="preserve">Date</w:t>
+                <w:lang w:val="fr-CH"/>
+              </w:rPr>
+              <w:t>Date</w:t>
             </w:r>
           </w:p>
         </w:tc>
@@ -8780,8 +9179,9 @@
                 <w:color w:val="000000"/>
                 <w:sz w:val="22"/>
                 <w:szCs w:val="22"/>
-              </w:rPr>
-              <w:t xml:space="preserve">Time</w:t>
+                <w:lang w:val="fr-CH"/>
+              </w:rPr>
+              <w:t>Heure</w:t>
             </w:r>
           </w:p>
         </w:tc>
@@ -8789,6 +9189,7 @@
       <w:tr>
         <w:trPr>
           <w:trHeight w:val="360" w:hRule="atLeast"/>
+          <w:cantSplit/>
         </w:trPr>
         <w:tc>
           <w:tcPr>
@@ -8946,6 +9347,7 @@
       <w:tr>
         <w:trPr>
           <w:trHeight w:val="360" w:hRule="atLeast"/>
+          <w:cantSplit/>
         </w:trPr>
         <w:tc>
           <w:tcPr>
@@ -9103,6 +9505,7 @@
       <w:tr>
         <w:trPr>
           <w:trHeight w:val="360" w:hRule="atLeast"/>
+          <w:cantSplit/>
         </w:trPr>
         <w:tc>
           <w:tcPr>
@@ -9260,6 +9663,7 @@
       <w:tr>
         <w:trPr>
           <w:trHeight w:val="360" w:hRule="atLeast"/>
+          <w:cantSplit/>
         </w:trPr>
         <w:tc>
           <w:tcPr>
@@ -9417,6 +9821,7 @@
       <w:tr>
         <w:trPr>
           <w:trHeight w:val="360" w:hRule="atLeast"/>
+          <w:cantSplit/>
         </w:trPr>
         <w:tc>
           <w:tcPr>
@@ -9574,7 +9979,8 @@
     </w:tbl>
     <w:p>
       <w:pPr>
-        <w:spacing w:after="40" w:before="140"/>
+        <w:keepNext/>
+        <w:spacing w:after="40" w:before="80"/>
       </w:pPr>
       <w:r>
         <w:rPr>
@@ -9586,8 +9992,9 @@
           <w:color w:val="C04E1A"/>
           <w:sz w:val="26"/>
           <w:szCs w:val="26"/>
+          <w:lang w:val="fr-CH"/>
         </w:rPr>
-        <w:t xml:space="preserve">PERMIT EXTENSION (same conditions, max. 5 days)</w:t>
+        <w:t>PROLONGATION DU PERMIS (mêmes conditions, max. 5 jours)</w:t>
       </w:r>
     </w:p>
     <w:tbl>
@@ -9607,9 +10014,13 @@
         <w:gridCol w:w="1453"/>
         <w:gridCol w:w="1453"/>
         <w:gridCol w:w="1453"/>
+        <w:gridCol w:w="1453"/>
         <w:gridCol w:w="1454"/>
       </w:tblGrid>
       <w:tr>
+        <w:trPr>
+          <w:cantSplit/>
+        </w:trPr>
         <w:tc>
           <w:tcPr>
             <w:tcW w:type="dxa" w:w="3200"/>
@@ -9683,8 +10094,9 @@
                 <w:color w:val="000000"/>
                 <w:sz w:val="22"/>
                 <w:szCs w:val="22"/>
-              </w:rPr>
-              <w:t xml:space="preserve">Day 1</w:t>
+                <w:lang w:val="fr-CH"/>
+              </w:rPr>
+              <w:t>Jour 1</w:t>
             </w:r>
           </w:p>
         </w:tc>
@@ -9722,8 +10134,9 @@
                 <w:color w:val="000000"/>
                 <w:sz w:val="22"/>
                 <w:szCs w:val="22"/>
-              </w:rPr>
-              <w:t xml:space="preserve">Day 2</w:t>
+                <w:lang w:val="fr-CH"/>
+              </w:rPr>
+              <w:t>Jour 2</w:t>
             </w:r>
           </w:p>
         </w:tc>
@@ -9761,8 +10174,9 @@
                 <w:color w:val="000000"/>
                 <w:sz w:val="22"/>
                 <w:szCs w:val="22"/>
-              </w:rPr>
-              <w:t xml:space="preserve">Day 3</w:t>
+                <w:lang w:val="fr-CH"/>
+              </w:rPr>
+              <w:t>Jour 3</w:t>
             </w:r>
           </w:p>
         </w:tc>
@@ -9800,8 +10214,9 @@
                 <w:color w:val="000000"/>
                 <w:sz w:val="22"/>
                 <w:szCs w:val="22"/>
-              </w:rPr>
-              <w:t xml:space="preserve">Day 4</w:t>
+                <w:lang w:val="fr-CH"/>
+              </w:rPr>
+              <w:t>Jour 4</w:t>
             </w:r>
           </w:p>
         </w:tc>
@@ -9839,13 +10254,17 @@
                 <w:color w:val="000000"/>
                 <w:sz w:val="22"/>
                 <w:szCs w:val="22"/>
-              </w:rPr>
-              <w:t xml:space="preserve">Day 5</w:t>
+                <w:lang w:val="fr-CH"/>
+              </w:rPr>
+              <w:t>Jour 5</w:t>
             </w:r>
           </w:p>
         </w:tc>
       </w:tr>
       <w:tr>
+        <w:trPr>
+          <w:cantSplit/>
+        </w:trPr>
         <w:tc>
           <w:tcPr>
             <w:tcW w:type="dxa" w:w="3200"/>
@@ -9880,8 +10299,9 @@
                 <w:color w:val="000000"/>
                 <w:sz w:val="22"/>
                 <w:szCs w:val="22"/>
-              </w:rPr>
-              <w:t xml:space="preserve">Date</w:t>
+                <w:lang w:val="fr-CH"/>
+              </w:rPr>
+              <w:t>Date</w:t>
             </w:r>
           </w:p>
         </w:tc>
@@ -10077,6 +10497,9 @@
         </w:tc>
       </w:tr>
       <w:tr>
+        <w:trPr>
+          <w:cantSplit/>
+        </w:trPr>
         <w:tc>
           <w:tcPr>
             <w:tcW w:type="dxa" w:w="3200"/>
@@ -10111,8 +10534,9 @@
                 <w:color w:val="000000"/>
                 <w:sz w:val="22"/>
                 <w:szCs w:val="22"/>
-              </w:rPr>
-              <w:t xml:space="preserve">Conditions unchanged?</w:t>
+                <w:lang w:val="fr-CH"/>
+              </w:rPr>
+              <w:t>Conditions inchangées ?</w:t>
             </w:r>
           </w:p>
         </w:tc>
@@ -10149,8 +10573,9 @@
                 <w:color w:val="000000"/>
                 <w:sz w:val="22"/>
                 <w:szCs w:val="22"/>
-              </w:rPr>
-              <w:t xml:space="preserve">Y / N</w:t>
+                <w:lang w:val="fr-CH"/>
+              </w:rPr>
+              <w:t>O / N</w:t>
             </w:r>
           </w:p>
         </w:tc>
@@ -10187,8 +10612,9 @@
                 <w:color w:val="000000"/>
                 <w:sz w:val="22"/>
                 <w:szCs w:val="22"/>
-              </w:rPr>
-              <w:t xml:space="preserve">Y / N</w:t>
+                <w:lang w:val="fr-CH"/>
+              </w:rPr>
+              <w:t>O / N</w:t>
             </w:r>
           </w:p>
         </w:tc>
@@ -10225,8 +10651,9 @@
                 <w:color w:val="000000"/>
                 <w:sz w:val="22"/>
                 <w:szCs w:val="22"/>
-              </w:rPr>
-              <w:t xml:space="preserve">Y / N</w:t>
+                <w:lang w:val="fr-CH"/>
+              </w:rPr>
+              <w:t>O / N</w:t>
             </w:r>
           </w:p>
         </w:tc>
@@ -10263,8 +10690,9 @@
                 <w:color w:val="000000"/>
                 <w:sz w:val="22"/>
                 <w:szCs w:val="22"/>
-              </w:rPr>
-              <w:t xml:space="preserve">Y / N</w:t>
+                <w:lang w:val="fr-CH"/>
+              </w:rPr>
+              <w:t>O / N</w:t>
             </w:r>
           </w:p>
         </w:tc>
@@ -10301,13 +10729,17 @@
                 <w:color w:val="000000"/>
                 <w:sz w:val="22"/>
                 <w:szCs w:val="22"/>
-              </w:rPr>
-              <w:t xml:space="preserve">Y / N</w:t>
+                <w:lang w:val="fr-CH"/>
+              </w:rPr>
+              <w:t>O / N</w:t>
             </w:r>
           </w:p>
         </w:tc>
       </w:tr>
       <w:tr>
+        <w:trPr>
+          <w:cantSplit/>
+        </w:trPr>
         <w:tc>
           <w:tcPr>
             <w:tcW w:type="dxa" w:w="3200"/>
@@ -10342,8 +10774,9 @@
                 <w:color w:val="000000"/>
                 <w:sz w:val="22"/>
                 <w:szCs w:val="22"/>
-              </w:rPr>
-              <w:t xml:space="preserve">Resp. Person initials</w:t>
+                <w:lang w:val="fr-CH"/>
+              </w:rPr>
+              <w:t>Visa personne responsable</w:t>
             </w:r>
           </w:p>
         </w:tc>
@@ -10539,6 +10972,9 @@
         </w:tc>
       </w:tr>
       <w:tr>
+        <w:trPr>
+          <w:cantSplit/>
+        </w:trPr>
         <w:tc>
           <w:tcPr>
             <w:tcW w:type="dxa" w:w="3200"/>
@@ -10573,8 +11009,9 @@
                 <w:color w:val="000000"/>
                 <w:sz w:val="22"/>
                 <w:szCs w:val="22"/>
-              </w:rPr>
-              <w:t xml:space="preserve">Work Leader initials</w:t>
+                <w:lang w:val="fr-CH"/>
+              </w:rPr>
+              <w:t>Visa chef/fe de travaux</w:t>
             </w:r>
           </w:p>
         </w:tc>
@@ -10772,7 +11209,8 @@
     </w:tbl>
     <w:p>
       <w:pPr>
-        <w:spacing w:after="40" w:before="140"/>
+        <w:keepNext/>
+        <w:spacing w:after="40" w:before="80"/>
       </w:pPr>
       <w:r>
         <w:rPr>
@@ -10784,8 +11222,9 @@
           <w:color w:val="C04E1A"/>
           <w:sz w:val="26"/>
           <w:szCs w:val="26"/>
+          <w:lang w:val="fr-CH"/>
         </w:rPr>
-        <w:t xml:space="preserve">PERMIT CLOSURE</w:t>
+        <w:t>CLÔTURE DU PERMIS</w:t>
       </w:r>
     </w:p>
     <w:tbl>
@@ -10801,13 +11240,16 @@
         </w:tblBorders>
       </w:tblPr>
       <w:tblGrid>
-        <w:gridCol w:w="3200"/>
-        <w:gridCol w:w="7266"/>
+        <w:gridCol w:w="3600"/>
+        <w:gridCol w:w="6866"/>
       </w:tblGrid>
       <w:tr>
-        <w:tc>
-          <w:tcPr>
-            <w:tcW w:type="dxa" w:w="3200"/>
+        <w:trPr>
+          <w:cantSplit/>
+        </w:trPr>
+        <w:tc>
+          <w:tcPr>
+            <w:tcW w:type="dxa" w:w="3600"/>
             <w:gridSpan w:val="1"/>
             <w:tcBorders>
               <w:top w:val="single" w:color="CCCCCC" w:sz="1"/>
@@ -10839,54 +11281,59 @@
                 <w:color w:val="000000"/>
                 <w:sz w:val="22"/>
                 <w:szCs w:val="22"/>
-              </w:rPr>
-              <w:t xml:space="preserve">Work area inspected and safe</w:t>
-            </w:r>
-          </w:p>
-        </w:tc>
-        <w:tc>
-          <w:tcPr>
-            <w:tcW w:type="dxa" w:w="7266"/>
-            <w:gridSpan w:val="1"/>
-            <w:tcBorders>
-              <w:top w:val="single" w:color="CCCCCC" w:sz="1"/>
-              <w:left w:val="single" w:color="CCCCCC" w:sz="1"/>
-              <w:bottom w:val="single" w:color="CCCCCC" w:sz="1"/>
-              <w:right w:val="single" w:color="CCCCCC" w:sz="1"/>
-            </w:tcBorders>
-            <w:tcMar>
-              <w:top w:type="dxa" w:w="50"/>
-              <w:left w:type="dxa" w:w="100"/>
-              <w:bottom w:type="dxa" w:w="50"/>
-              <w:right w:type="dxa" w:w="100"/>
-            </w:tcMar>
-            <w:vAlign w:val="center"/>
-          </w:tcPr>
-          <w:p>
-            <w:pPr>
-              <w:spacing w:after="0" w:before="0"/>
-              <w:jc w:val="left"/>
-            </w:pPr>
-            <w:r>
-              <w:rPr>
-                <w:rFonts w:ascii="Arial" w:cs="Arial" w:eastAsia="Arial" w:hAnsi="Arial"/>
-                <w:b w:val="false"/>
-                <w:bCs w:val="false"/>
-                <w:i w:val="false"/>
-                <w:iCs w:val="false"/>
-                <w:color w:val="000000"/>
-                <w:sz w:val="22"/>
-                <w:szCs w:val="22"/>
-              </w:rPr>
-              <w:t xml:space="preserve">Y / N     Comments:</w:t>
+                <w:lang w:val="fr-CH"/>
+              </w:rPr>
+              <w:t>Zone inspectée et sûre</w:t>
+            </w:r>
+          </w:p>
+        </w:tc>
+        <w:tc>
+          <w:tcPr>
+            <w:tcW w:type="dxa" w:w="6866"/>
+            <w:gridSpan w:val="1"/>
+            <w:tcBorders>
+              <w:top w:val="single" w:color="CCCCCC" w:sz="1"/>
+              <w:left w:val="single" w:color="CCCCCC" w:sz="1"/>
+              <w:bottom w:val="single" w:color="CCCCCC" w:sz="1"/>
+              <w:right w:val="single" w:color="CCCCCC" w:sz="1"/>
+            </w:tcBorders>
+            <w:tcMar>
+              <w:top w:type="dxa" w:w="50"/>
+              <w:left w:type="dxa" w:w="100"/>
+              <w:bottom w:type="dxa" w:w="50"/>
+              <w:right w:type="dxa" w:w="100"/>
+            </w:tcMar>
+            <w:vAlign w:val="center"/>
+          </w:tcPr>
+          <w:p>
+            <w:pPr>
+              <w:spacing w:after="0" w:before="0"/>
+              <w:jc w:val="left"/>
+            </w:pPr>
+            <w:r>
+              <w:rPr>
+                <w:rFonts w:ascii="Arial" w:cs="Arial" w:eastAsia="Arial" w:hAnsi="Arial"/>
+                <w:b w:val="false"/>
+                <w:bCs w:val="false"/>
+                <w:i w:val="false"/>
+                <w:iCs w:val="false"/>
+                <w:color w:val="000000"/>
+                <w:sz w:val="22"/>
+                <w:szCs w:val="22"/>
+                <w:lang w:val="fr-CH"/>
+              </w:rPr>
+              <w:t>O / N     Remarques :</w:t>
             </w:r>
           </w:p>
         </w:tc>
       </w:tr>
       <w:tr>
-        <w:tc>
-          <w:tcPr>
-            <w:tcW w:type="dxa" w:w="3200"/>
+        <w:trPr>
+          <w:cantSplit/>
+        </w:trPr>
+        <w:tc>
+          <w:tcPr>
+            <w:tcW w:type="dxa" w:w="3600"/>
             <w:gridSpan w:val="1"/>
             <w:tcBorders>
               <w:top w:val="single" w:color="CCCCCC" w:sz="1"/>
@@ -10918,54 +11365,59 @@
                 <w:color w:val="000000"/>
                 <w:sz w:val="22"/>
                 <w:szCs w:val="22"/>
-              </w:rPr>
-              <w:t xml:space="preserve">Isolations removed</w:t>
-            </w:r>
-          </w:p>
-        </w:tc>
-        <w:tc>
-          <w:tcPr>
-            <w:tcW w:type="dxa" w:w="7266"/>
-            <w:gridSpan w:val="1"/>
-            <w:tcBorders>
-              <w:top w:val="single" w:color="CCCCCC" w:sz="1"/>
-              <w:left w:val="single" w:color="CCCCCC" w:sz="1"/>
-              <w:bottom w:val="single" w:color="CCCCCC" w:sz="1"/>
-              <w:right w:val="single" w:color="CCCCCC" w:sz="1"/>
-            </w:tcBorders>
-            <w:tcMar>
-              <w:top w:type="dxa" w:w="50"/>
-              <w:left w:type="dxa" w:w="100"/>
-              <w:bottom w:type="dxa" w:w="50"/>
-              <w:right w:type="dxa" w:w="100"/>
-            </w:tcMar>
-            <w:vAlign w:val="center"/>
-          </w:tcPr>
-          <w:p>
-            <w:pPr>
-              <w:spacing w:after="0" w:before="0"/>
-              <w:jc w:val="left"/>
-            </w:pPr>
-            <w:r>
-              <w:rPr>
-                <w:rFonts w:ascii="Arial" w:cs="Arial" w:eastAsia="Arial" w:hAnsi="Arial"/>
-                <w:b w:val="false"/>
-                <w:bCs w:val="false"/>
-                <w:i w:val="false"/>
-                <w:iCs w:val="false"/>
-                <w:color w:val="000000"/>
-                <w:sz w:val="22"/>
-                <w:szCs w:val="22"/>
-              </w:rPr>
-              <w:t xml:space="preserve">Y / N / N/A</w:t>
+                <w:lang w:val="fr-CH"/>
+              </w:rPr>
+              <w:t>Énergies déconsignées</w:t>
+            </w:r>
+          </w:p>
+        </w:tc>
+        <w:tc>
+          <w:tcPr>
+            <w:tcW w:type="dxa" w:w="6866"/>
+            <w:gridSpan w:val="1"/>
+            <w:tcBorders>
+              <w:top w:val="single" w:color="CCCCCC" w:sz="1"/>
+              <w:left w:val="single" w:color="CCCCCC" w:sz="1"/>
+              <w:bottom w:val="single" w:color="CCCCCC" w:sz="1"/>
+              <w:right w:val="single" w:color="CCCCCC" w:sz="1"/>
+            </w:tcBorders>
+            <w:tcMar>
+              <w:top w:type="dxa" w:w="50"/>
+              <w:left w:type="dxa" w:w="100"/>
+              <w:bottom w:type="dxa" w:w="50"/>
+              <w:right w:type="dxa" w:w="100"/>
+            </w:tcMar>
+            <w:vAlign w:val="center"/>
+          </w:tcPr>
+          <w:p>
+            <w:pPr>
+              <w:spacing w:after="0" w:before="0"/>
+              <w:jc w:val="left"/>
+            </w:pPr>
+            <w:r>
+              <w:rPr>
+                <w:rFonts w:ascii="Arial" w:cs="Arial" w:eastAsia="Arial" w:hAnsi="Arial"/>
+                <w:b w:val="false"/>
+                <w:bCs w:val="false"/>
+                <w:i w:val="false"/>
+                <w:iCs w:val="false"/>
+                <w:color w:val="000000"/>
+                <w:sz w:val="22"/>
+                <w:szCs w:val="22"/>
+                <w:lang w:val="fr-CH"/>
+              </w:rPr>
+              <w:t>O / N / Sans objet</w:t>
             </w:r>
           </w:p>
         </w:tc>
       </w:tr>
       <w:tr>
-        <w:tc>
-          <w:tcPr>
-            <w:tcW w:type="dxa" w:w="3200"/>
+        <w:trPr>
+          <w:cantSplit/>
+        </w:trPr>
+        <w:tc>
+          <w:tcPr>
+            <w:tcW w:type="dxa" w:w="3600"/>
             <w:gridSpan w:val="1"/>
             <w:tcBorders>
               <w:top w:val="single" w:color="CCCCCC" w:sz="1"/>
@@ -10997,54 +11449,59 @@
                 <w:color w:val="000000"/>
                 <w:sz w:val="22"/>
                 <w:szCs w:val="22"/>
-              </w:rPr>
-              <w:t xml:space="preserve">Area left clean and tidy</w:t>
-            </w:r>
-          </w:p>
-        </w:tc>
-        <w:tc>
-          <w:tcPr>
-            <w:tcW w:type="dxa" w:w="7266"/>
-            <w:gridSpan w:val="1"/>
-            <w:tcBorders>
-              <w:top w:val="single" w:color="CCCCCC" w:sz="1"/>
-              <w:left w:val="single" w:color="CCCCCC" w:sz="1"/>
-              <w:bottom w:val="single" w:color="CCCCCC" w:sz="1"/>
-              <w:right w:val="single" w:color="CCCCCC" w:sz="1"/>
-            </w:tcBorders>
-            <w:tcMar>
-              <w:top w:type="dxa" w:w="50"/>
-              <w:left w:type="dxa" w:w="100"/>
-              <w:bottom w:type="dxa" w:w="50"/>
-              <w:right w:type="dxa" w:w="100"/>
-            </w:tcMar>
-            <w:vAlign w:val="center"/>
-          </w:tcPr>
-          <w:p>
-            <w:pPr>
-              <w:spacing w:after="0" w:before="0"/>
-              <w:jc w:val="left"/>
-            </w:pPr>
-            <w:r>
-              <w:rPr>
-                <w:rFonts w:ascii="Arial" w:cs="Arial" w:eastAsia="Arial" w:hAnsi="Arial"/>
-                <w:b w:val="false"/>
-                <w:bCs w:val="false"/>
-                <w:i w:val="false"/>
-                <w:iCs w:val="false"/>
-                <w:color w:val="000000"/>
-                <w:sz w:val="22"/>
-                <w:szCs w:val="22"/>
-              </w:rPr>
-              <w:t xml:space="preserve">Y / N</w:t>
+                <w:lang w:val="fr-CH"/>
+              </w:rPr>
+              <w:t>Zone laissée propre et rangée</w:t>
+            </w:r>
+          </w:p>
+        </w:tc>
+        <w:tc>
+          <w:tcPr>
+            <w:tcW w:type="dxa" w:w="6866"/>
+            <w:gridSpan w:val="1"/>
+            <w:tcBorders>
+              <w:top w:val="single" w:color="CCCCCC" w:sz="1"/>
+              <w:left w:val="single" w:color="CCCCCC" w:sz="1"/>
+              <w:bottom w:val="single" w:color="CCCCCC" w:sz="1"/>
+              <w:right w:val="single" w:color="CCCCCC" w:sz="1"/>
+            </w:tcBorders>
+            <w:tcMar>
+              <w:top w:type="dxa" w:w="50"/>
+              <w:left w:type="dxa" w:w="100"/>
+              <w:bottom w:type="dxa" w:w="50"/>
+              <w:right w:type="dxa" w:w="100"/>
+            </w:tcMar>
+            <w:vAlign w:val="center"/>
+          </w:tcPr>
+          <w:p>
+            <w:pPr>
+              <w:spacing w:after="0" w:before="0"/>
+              <w:jc w:val="left"/>
+            </w:pPr>
+            <w:r>
+              <w:rPr>
+                <w:rFonts w:ascii="Arial" w:cs="Arial" w:eastAsia="Arial" w:hAnsi="Arial"/>
+                <w:b w:val="false"/>
+                <w:bCs w:val="false"/>
+                <w:i w:val="false"/>
+                <w:iCs w:val="false"/>
+                <w:color w:val="000000"/>
+                <w:sz w:val="22"/>
+                <w:szCs w:val="22"/>
+                <w:lang w:val="fr-CH"/>
+              </w:rPr>
+              <w:t>O / N</w:t>
             </w:r>
           </w:p>
         </w:tc>
       </w:tr>
       <w:tr>
-        <w:tc>
-          <w:tcPr>
-            <w:tcW w:type="dxa" w:w="3200"/>
+        <w:trPr>
+          <w:cantSplit/>
+        </w:trPr>
+        <w:tc>
+          <w:tcPr>
+            <w:tcW w:type="dxa" w:w="3600"/>
             <w:gridSpan w:val="1"/>
             <w:tcBorders>
               <w:top w:val="single" w:color="CCCCCC" w:sz="1"/>
@@ -11076,14 +11533,15 @@
                 <w:color w:val="000000"/>
                 <w:sz w:val="22"/>
                 <w:szCs w:val="22"/>
-              </w:rPr>
-              <w:t xml:space="preserve">Date / Time closed</w:t>
-            </w:r>
-          </w:p>
-        </w:tc>
-        <w:tc>
-          <w:tcPr>
-            <w:tcW w:type="dxa" w:w="7266"/>
+                <w:lang w:val="fr-CH"/>
+              </w:rPr>
+              <w:t>Clôture : Date / Heure</w:t>
+            </w:r>
+          </w:p>
+        </w:tc>
+        <w:tc>
+          <w:tcPr>
+            <w:tcW w:type="dxa" w:w="6866"/>
             <w:gridSpan w:val="1"/>
             <w:tcBorders>
               <w:top w:val="single" w:color="CCCCCC" w:sz="1"/>
@@ -11123,10 +11581,11 @@
       <w:tr>
         <w:trPr>
           <w:trHeight w:val="400" w:hRule="atLeast"/>
+          <w:cantSplit/>
         </w:trPr>
         <w:tc>
           <w:tcPr>
-            <w:tcW w:type="dxa" w:w="3200"/>
+            <w:tcW w:type="dxa" w:w="3600"/>
             <w:gridSpan w:val="1"/>
             <w:tcBorders>
               <w:top w:val="single" w:color="CCCCCC" w:sz="1"/>
@@ -11158,46 +11617,48 @@
                 <w:color w:val="000000"/>
                 <w:sz w:val="22"/>
                 <w:szCs w:val="22"/>
-              </w:rPr>
-              <w:t xml:space="preserve">Responsible Person sign-off</w:t>
-            </w:r>
-          </w:p>
-        </w:tc>
-        <w:tc>
-          <w:tcPr>
-            <w:tcW w:type="dxa" w:w="7266"/>
-            <w:gridSpan w:val="1"/>
-            <w:tcBorders>
-              <w:top w:val="single" w:color="CCCCCC" w:sz="1"/>
-              <w:left w:val="single" w:color="CCCCCC" w:sz="1"/>
-              <w:bottom w:val="single" w:color="CCCCCC" w:sz="1"/>
-              <w:right w:val="single" w:color="CCCCCC" w:sz="1"/>
-            </w:tcBorders>
-            <w:tcMar>
-              <w:top w:type="dxa" w:w="50"/>
-              <w:left w:type="dxa" w:w="100"/>
-              <w:bottom w:type="dxa" w:w="50"/>
-              <w:right w:type="dxa" w:w="100"/>
-            </w:tcMar>
-            <w:vAlign w:val="center"/>
-          </w:tcPr>
-          <w:p>
-            <w:pPr>
-              <w:spacing w:after="0" w:before="0"/>
-              <w:jc w:val="left"/>
-            </w:pPr>
-            <w:r>
-              <w:rPr>
-                <w:rFonts w:ascii="Arial" w:cs="Arial" w:eastAsia="Arial" w:hAnsi="Arial"/>
-                <w:b w:val="false"/>
-                <w:bCs w:val="false"/>
-                <w:i w:val="false"/>
-                <w:iCs w:val="false"/>
-                <w:color w:val="000000"/>
-                <w:sz w:val="22"/>
-                <w:szCs w:val="22"/>
-              </w:rPr>
-              <w:t xml:space="preserve">Name:                                   Signature:</w:t>
+                <w:lang w:val="fr-CH"/>
+              </w:rPr>
+              <w:t>Personne responsable</w:t>
+            </w:r>
+          </w:p>
+        </w:tc>
+        <w:tc>
+          <w:tcPr>
+            <w:tcW w:type="dxa" w:w="6866"/>
+            <w:gridSpan w:val="1"/>
+            <w:tcBorders>
+              <w:top w:val="single" w:color="CCCCCC" w:sz="1"/>
+              <w:left w:val="single" w:color="CCCCCC" w:sz="1"/>
+              <w:bottom w:val="single" w:color="CCCCCC" w:sz="1"/>
+              <w:right w:val="single" w:color="CCCCCC" w:sz="1"/>
+            </w:tcBorders>
+            <w:tcMar>
+              <w:top w:type="dxa" w:w="50"/>
+              <w:left w:type="dxa" w:w="100"/>
+              <w:bottom w:type="dxa" w:w="50"/>
+              <w:right w:type="dxa" w:w="100"/>
+            </w:tcMar>
+            <w:vAlign w:val="center"/>
+          </w:tcPr>
+          <w:p>
+            <w:pPr>
+              <w:spacing w:after="0" w:before="0"/>
+              <w:jc w:val="left"/>
+            </w:pPr>
+            <w:r>
+              <w:rPr>
+                <w:rFonts w:ascii="Arial" w:cs="Arial" w:eastAsia="Arial" w:hAnsi="Arial"/>
+                <w:b w:val="false"/>
+                <w:bCs w:val="false"/>
+                <w:i w:val="false"/>
+                <w:iCs w:val="false"/>
+                <w:color w:val="000000"/>
+                <w:sz w:val="22"/>
+                <w:szCs w:val="22"/>
+                <w:lang w:val="fr-CH"/>
+              </w:rPr>
+              <w:t>Nom :                                   Signature :</w:t>
             </w:r>
           </w:p>
         </w:tc>
@@ -11205,10 +11666,11 @@
       <w:tr>
         <w:trPr>
           <w:trHeight w:val="400" w:hRule="atLeast"/>
+          <w:cantSplit/>
         </w:trPr>
         <w:tc>
           <w:tcPr>
-            <w:tcW w:type="dxa" w:w="3200"/>
+            <w:tcW w:type="dxa" w:w="3600"/>
             <w:gridSpan w:val="1"/>
             <w:tcBorders>
               <w:top w:val="single" w:color="CCCCCC" w:sz="1"/>
@@ -11240,58 +11702,66 @@
                 <w:color w:val="000000"/>
                 <w:sz w:val="22"/>
                 <w:szCs w:val="22"/>
-              </w:rPr>
-              <w:t xml:space="preserve">Work Leader sign-off</w:t>
-            </w:r>
-          </w:p>
-        </w:tc>
-        <w:tc>
-          <w:tcPr>
-            <w:tcW w:type="dxa" w:w="7266"/>
-            <w:gridSpan w:val="1"/>
-            <w:tcBorders>
-              <w:top w:val="single" w:color="CCCCCC" w:sz="1"/>
-              <w:left w:val="single" w:color="CCCCCC" w:sz="1"/>
-              <w:bottom w:val="single" w:color="CCCCCC" w:sz="1"/>
-              <w:right w:val="single" w:color="CCCCCC" w:sz="1"/>
-            </w:tcBorders>
-            <w:tcMar>
-              <w:top w:type="dxa" w:w="50"/>
-              <w:left w:type="dxa" w:w="100"/>
-              <w:bottom w:type="dxa" w:w="50"/>
-              <w:right w:type="dxa" w:w="100"/>
-            </w:tcMar>
-            <w:vAlign w:val="center"/>
-          </w:tcPr>
-          <w:p>
-            <w:pPr>
-              <w:spacing w:after="0" w:before="0"/>
-              <w:jc w:val="left"/>
-            </w:pPr>
-            <w:r>
-              <w:rPr>
-                <w:rFonts w:ascii="Arial" w:cs="Arial" w:eastAsia="Arial" w:hAnsi="Arial"/>
-                <w:b w:val="false"/>
-                <w:bCs w:val="false"/>
-                <w:i w:val="false"/>
-                <w:iCs w:val="false"/>
-                <w:color w:val="000000"/>
-                <w:sz w:val="22"/>
-                <w:szCs w:val="22"/>
-              </w:rPr>
-              <w:t xml:space="preserve">Name:                                   Signature:</w:t>
+                <w:lang w:val="fr-CH"/>
+              </w:rPr>
+              <w:t>Chef/fe de travaux</w:t>
+            </w:r>
+          </w:p>
+        </w:tc>
+        <w:tc>
+          <w:tcPr>
+            <w:tcW w:type="dxa" w:w="6866"/>
+            <w:gridSpan w:val="1"/>
+            <w:tcBorders>
+              <w:top w:val="single" w:color="CCCCCC" w:sz="1"/>
+              <w:left w:val="single" w:color="CCCCCC" w:sz="1"/>
+              <w:bottom w:val="single" w:color="CCCCCC" w:sz="1"/>
+              <w:right w:val="single" w:color="CCCCCC" w:sz="1"/>
+            </w:tcBorders>
+            <w:tcMar>
+              <w:top w:type="dxa" w:w="50"/>
+              <w:left w:type="dxa" w:w="100"/>
+              <w:bottom w:type="dxa" w:w="50"/>
+              <w:right w:type="dxa" w:w="100"/>
+            </w:tcMar>
+            <w:vAlign w:val="center"/>
+          </w:tcPr>
+          <w:p>
+            <w:pPr>
+              <w:spacing w:after="0" w:before="0"/>
+              <w:jc w:val="left"/>
+            </w:pPr>
+            <w:r>
+              <w:rPr>
+                <w:rFonts w:ascii="Arial" w:cs="Arial" w:eastAsia="Arial" w:hAnsi="Arial"/>
+                <w:b w:val="false"/>
+                <w:bCs w:val="false"/>
+                <w:i w:val="false"/>
+                <w:iCs w:val="false"/>
+                <w:color w:val="000000"/>
+                <w:sz w:val="22"/>
+                <w:szCs w:val="22"/>
+                <w:lang w:val="fr-CH"/>
+              </w:rPr>
+              <w:t>Nom :                                   Signature :</w:t>
             </w:r>
           </w:p>
         </w:tc>
       </w:tr>
     </w:tbl>
     <w:p>
+      <w:pPr>
+        <w:spacing w:line="20" w:lineRule="exact" w:before="0" w:after="0"/>
+      </w:pPr>
       <w:r>
-        <w:br w:type="page"/>
+        <w:rPr>
+          <w:sz w:val="2"/>
+        </w:rPr>
       </w:r>
     </w:p>
     <w:p>
       <w:pPr>
+        <w:pageBreakBefore/>
         <w:spacing w:after="0" w:before="0"/>
         <w:jc w:val="center"/>
       </w:pPr>
@@ -11305,8 +11775,9 @@
           <w:color w:val="C04E1A"/>
           <w:sz w:val="32"/>
           <w:szCs w:val="32"/>
+          <w:lang w:val="fr-CH"/>
         </w:rPr>
-        <w:t xml:space="preserve">PERMIS TRAVAUX PAR POINTS CHAUDS</w:t>
+        <w:t>PERMIS POUR TRAVAUX PAR POINTS CHAUDS</w:t>
       </w:r>
     </w:p>
     <w:p>
@@ -11324,8 +11795,9 @@
           <w:color w:val="999999"/>
           <w:sz w:val="20"/>
           <w:szCs w:val="20"/>
+          <w:lang w:val="fr-CH"/>
         </w:rPr>
-        <w:t xml:space="preserve">Joindre au permis de travail général</w:t>
+        <w:t>Joindre au permis de travail général</w:t>
       </w:r>
     </w:p>
     <w:p>
@@ -11352,6 +11824,9 @@
         <w:gridCol w:w="2466"/>
       </w:tblGrid>
       <w:tr>
+        <w:trPr>
+          <w:cantSplit/>
+        </w:trPr>
         <w:tc>
           <w:tcPr>
             <w:tcW w:type="dxa" w:w="2600"/>
@@ -11386,8 +11861,9 @@
                 <w:color w:val="000000"/>
                 <w:sz w:val="22"/>
                 <w:szCs w:val="22"/>
-              </w:rPr>
-              <w:t xml:space="preserve">Permis N°</w:t>
+                <w:lang w:val="fr-CH"/>
+              </w:rPr>
+              <w:t>N° de permis</w:t>
             </w:r>
           </w:p>
         </w:tc>
@@ -11463,8 +11939,9 @@
                 <w:color w:val="000000"/>
                 <w:sz w:val="22"/>
                 <w:szCs w:val="22"/>
-              </w:rPr>
-              <w:t xml:space="preserve">Date / Heure</w:t>
+                <w:lang w:val="fr-CH"/>
+              </w:rPr>
+              <w:t>Date / Heure</w:t>
             </w:r>
           </w:p>
         </w:tc>
@@ -11526,6 +12003,9 @@
         <w:gridCol w:w="1866"/>
       </w:tblGrid>
       <w:tr>
+        <w:trPr>
+          <w:cantSplit/>
+        </w:trPr>
         <w:tc>
           <w:tcPr>
             <w:tcW w:type="dxa" w:w="7600"/>
@@ -11560,8 +12040,9 @@
                 <w:color w:val="000000"/>
                 <w:sz w:val="22"/>
                 <w:szCs w:val="22"/>
-              </w:rPr>
-              <w:t xml:space="preserve">PRE-WORK CHECKS</w:t>
+                <w:lang w:val="fr-CH"/>
+              </w:rPr>
+              <w:t>CONTRÔLES AVANT LES TRAVAUX</w:t>
             </w:r>
           </w:p>
         </w:tc>
@@ -11599,8 +12080,9 @@
                 <w:color w:val="000000"/>
                 <w:sz w:val="22"/>
                 <w:szCs w:val="22"/>
-              </w:rPr>
-              <w:t xml:space="preserve">Y / N</w:t>
+                <w:lang w:val="fr-CH"/>
+              </w:rPr>
+              <w:t>O / N</w:t>
             </w:r>
           </w:p>
         </w:tc>
@@ -11638,8 +12120,9 @@
                 <w:color w:val="000000"/>
                 <w:sz w:val="22"/>
                 <w:szCs w:val="22"/>
-              </w:rPr>
-              <w:t xml:space="preserve">N/A</w:t>
+                <w:lang w:val="fr-CH"/>
+              </w:rPr>
+              <w:t>Sans objet</w:t>
             </w:r>
           </w:p>
         </w:tc>
@@ -11647,6 +12130,7 @@
       <w:tr>
         <w:trPr>
           <w:trHeight w:val="360" w:hRule="atLeast"/>
+          <w:cantSplit/>
         </w:trPr>
         <w:tc>
           <w:tcPr>
@@ -11681,8 +12165,9 @@
                 <w:color w:val="000000"/>
                 <w:sz w:val="22"/>
                 <w:szCs w:val="22"/>
-              </w:rPr>
-              <w:t xml:space="preserve">Matériaux combustibles éloignés ou couverts (min. 10m de rayon)</w:t>
+                <w:lang w:val="fr-CH"/>
+              </w:rPr>
+              <w:t>Matériaux combustibles éloignés ou couverts (rayon minimum de 10 m)</w:t>
             </w:r>
           </w:p>
         </w:tc>
@@ -11766,6 +12251,7 @@
       <w:tr>
         <w:trPr>
           <w:trHeight w:val="360" w:hRule="atLeast"/>
+          <w:cantSplit/>
         </w:trPr>
         <w:tc>
           <w:tcPr>
@@ -11800,8 +12286,9 @@
                 <w:color w:val="000000"/>
                 <w:sz w:val="22"/>
                 <w:szCs w:val="22"/>
-              </w:rPr>
-              <w:t xml:space="preserve">Sols balayés ; sols combustibles mouillés ou couverts</w:t>
+                <w:lang w:val="fr-CH"/>
+              </w:rPr>
+              <w:t>Sols balayés; sols combustibles mouillés ou couverts</w:t>
             </w:r>
           </w:p>
         </w:tc>
@@ -11885,6 +12372,7 @@
       <w:tr>
         <w:trPr>
           <w:trHeight w:val="360" w:hRule="atLeast"/>
+          <w:cantSplit/>
         </w:trPr>
         <w:tc>
           <w:tcPr>
@@ -11919,8 +12407,9 @@
                 <w:color w:val="000000"/>
                 <w:sz w:val="22"/>
                 <w:szCs w:val="22"/>
-              </w:rPr>
-              <w:t xml:space="preserve">Ouvertures murs / sols / plafonds couvertes pour empêcher la propagation d’étincelles</w:t>
+                <w:lang w:val="fr-CH"/>
+              </w:rPr>
+              <w:t>Ouvertures dans les murs, sols et plafonds couvertes contre la propagation d’étincelles</w:t>
             </w:r>
           </w:p>
         </w:tc>
@@ -12004,6 +12493,7 @@
       <w:tr>
         <w:trPr>
           <w:trHeight w:val="360" w:hRule="atLeast"/>
+          <w:cantSplit/>
         </w:trPr>
         <w:tc>
           <w:tcPr>
@@ -12038,8 +12528,9 @@
                 <w:color w:val="000000"/>
                 <w:sz w:val="22"/>
                 <w:szCs w:val="22"/>
-              </w:rPr>
-              <w:t xml:space="preserve">Installations fermées / cuves purgées des vapeurs inflammables</w:t>
+                <w:lang w:val="fr-CH"/>
+              </w:rPr>
+              <w:t>Installations fermées / cuves purgées des vapeurs inflammables</w:t>
             </w:r>
           </w:p>
         </w:tc>
@@ -12123,6 +12614,7 @@
       <w:tr>
         <w:trPr>
           <w:trHeight w:val="360" w:hRule="atLeast"/>
+          <w:cantSplit/>
         </w:trPr>
         <w:tc>
           <w:tcPr>
@@ -12157,8 +12649,9 @@
                 <w:color w:val="000000"/>
                 <w:sz w:val="22"/>
                 <w:szCs w:val="22"/>
-              </w:rPr>
-              <w:t xml:space="preserve">Zone de travail suffisamment ventilée</w:t>
+                <w:lang w:val="fr-CH"/>
+              </w:rPr>
+              <w:t>Zone de travail suffisamment ventilée</w:t>
             </w:r>
           </w:p>
         </w:tc>
@@ -12242,6 +12735,7 @@
       <w:tr>
         <w:trPr>
           <w:trHeight w:val="360" w:hRule="atLeast"/>
+          <w:cantSplit/>
         </w:trPr>
         <w:tc>
           <w:tcPr>
@@ -12276,8 +12770,9 @@
                 <w:color w:val="000000"/>
                 <w:sz w:val="22"/>
                 <w:szCs w:val="22"/>
-              </w:rPr>
-              <w:t xml:space="preserve">Extincteurs du type correct sur le lieu de travail (min. 2)</w:t>
+                <w:lang w:val="fr-CH"/>
+              </w:rPr>
+              <w:t>Extincteurs adaptés sur le lieu de travail (minimum 2)</w:t>
             </w:r>
           </w:p>
         </w:tc>
@@ -12361,6 +12856,7 @@
       <w:tr>
         <w:trPr>
           <w:trHeight w:val="360" w:hRule="atLeast"/>
+          <w:cantSplit/>
         </w:trPr>
         <w:tc>
           <w:tcPr>
@@ -12395,8 +12891,9 @@
                 <w:color w:val="000000"/>
                 <w:sz w:val="22"/>
                 <w:szCs w:val="22"/>
-              </w:rPr>
-              <w:t xml:space="preserve">Détection / extinction incendie isolée ? Si oui — zone notée pour réactivation</w:t>
+                <w:lang w:val="fr-CH"/>
+              </w:rPr>
+              <w:t>Détection / extinction incendie mise hors service ? Si oui, noter la zone à réactiver</w:t>
             </w:r>
           </w:p>
         </w:tc>
@@ -12480,6 +12977,7 @@
       <w:tr>
         <w:trPr>
           <w:trHeight w:val="360" w:hRule="atLeast"/>
+          <w:cantSplit/>
         </w:trPr>
         <w:tc>
           <w:tcPr>
@@ -12514,8 +13012,9 @@
                 <w:color w:val="000000"/>
                 <w:sz w:val="22"/>
                 <w:szCs w:val="22"/>
-              </w:rPr>
-              <w:t xml:space="preserve">Protection contre les étincelles en place (couvertures anti-feu, écrans)</w:t>
+                <w:lang w:val="fr-CH"/>
+              </w:rPr>
+              <w:t>Protection contre les étincelles en place (couvertures anti-feu, écrans)</w:t>
             </w:r>
           </w:p>
         </w:tc>
@@ -12599,6 +13098,7 @@
       <w:tr>
         <w:trPr>
           <w:trHeight w:val="360" w:hRule="atLeast"/>
+          <w:cantSplit/>
         </w:trPr>
         <w:tc>
           <w:tcPr>
@@ -12633,8 +13133,9 @@
                 <w:color w:val="000000"/>
                 <w:sz w:val="22"/>
                 <w:szCs w:val="22"/>
-              </w:rPr>
-              <w:t xml:space="preserve">Zones adjacentes vérifiées pour matériaux combustibles</w:t>
+                <w:lang w:val="fr-CH"/>
+              </w:rPr>
+              <w:t>Présence de matériaux combustibles vérifiée dans les zones adjacentes</w:t>
             </w:r>
           </w:p>
         </w:tc>
@@ -12718,6 +13219,7 @@
       <w:tr>
         <w:trPr>
           <w:trHeight w:val="360" w:hRule="atLeast"/>
+          <w:cantSplit/>
         </w:trPr>
         <w:tc>
           <w:tcPr>
@@ -12752,8 +13254,9 @@
                 <w:color w:val="000000"/>
                 <w:sz w:val="22"/>
                 <w:szCs w:val="22"/>
-              </w:rPr>
-              <w:t xml:space="preserve">Travailleurs informés de l’emplacement de l’alarme incendie et des voies de fuite</w:t>
+                <w:lang w:val="fr-CH"/>
+              </w:rPr>
+              <w:t>Travailleurs informés de l’emplacement de l’alarme incendie et des voies d’évacuation</w:t>
             </w:r>
           </w:p>
         </w:tc>
@@ -12837,6 +13340,7 @@
       <w:tr>
         <w:trPr>
           <w:trHeight w:val="360" w:hRule="atLeast"/>
+          <w:cantSplit/>
         </w:trPr>
         <w:tc>
           <w:tcPr>
@@ -12871,8 +13375,9 @@
                 <w:color w:val="000000"/>
                 <w:sz w:val="22"/>
                 <w:szCs w:val="22"/>
-              </w:rPr>
-              <w:t xml:space="preserve">Surveillance incendie assignée nominativement : ____________________</w:t>
+                <w:lang w:val="fr-CH"/>
+              </w:rPr>
+              <w:t>Surveillance incendie attribuée à : ____________________</w:t>
             </w:r>
           </w:p>
         </w:tc>
@@ -12956,6 +13461,7 @@
       <w:tr>
         <w:trPr>
           <w:trHeight w:val="360" w:hRule="atLeast"/>
+          <w:cantSplit/>
         </w:trPr>
         <w:tc>
           <w:tcPr>
@@ -12990,8 +13496,9 @@
                 <w:color w:val="000000"/>
                 <w:sz w:val="22"/>
                 <w:szCs w:val="22"/>
-              </w:rPr>
-              <w:t xml:space="preserve">Équipement de soudage / découpe inspecté et en bon état</w:t>
+                <w:lang w:val="fr-CH"/>
+              </w:rPr>
+              <w:t>Équipement de soudage / découpe inspecté et en bon état</w:t>
             </w:r>
           </w:p>
         </w:tc>
@@ -13075,6 +13582,7 @@
       <w:tr>
         <w:trPr>
           <w:trHeight w:val="360" w:hRule="atLeast"/>
+          <w:cantSplit/>
         </w:trPr>
         <w:tc>
           <w:tcPr>
@@ -13109,8 +13617,9 @@
                 <w:color w:val="000000"/>
                 <w:sz w:val="22"/>
                 <w:szCs w:val="22"/>
-              </w:rPr>
-              <w:t xml:space="preserve">EPI adaptés (veste de soudeur, gants, lunettes etc.)</w:t>
+                <w:lang w:val="fr-CH"/>
+              </w:rPr>
+              <w:t>EPI adaptés (veste de soudeur, gants, lunettes, etc.)</w:t>
             </w:r>
           </w:p>
         </w:tc>
@@ -13194,6 +13703,7 @@
       <w:tr>
         <w:trPr>
           <w:trHeight w:val="360" w:hRule="atLeast"/>
+          <w:cantSplit/>
         </w:trPr>
         <w:tc>
           <w:tcPr>
@@ -13228,8 +13738,9 @@
                 <w:color w:val="000000"/>
                 <w:sz w:val="22"/>
                 <w:szCs w:val="22"/>
-              </w:rPr>
-              <w:t xml:space="preserve">Permis espaces confinés joint si applicable</w:t>
+                <w:lang w:val="fr-CH"/>
+              </w:rPr>
+              <w:t>Permis pour espace confiné joint si nécessaire</w:t>
             </w:r>
           </w:p>
         </w:tc>
@@ -13313,6 +13824,7 @@
     </w:tbl>
     <w:p>
       <w:pPr>
+        <w:keepNext/>
         <w:spacing w:after="40" w:before="140"/>
       </w:pPr>
       <w:r>
@@ -13325,8 +13837,9 @@
           <w:color w:val="C04E1A"/>
           <w:sz w:val="26"/>
           <w:szCs w:val="26"/>
+          <w:lang w:val="fr-CH"/>
         </w:rPr>
-        <w:t xml:space="preserve">PRÉCAUTIONS SUPPLÉMENTAIRES</w:t>
+        <w:t>PRÉCAUTIONS SUPPLÉMENTAIRES</w:t>
       </w:r>
     </w:p>
     <w:tbl>
@@ -13347,6 +13860,7 @@
       <w:tr>
         <w:trPr>
           <w:trHeight w:val="700" w:hRule="atLeast"/>
+          <w:cantSplit/>
         </w:trPr>
         <w:tc>
           <w:tcPr>
@@ -13390,6 +13904,7 @@
     </w:tbl>
     <w:p>
       <w:pPr>
+        <w:keepNext/>
         <w:spacing w:after="40" w:before="140"/>
       </w:pPr>
       <w:r>
@@ -13402,8 +13917,9 @@
           <w:color w:val="C04E1A"/>
           <w:sz w:val="26"/>
           <w:szCs w:val="26"/>
+          <w:lang w:val="fr-CH"/>
         </w:rPr>
-        <w:t xml:space="preserve">SURVEILLANCE INCENDIE APRÈS TRAVAUX (minimum 30 minutes après fin des travaux)</w:t>
+        <w:t>SURVEILLANCE INCENDIE APRÈS TRAVAUX (minimum 30 minutes)</w:t>
       </w:r>
     </w:p>
     <w:tbl>
@@ -13425,6 +13941,7 @@
       <w:tr>
         <w:trPr>
           <w:trHeight w:val="380" w:hRule="atLeast"/>
+          <w:cantSplit/>
         </w:trPr>
         <w:tc>
           <w:tcPr>
@@ -13460,8 +13977,9 @@
                 <w:color w:val="000000"/>
                 <w:sz w:val="22"/>
                 <w:szCs w:val="22"/>
-              </w:rPr>
-              <w:t xml:space="preserve">Heure de fin des travaux</w:t>
+                <w:lang w:val="fr-CH"/>
+              </w:rPr>
+              <w:t>Heure de fin des travaux</w:t>
             </w:r>
           </w:p>
         </w:tc>
@@ -13507,6 +14025,7 @@
       <w:tr>
         <w:trPr>
           <w:trHeight w:val="380" w:hRule="atLeast"/>
+          <w:cantSplit/>
         </w:trPr>
         <w:tc>
           <w:tcPr>
@@ -13542,8 +14061,9 @@
                 <w:color w:val="000000"/>
                 <w:sz w:val="22"/>
                 <w:szCs w:val="22"/>
-              </w:rPr>
-              <w:t xml:space="preserve">Heure de fin surveillance incendie</w:t>
+                <w:lang w:val="fr-CH"/>
+              </w:rPr>
+              <w:t>Heure de fin de la surveillance incendie</w:t>
             </w:r>
           </w:p>
         </w:tc>
@@ -13589,6 +14109,7 @@
       <w:tr>
         <w:trPr>
           <w:trHeight w:val="380" w:hRule="atLeast"/>
+          <w:cantSplit/>
         </w:trPr>
         <w:tc>
           <w:tcPr>
@@ -13624,8 +14145,9 @@
                 <w:color w:val="000000"/>
                 <w:sz w:val="22"/>
                 <w:szCs w:val="22"/>
-              </w:rPr>
-              <w:t xml:space="preserve">Zone libre de risque d’incendie ?</w:t>
+                <w:lang w:val="fr-CH"/>
+              </w:rPr>
+              <w:t>Zone sans risque d’incendie ?</w:t>
             </w:r>
           </w:p>
         </w:tc>
@@ -13662,8 +14184,9 @@
                 <w:color w:val="000000"/>
                 <w:sz w:val="22"/>
                 <w:szCs w:val="22"/>
-              </w:rPr>
-              <w:t xml:space="preserve">Y / N</w:t>
+                <w:lang w:val="fr-CH"/>
+              </w:rPr>
+              <w:t>O / N</w:t>
             </w:r>
           </w:p>
         </w:tc>
@@ -13671,6 +14194,7 @@
       <w:tr>
         <w:trPr>
           <w:trHeight w:val="380" w:hRule="atLeast"/>
+          <w:cantSplit/>
         </w:trPr>
         <w:tc>
           <w:tcPr>
@@ -13706,8 +14230,9 @@
                 <w:color w:val="000000"/>
                 <w:sz w:val="22"/>
                 <w:szCs w:val="22"/>
-              </w:rPr>
-              <w:t xml:space="preserve">Détecteurs réactivés ?</w:t>
+                <w:lang w:val="fr-CH"/>
+              </w:rPr>
+              <w:t>Détecteurs réactivés ?</w:t>
             </w:r>
           </w:p>
         </w:tc>
@@ -13744,8 +14269,9 @@
                 <w:color w:val="000000"/>
                 <w:sz w:val="22"/>
                 <w:szCs w:val="22"/>
-              </w:rPr>
-              <w:t xml:space="preserve">Y / N / N/A</w:t>
+                <w:lang w:val="fr-CH"/>
+              </w:rPr>
+              <w:t>O / N / Sans objet</w:t>
             </w:r>
           </w:p>
         </w:tc>
@@ -13753,6 +14279,7 @@
       <w:tr>
         <w:trPr>
           <w:trHeight w:val="420" w:hRule="atLeast"/>
+          <w:cantSplit/>
         </w:trPr>
         <w:tc>
           <w:tcPr>
@@ -13788,8 +14315,9 @@
                 <w:color w:val="000000"/>
                 <w:sz w:val="22"/>
                 <w:szCs w:val="22"/>
-              </w:rPr>
-              <w:t xml:space="preserve">Surveillance incendie — nom &amp; signature</w:t>
+                <w:lang w:val="fr-CH"/>
+              </w:rPr>
+              <w:t>Surveillance incendie : nom et signature</w:t>
             </w:r>
           </w:p>
         </w:tc>
@@ -13835,6 +14363,7 @@
       <w:tr>
         <w:trPr>
           <w:trHeight w:val="420" w:hRule="atLeast"/>
+          <w:cantSplit/>
         </w:trPr>
         <w:tc>
           <w:tcPr>
@@ -13870,8 +14399,9 @@
                 <w:color w:val="000000"/>
                 <w:sz w:val="22"/>
                 <w:szCs w:val="22"/>
-              </w:rPr>
-              <w:t xml:space="preserve">Clôture personne responsable</w:t>
+                <w:lang w:val="fr-CH"/>
+              </w:rPr>
+              <w:t>Clôture par la personne responsable</w:t>
             </w:r>
           </w:p>
         </w:tc>
@@ -13916,12 +14446,18 @@
       </w:tr>
     </w:tbl>
     <w:p>
+      <w:pPr>
+        <w:spacing w:line="20" w:lineRule="exact" w:before="0" w:after="0"/>
+      </w:pPr>
       <w:r>
-        <w:br w:type="page"/>
+        <w:rPr>
+          <w:sz w:val="2"/>
+        </w:rPr>
       </w:r>
     </w:p>
     <w:p>
       <w:pPr>
+        <w:pageBreakBefore/>
         <w:spacing w:after="0" w:before="0"/>
         <w:jc w:val="center"/>
       </w:pPr>
@@ -13935,8 +14471,9 @@
           <w:color w:val="C04E1A"/>
           <w:sz w:val="32"/>
           <w:szCs w:val="32"/>
+          <w:lang w:val="fr-CH"/>
         </w:rPr>
-        <w:t xml:space="preserve">PERMIS TRAVAUX EN HAUTEUR</w:t>
+        <w:t>PERMIS POUR TRAVAUX EN HAUTEUR</w:t>
       </w:r>
     </w:p>
     <w:p>
@@ -13954,8 +14491,9 @@
           <w:color w:val="999999"/>
           <w:sz w:val="20"/>
           <w:szCs w:val="20"/>
+          <w:lang w:val="fr-CH"/>
         </w:rPr>
-        <w:t xml:space="preserve">Joindre au permis de travail général</w:t>
+        <w:t>Joindre au permis de travail général</w:t>
       </w:r>
     </w:p>
     <w:p>
@@ -13982,6 +14520,9 @@
         <w:gridCol w:w="2466"/>
       </w:tblGrid>
       <w:tr>
+        <w:trPr>
+          <w:cantSplit/>
+        </w:trPr>
         <w:tc>
           <w:tcPr>
             <w:tcW w:type="dxa" w:w="2600"/>
@@ -14016,8 +14557,9 @@
                 <w:color w:val="000000"/>
                 <w:sz w:val="22"/>
                 <w:szCs w:val="22"/>
-              </w:rPr>
-              <w:t xml:space="preserve">Permis N°</w:t>
+                <w:lang w:val="fr-CH"/>
+              </w:rPr>
+              <w:t>N° de permis</w:t>
             </w:r>
           </w:p>
         </w:tc>
@@ -14093,8 +14635,9 @@
                 <w:color w:val="000000"/>
                 <w:sz w:val="22"/>
                 <w:szCs w:val="22"/>
-              </w:rPr>
-              <w:t xml:space="preserve">Date / Heure</w:t>
+                <w:lang w:val="fr-CH"/>
+              </w:rPr>
+              <w:t>Date / Heure</w:t>
             </w:r>
           </w:p>
         </w:tc>
@@ -14156,6 +14699,9 @@
         <w:gridCol w:w="1866"/>
       </w:tblGrid>
       <w:tr>
+        <w:trPr>
+          <w:cantSplit/>
+        </w:trPr>
         <w:tc>
           <w:tcPr>
             <w:tcW w:type="dxa" w:w="7600"/>
@@ -14190,8 +14736,9 @@
                 <w:color w:val="000000"/>
                 <w:sz w:val="22"/>
                 <w:szCs w:val="22"/>
-              </w:rPr>
-              <w:t xml:space="preserve">PLANIFIER — avant le début des travaux (hiérarchie : éliminer → protection collective → EPI antichute)</w:t>
+                <w:lang w:val="fr-CH"/>
+              </w:rPr>
+              <w:t>PLANIFIER AVANT LES TRAVAUX (éliminer le danger → protection collective → protection individuelle)</w:t>
             </w:r>
           </w:p>
         </w:tc>
@@ -14229,8 +14776,9 @@
                 <w:color w:val="000000"/>
                 <w:sz w:val="22"/>
                 <w:szCs w:val="22"/>
-              </w:rPr>
-              <w:t xml:space="preserve">Y / N</w:t>
+                <w:lang w:val="fr-CH"/>
+              </w:rPr>
+              <w:t>O / N</w:t>
             </w:r>
           </w:p>
         </w:tc>
@@ -14268,8 +14816,9 @@
                 <w:color w:val="000000"/>
                 <w:sz w:val="22"/>
                 <w:szCs w:val="22"/>
-              </w:rPr>
-              <w:t xml:space="preserve">N/A</w:t>
+                <w:lang w:val="fr-CH"/>
+              </w:rPr>
+              <w:t>Sans objet</w:t>
             </w:r>
           </w:p>
         </w:tc>
@@ -14277,6 +14826,7 @@
       <w:tr>
         <w:trPr>
           <w:trHeight w:val="360" w:hRule="atLeast"/>
+          <w:cantSplit/>
         </w:trPr>
         <w:tc>
           <w:tcPr>
@@ -14311,8 +14861,9 @@
                 <w:color w:val="000000"/>
                 <w:sz w:val="22"/>
                 <w:szCs w:val="22"/>
-              </w:rPr>
-              <w:t xml:space="preserve">Peut-on éviter le travail en hauteur ? (travailler au sol, préfabriquer, lever en place)</w:t>
+                <w:lang w:val="fr-CH"/>
+              </w:rPr>
+              <w:t>Peut-on éviter le travail en hauteur ? (travailler au sol, préfabriquer, mettre en place par levage)</w:t>
             </w:r>
           </w:p>
         </w:tc>
@@ -14396,6 +14947,7 @@
       <w:tr>
         <w:trPr>
           <w:trHeight w:val="360" w:hRule="atLeast"/>
+          <w:cantSplit/>
         </w:trPr>
         <w:tc>
           <w:tcPr>
@@ -14430,8 +14982,9 @@
                 <w:color w:val="000000"/>
                 <w:sz w:val="22"/>
                 <w:szCs w:val="22"/>
-              </w:rPr>
-              <w:t xml:space="preserve">Sinon : protection collective choisie ? (garde-corps, échafaudage, filet de sécurité, nacelle)</w:t>
+                <w:lang w:val="fr-CH"/>
+              </w:rPr>
+              <w:t>Sinon : protection collective choisie ? (garde-corps, échafaudage, filet de sécurité, plateforme élévatrice)</w:t>
             </w:r>
           </w:p>
         </w:tc>
@@ -14515,6 +15068,7 @@
       <w:tr>
         <w:trPr>
           <w:trHeight w:val="360" w:hRule="atLeast"/>
+          <w:cantSplit/>
         </w:trPr>
         <w:tc>
           <w:tcPr>
@@ -14549,8 +15103,9 @@
                 <w:color w:val="000000"/>
                 <w:sz w:val="22"/>
                 <w:szCs w:val="22"/>
-              </w:rPr>
-              <w:t xml:space="preserve">Seulement si protection collective impossible : EPI antichute prévu ?</w:t>
+                <w:lang w:val="fr-CH"/>
+              </w:rPr>
+              <w:t>Si la protection collective n’est pas réalisable : EPI antichute prévus ?</w:t>
             </w:r>
           </w:p>
         </w:tc>
@@ -14634,6 +15189,7 @@
       <w:tr>
         <w:trPr>
           <w:trHeight w:val="360" w:hRule="atLeast"/>
+          <w:cantSplit/>
         </w:trPr>
         <w:tc>
           <w:tcPr>
@@ -14668,8 +15224,9 @@
                 <w:color w:val="000000"/>
                 <w:sz w:val="22"/>
                 <w:szCs w:val="22"/>
-              </w:rPr>
-              <w:t xml:space="preserve">Utilisateurs EPI antichute disposent d’une formation documentée (min. 1 jour, exigence SUVA) ?</w:t>
+                <w:lang w:val="fr-CH"/>
+              </w:rPr>
+              <w:t>Utilisateurs des EPI antichute avec formation documentée (minimum 1 jour, exigence Suva) ?</w:t>
             </w:r>
           </w:p>
         </w:tc>
@@ -14753,6 +15310,7 @@
       <w:tr>
         <w:trPr>
           <w:trHeight w:val="360" w:hRule="atLeast"/>
+          <w:cantSplit/>
         </w:trPr>
         <w:tc>
           <w:tcPr>
@@ -14787,8 +15345,9 @@
                 <w:color w:val="000000"/>
                 <w:sz w:val="22"/>
                 <w:szCs w:val="22"/>
-              </w:rPr>
-              <w:t xml:space="preserve">Points d’ancrage certifiés, inspectés et adaptés au système prévu ?</w:t>
+                <w:lang w:val="fr-CH"/>
+              </w:rPr>
+              <w:t>Points d’ancrage certifiés, inspectés et adaptés au système prévu ?</w:t>
             </w:r>
           </w:p>
         </w:tc>
@@ -14872,6 +15431,7 @@
       <w:tr>
         <w:trPr>
           <w:trHeight w:val="360" w:hRule="atLeast"/>
+          <w:cantSplit/>
         </w:trPr>
         <w:tc>
           <w:tcPr>
@@ -14906,8 +15466,9 @@
                 <w:color w:val="000000"/>
                 <w:sz w:val="22"/>
                 <w:szCs w:val="22"/>
-              </w:rPr>
-              <w:t xml:space="preserve">Météo évaluée et favorable ? (vent, pluie, glace, visibilité)</w:t>
+                <w:lang w:val="fr-CH"/>
+              </w:rPr>
+              <w:t>Météo évaluée et favorable ? (vent, pluie, glace, visibilité)</w:t>
             </w:r>
           </w:p>
         </w:tc>
@@ -14991,6 +15552,7 @@
       <w:tr>
         <w:trPr>
           <w:trHeight w:val="360" w:hRule="atLeast"/>
+          <w:cantSplit/>
         </w:trPr>
         <w:tc>
           <w:tcPr>
@@ -15025,8 +15587,9 @@
                 <w:color w:val="000000"/>
                 <w:sz w:val="22"/>
                 <w:szCs w:val="22"/>
-              </w:rPr>
-              <w:t xml:space="preserve">Hauteur de chute évaluée ? (OTConst : mesures requises dès 2m)</w:t>
+                <w:lang w:val="fr-CH"/>
+              </w:rPr>
+              <w:t>Hauteur de chute évaluée ? (OTConst : mesures requises dès 2 m)</w:t>
             </w:r>
           </w:p>
         </w:tc>
@@ -15126,6 +15689,9 @@
         <w:gridCol w:w="1866"/>
       </w:tblGrid>
       <w:tr>
+        <w:trPr>
+          <w:cantSplit/>
+        </w:trPr>
         <w:tc>
           <w:tcPr>
             <w:tcW w:type="dxa" w:w="7600"/>
@@ -15160,8 +15726,9 @@
                 <w:color w:val="000000"/>
                 <w:sz w:val="22"/>
                 <w:szCs w:val="22"/>
-              </w:rPr>
-              <w:t xml:space="preserve">EXÉCUTER — avant et pendant les travaux</w:t>
+                <w:lang w:val="fr-CH"/>
+              </w:rPr>
+              <w:t>CONTRÔLER AVANT ET PENDANT LES TRAVAUX</w:t>
             </w:r>
           </w:p>
         </w:tc>
@@ -15199,8 +15766,9 @@
                 <w:color w:val="000000"/>
                 <w:sz w:val="22"/>
                 <w:szCs w:val="22"/>
-              </w:rPr>
-              <w:t xml:space="preserve">Y / N</w:t>
+                <w:lang w:val="fr-CH"/>
+              </w:rPr>
+              <w:t>O / N</w:t>
             </w:r>
           </w:p>
         </w:tc>
@@ -15238,8 +15806,9 @@
                 <w:color w:val="000000"/>
                 <w:sz w:val="22"/>
                 <w:szCs w:val="22"/>
-              </w:rPr>
-              <w:t xml:space="preserve">N/A</w:t>
+                <w:lang w:val="fr-CH"/>
+              </w:rPr>
+              <w:t>Sans objet</w:t>
             </w:r>
           </w:p>
         </w:tc>
@@ -15247,6 +15816,7 @@
       <w:tr>
         <w:trPr>
           <w:trHeight w:val="360" w:hRule="atLeast"/>
+          <w:cantSplit/>
         </w:trPr>
         <w:tc>
           <w:tcPr>
@@ -15281,8 +15851,9 @@
                 <w:color w:val="000000"/>
                 <w:sz w:val="22"/>
                 <w:szCs w:val="22"/>
-              </w:rPr>
-              <w:t xml:space="preserve">Zone d’exclusion établie en dessous (barrières, signalisation) — chute d’objets</w:t>
+                <w:lang w:val="fr-CH"/>
+              </w:rPr>
+              <w:t>Zone d’exclusion en dessous pour protéger des chutes d’objets (barrières, signalisation)</w:t>
             </w:r>
           </w:p>
         </w:tc>
@@ -15366,6 +15937,7 @@
       <w:tr>
         <w:trPr>
           <w:trHeight w:val="360" w:hRule="atLeast"/>
+          <w:cantSplit/>
         </w:trPr>
         <w:tc>
           <w:tcPr>
@@ -15400,8 +15972,9 @@
                 <w:color w:val="000000"/>
                 <w:sz w:val="22"/>
                 <w:szCs w:val="22"/>
-              </w:rPr>
-              <w:t xml:space="preserve">Protection collective en place ? Garde-corps, plinthes, protection périphérique, filets</w:t>
+                <w:lang w:val="fr-CH"/>
+              </w:rPr>
+              <w:t>Protection collective en place ? Garde-corps, plinthes, protection périphérique, filets</w:t>
             </w:r>
           </w:p>
         </w:tc>
@@ -15485,6 +16058,7 @@
       <w:tr>
         <w:trPr>
           <w:trHeight w:val="360" w:hRule="atLeast"/>
+          <w:cantSplit/>
         </w:trPr>
         <w:tc>
           <w:tcPr>
@@ -15519,8 +16093,9 @@
                 <w:color w:val="000000"/>
                 <w:sz w:val="22"/>
                 <w:szCs w:val="22"/>
-              </w:rPr>
-              <w:t xml:space="preserve">Échafaudage contrôlé / certifié par personne compétente (si applicable)</w:t>
+                <w:lang w:val="fr-CH"/>
+              </w:rPr>
+              <w:t>Échafaudage étiqueté / certifié par une personne compétente, contrôle à jour (si nécessaire)</w:t>
             </w:r>
           </w:p>
         </w:tc>
@@ -15604,6 +16179,7 @@
       <w:tr>
         <w:trPr>
           <w:trHeight w:val="360" w:hRule="atLeast"/>
+          <w:cantSplit/>
         </w:trPr>
         <w:tc>
           <w:tcPr>
@@ -15638,8 +16214,9 @@
                 <w:color w:val="000000"/>
                 <w:sz w:val="22"/>
                 <w:szCs w:val="22"/>
-              </w:rPr>
-              <w:t xml:space="preserve">Nacelle certifiée, opérateur compétent, harnais porté dans la nacelle (si applicable)</w:t>
+                <w:lang w:val="fr-CH"/>
+              </w:rPr>
+              <w:t>Plateforme élévatrice certifiée, opérateur compétent, harnais porté dans la nacelle (si nécessaire)</w:t>
             </w:r>
           </w:p>
         </w:tc>
@@ -15723,6 +16300,7 @@
       <w:tr>
         <w:trPr>
           <w:trHeight w:val="360" w:hRule="atLeast"/>
+          <w:cantSplit/>
         </w:trPr>
         <w:tc>
           <w:tcPr>
@@ -15757,8 +16335,9 @@
                 <w:color w:val="000000"/>
                 <w:sz w:val="22"/>
                 <w:szCs w:val="22"/>
-              </w:rPr>
-              <w:t xml:space="preserve">Échelle : dernier recours uniquement — fixée, angle 4:1, 1m au-dessus du point de sortie (si applicable)</w:t>
+                <w:lang w:val="fr-CH"/>
+              </w:rPr>
+              <w:t>Échelle : dernier recours, fixée, inclinaison 4:1, dépassement de 1 m au-dessus de la sortie (si nécessaire)</w:t>
             </w:r>
           </w:p>
         </w:tc>
@@ -15842,6 +16421,7 @@
       <w:tr>
         <w:trPr>
           <w:trHeight w:val="360" w:hRule="atLeast"/>
+          <w:cantSplit/>
         </w:trPr>
         <w:tc>
           <w:tcPr>
@@ -15876,8 +16456,9 @@
                 <w:color w:val="000000"/>
                 <w:sz w:val="22"/>
                 <w:szCs w:val="22"/>
-              </w:rPr>
-              <w:t xml:space="preserve">EPI antichute : harnais inspecté, longueur de longe correcte pour la hauteur de chute, absorbeur d’énergie</w:t>
+                <w:lang w:val="fr-CH"/>
+              </w:rPr>
+              <w:t>EPI antichute : harnais inspecté, longueur de longe adaptée à la distance de chute, absorbeur d’énergie</w:t>
             </w:r>
           </w:p>
         </w:tc>
@@ -15961,6 +16542,7 @@
       <w:tr>
         <w:trPr>
           <w:trHeight w:val="360" w:hRule="atLeast"/>
+          <w:cantSplit/>
         </w:trPr>
         <w:tc>
           <w:tcPr>
@@ -15995,8 +16577,9 @@
                 <w:color w:val="000000"/>
                 <w:sz w:val="22"/>
                 <w:szCs w:val="22"/>
-              </w:rPr>
-              <w:t xml:space="preserve">Outils et matériaux sécurisés contre la chute (longes, conteneurs, plinthes)</w:t>
+                <w:lang w:val="fr-CH"/>
+              </w:rPr>
+              <w:t>Outils et matériaux protégés contre la chute (longes, conteneurs, plinthes)</w:t>
             </w:r>
           </w:p>
         </w:tc>
@@ -16080,6 +16663,7 @@
       <w:tr>
         <w:trPr>
           <w:trHeight w:val="360" w:hRule="atLeast"/>
+          <w:cantSplit/>
         </w:trPr>
         <w:tc>
           <w:tcPr>
@@ -16114,8 +16698,9 @@
                 <w:color w:val="000000"/>
                 <w:sz w:val="22"/>
                 <w:szCs w:val="22"/>
-              </w:rPr>
-              <w:t xml:space="preserve">Dangers aériens identifiés (lignes électriques, structures, autres corps de métier)</w:t>
+                <w:lang w:val="fr-CH"/>
+              </w:rPr>
+              <w:t>Dangers au-dessus identifiés (lignes électriques, structures, autres corps de métier)</w:t>
             </w:r>
           </w:p>
         </w:tc>
@@ -16199,6 +16784,7 @@
       <w:tr>
         <w:trPr>
           <w:trHeight w:val="360" w:hRule="atLeast"/>
+          <w:cantSplit/>
         </w:trPr>
         <w:tc>
           <w:tcPr>
@@ -16233,8 +16819,9 @@
                 <w:color w:val="000000"/>
                 <w:sz w:val="22"/>
                 <w:szCs w:val="22"/>
-              </w:rPr>
-              <w:t xml:space="preserve">Permis LOTO joint si isolation énergétique requise</w:t>
+                <w:lang w:val="fr-CH"/>
+              </w:rPr>
+              <w:t>Permis LOTO joint si une consignation des énergies est nécessaire</w:t>
             </w:r>
           </w:p>
         </w:tc>
@@ -16318,6 +16905,7 @@
     </w:tbl>
     <w:p>
       <w:pPr>
+        <w:keepNext/>
         <w:spacing w:after="40" w:before="140"/>
       </w:pPr>
       <w:r>
@@ -16330,8 +16918,9 @@
           <w:color w:val="C04E1A"/>
           <w:sz w:val="26"/>
           <w:szCs w:val="26"/>
+          <w:lang w:val="fr-CH"/>
         </w:rPr>
-        <w:t xml:space="preserve">PLAN DE SAUVETAGE</w:t>
+        <w:t>PLAN DE SAUVETAGE</w:t>
       </w:r>
     </w:p>
     <w:tbl>
@@ -16353,6 +16942,7 @@
       <w:tr>
         <w:trPr>
           <w:trHeight w:val="440" w:hRule="atLeast"/>
+          <w:cantSplit/>
         </w:trPr>
         <w:tc>
           <w:tcPr>
@@ -16388,8 +16978,9 @@
                 <w:color w:val="000000"/>
                 <w:sz w:val="22"/>
                 <w:szCs w:val="22"/>
-              </w:rPr>
-              <w:t xml:space="preserve">Méthode d’auto-sauvetage</w:t>
+                <w:lang w:val="fr-CH"/>
+              </w:rPr>
+              <w:t>Méthode d’auto-sauvetage</w:t>
             </w:r>
           </w:p>
         </w:tc>
@@ -16435,6 +17026,7 @@
       <w:tr>
         <w:trPr>
           <w:trHeight w:val="440" w:hRule="atLeast"/>
+          <w:cantSplit/>
         </w:trPr>
         <w:tc>
           <w:tcPr>
@@ -16470,8 +17062,9 @@
                 <w:color w:val="000000"/>
                 <w:sz w:val="22"/>
                 <w:szCs w:val="22"/>
-              </w:rPr>
-              <w:t xml:space="preserve">Méthode de sauvetage assisté</w:t>
+                <w:lang w:val="fr-CH"/>
+              </w:rPr>
+              <w:t>Méthode de sauvetage assisté</w:t>
             </w:r>
           </w:p>
         </w:tc>
@@ -16517,6 +17110,7 @@
       <w:tr>
         <w:trPr>
           <w:trHeight w:val="380" w:hRule="atLeast"/>
+          <w:cantSplit/>
         </w:trPr>
         <w:tc>
           <w:tcPr>
@@ -16552,8 +17146,9 @@
                 <w:color w:val="000000"/>
                 <w:sz w:val="22"/>
                 <w:szCs w:val="22"/>
-              </w:rPr>
-              <w:t xml:space="preserve">Contact d’urgence / secouriste</w:t>
+                <w:lang w:val="fr-CH"/>
+              </w:rPr>
+              <w:t>Contact d’urgence / secouriste</w:t>
             </w:r>
           </w:p>
         </w:tc>
@@ -16599,6 +17194,7 @@
     </w:tbl>
     <w:p>
       <w:pPr>
+        <w:keepNext/>
         <w:spacing w:after="40" w:before="140"/>
       </w:pPr>
       <w:r>
@@ -16611,8 +17207,9 @@
           <w:color w:val="C04E1A"/>
           <w:sz w:val="26"/>
           <w:szCs w:val="26"/>
+          <w:lang w:val="fr-CH"/>
         </w:rPr>
-        <w:t xml:space="preserve">SIGN-OFF</w:t>
+        <w:t>VALIDATION</w:t>
       </w:r>
     </w:p>
     <w:tbl>
@@ -16634,6 +17231,7 @@
       <w:tr>
         <w:trPr>
           <w:trHeight w:val="420" w:hRule="atLeast"/>
+          <w:cantSplit/>
         </w:trPr>
         <w:tc>
           <w:tcPr>
@@ -16669,8 +17267,9 @@
                 <w:color w:val="000000"/>
                 <w:sz w:val="22"/>
                 <w:szCs w:val="22"/>
-              </w:rPr>
-              <w:t xml:space="preserve">Personne responsable — nom &amp; signature</w:t>
+                <w:lang w:val="fr-CH"/>
+              </w:rPr>
+              <w:t>Personne responsable : nom et signature</w:t>
             </w:r>
           </w:p>
         </w:tc>
@@ -16716,6 +17315,7 @@
       <w:tr>
         <w:trPr>
           <w:trHeight w:val="420" w:hRule="atLeast"/>
+          <w:cantSplit/>
         </w:trPr>
         <w:tc>
           <w:tcPr>
@@ -16751,8 +17351,9 @@
                 <w:color w:val="000000"/>
                 <w:sz w:val="22"/>
                 <w:szCs w:val="22"/>
-              </w:rPr>
-              <w:t xml:space="preserve">Chef/fe de travaux — nom &amp; signature</w:t>
+                <w:lang w:val="fr-CH"/>
+              </w:rPr>
+              <w:t>Chef/fe de travaux : nom et signature</w:t>
             </w:r>
           </w:p>
         </w:tc>
@@ -16797,12 +17398,18 @@
       </w:tr>
     </w:tbl>
     <w:p>
+      <w:pPr>
+        <w:spacing w:line="20" w:lineRule="exact" w:before="0" w:after="0"/>
+      </w:pPr>
       <w:r>
-        <w:br w:type="page"/>
+        <w:rPr>
+          <w:sz w:val="2"/>
+        </w:rPr>
       </w:r>
     </w:p>
     <w:p>
       <w:pPr>
+        <w:pageBreakBefore/>
         <w:spacing w:after="0" w:before="0"/>
         <w:jc w:val="center"/>
       </w:pPr>
@@ -16816,8 +17423,9 @@
           <w:color w:val="C04E1A"/>
           <w:sz w:val="32"/>
           <w:szCs w:val="32"/>
+          <w:lang w:val="fr-CH"/>
         </w:rPr>
-        <w:t xml:space="preserve">PERMIS ESPACES CONFINÉS</w:t>
+        <w:t>PERMIS POUR ESPACE CONFINÉ</w:t>
       </w:r>
     </w:p>
     <w:p>
@@ -16835,8 +17443,9 @@
           <w:color w:val="999999"/>
           <w:sz w:val="20"/>
           <w:szCs w:val="20"/>
+          <w:lang w:val="fr-CH"/>
         </w:rPr>
-        <w:t xml:space="preserve">Joindre au permis de travail général</w:t>
+        <w:t>Joindre au permis de travail général</w:t>
       </w:r>
     </w:p>
     <w:p>
@@ -16863,6 +17472,9 @@
         <w:gridCol w:w="2466"/>
       </w:tblGrid>
       <w:tr>
+        <w:trPr>
+          <w:cantSplit/>
+        </w:trPr>
         <w:tc>
           <w:tcPr>
             <w:tcW w:type="dxa" w:w="2600"/>
@@ -16897,8 +17509,9 @@
                 <w:color w:val="000000"/>
                 <w:sz w:val="22"/>
                 <w:szCs w:val="22"/>
-              </w:rPr>
-              <w:t xml:space="preserve">Permis N°</w:t>
+                <w:lang w:val="fr-CH"/>
+              </w:rPr>
+              <w:t>N° de permis</w:t>
             </w:r>
           </w:p>
         </w:tc>
@@ -16974,8 +17587,9 @@
                 <w:color w:val="000000"/>
                 <w:sz w:val="22"/>
                 <w:szCs w:val="22"/>
-              </w:rPr>
-              <w:t xml:space="preserve">Date / Heure</w:t>
+                <w:lang w:val="fr-CH"/>
+              </w:rPr>
+              <w:t>Date / Heure</w:t>
             </w:r>
           </w:p>
         </w:tc>
@@ -17037,6 +17651,9 @@
         <w:gridCol w:w="1866"/>
       </w:tblGrid>
       <w:tr>
+        <w:trPr>
+          <w:cantSplit/>
+        </w:trPr>
         <w:tc>
           <w:tcPr>
             <w:tcW w:type="dxa" w:w="7600"/>
@@ -17071,8 +17688,9 @@
                 <w:color w:val="000000"/>
                 <w:sz w:val="22"/>
                 <w:szCs w:val="22"/>
-              </w:rPr>
-              <w:t xml:space="preserve">PLANIFIER — avant l’entrée (SUVA : ventiler → mesurer → surveiller → superviser)</w:t>
+                <w:lang w:val="fr-CH"/>
+              </w:rPr>
+              <w:t>PLANIFIER AVANT L’ENTRÉE (Suva : ventiler → mesurer → surveiller l’atmosphère → assurer une surveillance extérieure)</w:t>
             </w:r>
           </w:p>
         </w:tc>
@@ -17110,8 +17728,9 @@
                 <w:color w:val="000000"/>
                 <w:sz w:val="22"/>
                 <w:szCs w:val="22"/>
-              </w:rPr>
-              <w:t xml:space="preserve">Y / N</w:t>
+                <w:lang w:val="fr-CH"/>
+              </w:rPr>
+              <w:t>O / N</w:t>
             </w:r>
           </w:p>
         </w:tc>
@@ -17149,8 +17768,9 @@
                 <w:color w:val="000000"/>
                 <w:sz w:val="22"/>
                 <w:szCs w:val="22"/>
-              </w:rPr>
-              <w:t xml:space="preserve">N/A</w:t>
+                <w:lang w:val="fr-CH"/>
+              </w:rPr>
+              <w:t>Sans objet</w:t>
             </w:r>
           </w:p>
         </w:tc>
@@ -17158,6 +17778,7 @@
       <w:tr>
         <w:trPr>
           <w:trHeight w:val="360" w:hRule="atLeast"/>
+          <w:cantSplit/>
         </w:trPr>
         <w:tc>
           <w:tcPr>
@@ -17192,8 +17813,9 @@
                 <w:color w:val="000000"/>
                 <w:sz w:val="22"/>
                 <w:szCs w:val="22"/>
-              </w:rPr>
-              <w:t xml:space="preserve">Peut-on éviter l’entrée ? (inspection à distance, caméra, robot, travailler de l’extérieur)</w:t>
+                <w:lang w:val="fr-CH"/>
+              </w:rPr>
+              <w:t>Peut-on éviter l’entrée ? (inspection à distance, caméra, robot, travailler de l’extérieur)</w:t>
             </w:r>
           </w:p>
         </w:tc>
@@ -17277,6 +17899,7 @@
       <w:tr>
         <w:trPr>
           <w:trHeight w:val="360" w:hRule="atLeast"/>
+          <w:cantSplit/>
         </w:trPr>
         <w:tc>
           <w:tcPr>
@@ -17311,8 +17934,9 @@
                 <w:color w:val="000000"/>
                 <w:sz w:val="22"/>
                 <w:szCs w:val="22"/>
-              </w:rPr>
-              <w:t xml:space="preserve">Espace identifié dans le registre et étiqueté comme espace confiné</w:t>
+                <w:lang w:val="fr-CH"/>
+              </w:rPr>
+              <w:t>Espace inscrit au registre et signalé comme espace confiné</w:t>
             </w:r>
           </w:p>
         </w:tc>
@@ -17396,6 +18020,7 @@
       <w:tr>
         <w:trPr>
           <w:trHeight w:val="360" w:hRule="atLeast"/>
+          <w:cantSplit/>
         </w:trPr>
         <w:tc>
           <w:tcPr>
@@ -17430,8 +18055,9 @@
                 <w:color w:val="000000"/>
                 <w:sz w:val="22"/>
                 <w:szCs w:val="22"/>
-              </w:rPr>
-              <w:t xml:space="preserve">Toutes les sources d’énergie et alimentations isolées (permis LOTO joint)</w:t>
+                <w:lang w:val="fr-CH"/>
+              </w:rPr>
+              <w:t>Toutes les sources d’énergie et alimentations en matières consignées (permis LOTO joint)</w:t>
             </w:r>
           </w:p>
         </w:tc>
@@ -17515,6 +18141,7 @@
       <w:tr>
         <w:trPr>
           <w:trHeight w:val="360" w:hRule="atLeast"/>
+          <w:cantSplit/>
         </w:trPr>
         <w:tc>
           <w:tcPr>
@@ -17549,8 +18176,9 @@
                 <w:color w:val="000000"/>
                 <w:sz w:val="22"/>
                 <w:szCs w:val="22"/>
-              </w:rPr>
-              <w:t xml:space="preserve">Espace nettoyé, vidangé, purgé des résidus dangereux</w:t>
+                <w:lang w:val="fr-CH"/>
+              </w:rPr>
+              <w:t>Espace nettoyé, vidangé et purgé des résidus dangereux</w:t>
             </w:r>
           </w:p>
         </w:tc>
@@ -17634,6 +18262,7 @@
       <w:tr>
         <w:trPr>
           <w:trHeight w:val="360" w:hRule="atLeast"/>
+          <w:cantSplit/>
         </w:trPr>
         <w:tc>
           <w:tcPr>
@@ -17668,8 +18297,9 @@
                 <w:color w:val="000000"/>
                 <w:sz w:val="22"/>
                 <w:szCs w:val="22"/>
-              </w:rPr>
-              <w:t xml:space="preserve">Ventilation forcée installée et en marche (extracteur / apport d’air frais)</w:t>
+                <w:lang w:val="fr-CH"/>
+              </w:rPr>
+              <w:t>Ventilation forcée installée et en marche (extracteur / apport d’air frais)</w:t>
             </w:r>
           </w:p>
         </w:tc>
@@ -17753,6 +18383,7 @@
       <w:tr>
         <w:trPr>
           <w:trHeight w:val="360" w:hRule="atLeast"/>
+          <w:cantSplit/>
         </w:trPr>
         <w:tc>
           <w:tcPr>
@@ -17787,8 +18418,9 @@
                 <w:color w:val="000000"/>
                 <w:sz w:val="22"/>
                 <w:szCs w:val="22"/>
-              </w:rPr>
-              <w:t xml:space="preserve">Atmosphère testée et dans les limites sûres — voir mesures ci-dessous</w:t>
+                <w:lang w:val="fr-CH"/>
+              </w:rPr>
+              <w:t>Atmosphère contrôlée : valeurs dans les limites de sécurité (consigner les valeurs sur la page de suite).</w:t>
             </w:r>
           </w:p>
         </w:tc>
@@ -17872,6 +18504,7 @@
       <w:tr>
         <w:trPr>
           <w:trHeight w:val="360" w:hRule="atLeast"/>
+          <w:cantSplit/>
         </w:trPr>
         <w:tc>
           <w:tcPr>
@@ -17906,8 +18539,9 @@
                 <w:color w:val="000000"/>
                 <w:sz w:val="22"/>
                 <w:szCs w:val="22"/>
-              </w:rPr>
-              <w:t xml:space="preserve">Équipement de surveillance atmosphérique continue en place</w:t>
+                <w:lang w:val="fr-CH"/>
+              </w:rPr>
+              <w:t>Équipement de surveillance continue de l’atmosphère en place</w:t>
             </w:r>
           </w:p>
         </w:tc>
@@ -17991,6 +18625,7 @@
       <w:tr>
         <w:trPr>
           <w:trHeight w:val="360" w:hRule="atLeast"/>
+          <w:cantSplit/>
         </w:trPr>
         <w:tc>
           <w:tcPr>
@@ -18025,8 +18660,9 @@
                 <w:color w:val="000000"/>
                 <w:sz w:val="22"/>
                 <w:szCs w:val="22"/>
-              </w:rPr>
-              <w:t xml:space="preserve">Plan de sauvetage préparé, compris par tous et répété</w:t>
+                <w:lang w:val="fr-CH"/>
+              </w:rPr>
+              <w:t>Plan de sauvetage préparé, compris par tous et répété</w:t>
             </w:r>
           </w:p>
         </w:tc>
@@ -18110,6 +18746,7 @@
       <w:tr>
         <w:trPr>
           <w:trHeight w:val="360" w:hRule="atLeast"/>
+          <w:cantSplit/>
         </w:trPr>
         <w:tc>
           <w:tcPr>
@@ -18144,8 +18781,9 @@
                 <w:color w:val="000000"/>
                 <w:sz w:val="22"/>
                 <w:szCs w:val="22"/>
-              </w:rPr>
-              <w:t xml:space="preserve">Surveillant assigné nominativement : ____________________</w:t>
+                <w:lang w:val="fr-CH"/>
+              </w:rPr>
+              <w:t>Surveillant désigné nominativement : ____________________</w:t>
             </w:r>
           </w:p>
         </w:tc>
@@ -18229,6 +18867,7 @@
       <w:tr>
         <w:trPr>
           <w:trHeight w:val="360" w:hRule="atLeast"/>
+          <w:cantSplit/>
         </w:trPr>
         <w:tc>
           <w:tcPr>
@@ -18263,8 +18902,9 @@
                 <w:color w:val="000000"/>
                 <w:sz w:val="22"/>
                 <w:szCs w:val="22"/>
-              </w:rPr>
-              <w:t xml:space="preserve">Moyen de communication testé (radio, voix, contact visuel)</w:t>
+                <w:lang w:val="fr-CH"/>
+              </w:rPr>
+              <w:t>Communication testée (radio, voix, contact visuel)</w:t>
             </w:r>
           </w:p>
         </w:tc>
@@ -18348,6 +18988,7 @@
       <w:tr>
         <w:trPr>
           <w:trHeight w:val="360" w:hRule="atLeast"/>
+          <w:cantSplit/>
         </w:trPr>
         <w:tc>
           <w:tcPr>
@@ -18382,8 +19023,9 @@
                 <w:color w:val="000000"/>
                 <w:sz w:val="22"/>
                 <w:szCs w:val="22"/>
-              </w:rPr>
-              <w:t xml:space="preserve">Tous les entrants formés et compétents pour le travail en espace confiné</w:t>
+                <w:lang w:val="fr-CH"/>
+              </w:rPr>
+              <w:t>Toutes les personnes entrant dans l’espace confiné formées et compétentes pour ces travaux</w:t>
             </w:r>
           </w:p>
         </w:tc>
@@ -18467,6 +19109,7 @@
       <w:tr>
         <w:trPr>
           <w:trHeight w:val="360" w:hRule="atLeast"/>
+          <w:cantSplit/>
         </w:trPr>
         <w:tc>
           <w:tcPr>
@@ -18501,8 +19144,9 @@
                 <w:color w:val="000000"/>
                 <w:sz w:val="22"/>
                 <w:szCs w:val="22"/>
-              </w:rPr>
-              <w:t xml:space="preserve">EPI et outils à sécurité intrinsèque si nécessaire</w:t>
+                <w:lang w:val="fr-CH"/>
+              </w:rPr>
+              <w:t>EPI et outils à sécurité intrinsèque si nécessaire</w:t>
             </w:r>
           </w:p>
         </w:tc>
@@ -18586,6 +19230,7 @@
       <w:tr>
         <w:trPr>
           <w:trHeight w:val="360" w:hRule="atLeast"/>
+          <w:cantSplit/>
         </w:trPr>
         <w:tc>
           <w:tcPr>
@@ -18620,8 +19265,9 @@
                 <w:color w:val="000000"/>
                 <w:sz w:val="22"/>
                 <w:szCs w:val="22"/>
-              </w:rPr>
-              <w:t xml:space="preserve">Points d’entrée / sortie dégagés, accessibles, assez grands pour le sauvetage</w:t>
+                <w:lang w:val="fr-CH"/>
+              </w:rPr>
+              <w:t>Entrées / sorties dégagées, accessibles et assez grandes pour le sauvetage</w:t>
             </w:r>
           </w:p>
         </w:tc>
@@ -18705,6 +19351,7 @@
       <w:tr>
         <w:trPr>
           <w:trHeight w:val="360" w:hRule="atLeast"/>
+          <w:cantSplit/>
         </w:trPr>
         <w:tc>
           <w:tcPr>
@@ -18739,8 +19386,9 @@
                 <w:color w:val="000000"/>
                 <w:sz w:val="22"/>
                 <w:szCs w:val="22"/>
-              </w:rPr>
-              <w:t xml:space="preserve">Barrières et panneaux d’avertissement installés à tous les points d’entrée</w:t>
+                <w:lang w:val="fr-CH"/>
+              </w:rPr>
+              <w:t>Barrières et panneaux d’avertissement installés à toutes les entrées</w:t>
             </w:r>
           </w:p>
         </w:tc>
@@ -18824,6 +19472,7 @@
       <w:tr>
         <w:trPr>
           <w:trHeight w:val="360" w:hRule="atLeast"/>
+          <w:cantSplit/>
         </w:trPr>
         <w:tc>
           <w:tcPr>
@@ -18858,8 +19507,9 @@
                 <w:color w:val="000000"/>
                 <w:sz w:val="22"/>
                 <w:szCs w:val="22"/>
-              </w:rPr>
-              <w:t xml:space="preserve">Permis points chauds joint si applicable (0% LIE requis pour les travaux par points chauds)</w:t>
+                <w:lang w:val="fr-CH"/>
+              </w:rPr>
+              <w:t>Permis pour points chauds joint si nécessaire (0 % LIE requis pour ces travaux)</w:t>
             </w:r>
           </w:p>
         </w:tc>
@@ -18943,6 +19593,8 @@
     </w:tbl>
     <w:p>
       <w:pPr>
+        <w:keepNext/>
+        <w:pageBreakBefore/>
         <w:spacing w:after="40" w:before="140"/>
       </w:pPr>
       <w:r>
@@ -18955,8 +19607,13 @@
           <w:color w:val="C04E1A"/>
           <w:sz w:val="26"/>
           <w:szCs w:val="26"/>
+          <w:lang w:val="fr-CH"/>
         </w:rPr>
-        <w:t xml:space="preserve">EXÉCUTER — MESURES ATMOSPHÉRIQUES</w:t>
+        <w:t>ESPACE CONFINÉ SUITE</w:t>
+        <w:br/>
+        <w:t>N° de permis : __________   Date : __________</w:t>
+        <w:br/>
+        <w:t>MESURES ATMOSPHÉRIQUES</w:t>
       </w:r>
     </w:p>
     <w:tbl>
@@ -18981,6 +19638,9 @@
         <w:gridCol w:w="1534"/>
       </w:tblGrid>
       <w:tr>
+        <w:trPr>
+          <w:cantSplit/>
+        </w:trPr>
         <w:tc>
           <w:tcPr>
             <w:tcW w:type="dxa" w:w="1400"/>
@@ -19015,8 +19675,9 @@
                 <w:color w:val="000000"/>
                 <w:sz w:val="22"/>
                 <w:szCs w:val="22"/>
-              </w:rPr>
-              <w:t xml:space="preserve">Time</w:t>
+                <w:lang w:val="fr-CH"/>
+              </w:rPr>
+              <w:t>Heure</w:t>
             </w:r>
           </w:p>
         </w:tc>
@@ -19054,8 +19715,9 @@
                 <w:color w:val="000000"/>
                 <w:sz w:val="22"/>
                 <w:szCs w:val="22"/>
-              </w:rPr>
-              <w:t xml:space="preserve">Date</w:t>
+                <w:lang w:val="fr-CH"/>
+              </w:rPr>
+              <w:t>Date</w:t>
             </w:r>
           </w:p>
         </w:tc>
@@ -19093,8 +19755,9 @@
                 <w:color w:val="000000"/>
                 <w:sz w:val="22"/>
                 <w:szCs w:val="22"/>
-              </w:rPr>
-              <w:t xml:space="preserve">O₂ 19.5–23.5%</w:t>
+                <w:lang w:val="fr-CH"/>
+              </w:rPr>
+              <w:t>O₂ 19,5–23,5 %</w:t>
             </w:r>
           </w:p>
         </w:tc>
@@ -19132,8 +19795,9 @@
                 <w:color w:val="000000"/>
                 <w:sz w:val="22"/>
                 <w:szCs w:val="22"/>
-              </w:rPr>
-              <w:t xml:space="preserve">LEL &lt;5%</w:t>
+                <w:lang w:val="fr-CH"/>
+              </w:rPr>
+              <w:t>&lt; 5 % LIE</w:t>
             </w:r>
           </w:p>
         </w:tc>
@@ -19171,8 +19835,9 @@
                 <w:color w:val="000000"/>
                 <w:sz w:val="22"/>
                 <w:szCs w:val="22"/>
-              </w:rPr>
-              <w:t xml:space="preserve">CO &lt;25ppm</w:t>
+                <w:lang w:val="fr-CH"/>
+              </w:rPr>
+              <w:t>CO &lt; 25 ppm</w:t>
             </w:r>
           </w:p>
         </w:tc>
@@ -19210,8 +19875,9 @@
                 <w:color w:val="000000"/>
                 <w:sz w:val="22"/>
                 <w:szCs w:val="22"/>
-              </w:rPr>
-              <w:t xml:space="preserve">H₂S &lt;10ppm</w:t>
+                <w:lang w:val="fr-CH"/>
+              </w:rPr>
+              <w:t>H₂S &lt; 10 ppm</w:t>
             </w:r>
           </w:p>
         </w:tc>
@@ -19249,8 +19915,9 @@
                 <w:color w:val="000000"/>
                 <w:sz w:val="22"/>
                 <w:szCs w:val="22"/>
-              </w:rPr>
-              <w:t xml:space="preserve">Mesureur</w:t>
+                <w:lang w:val="fr-CH"/>
+              </w:rPr>
+              <w:t>Personne effectuant la mesure</w:t>
             </w:r>
           </w:p>
         </w:tc>
@@ -19258,6 +19925,7 @@
       <w:tr>
         <w:trPr>
           <w:trHeight w:val="340" w:hRule="atLeast"/>
+          <w:cantSplit/>
         </w:trPr>
         <w:tc>
           <w:tcPr>
@@ -19529,6 +20197,7 @@
       <w:tr>
         <w:trPr>
           <w:trHeight w:val="340" w:hRule="atLeast"/>
+          <w:cantSplit/>
         </w:trPr>
         <w:tc>
           <w:tcPr>
@@ -19800,6 +20469,7 @@
       <w:tr>
         <w:trPr>
           <w:trHeight w:val="340" w:hRule="atLeast"/>
+          <w:cantSplit/>
         </w:trPr>
         <w:tc>
           <w:tcPr>
@@ -20071,6 +20741,7 @@
       <w:tr>
         <w:trPr>
           <w:trHeight w:val="340" w:hRule="atLeast"/>
+          <w:cantSplit/>
         </w:trPr>
         <w:tc>
           <w:tcPr>
@@ -20342,6 +21013,7 @@
       <w:tr>
         <w:trPr>
           <w:trHeight w:val="340" w:hRule="atLeast"/>
+          <w:cantSplit/>
         </w:trPr>
         <w:tc>
           <w:tcPr>
@@ -20613,6 +21285,7 @@
       <w:tr>
         <w:trPr>
           <w:trHeight w:val="340" w:hRule="atLeast"/>
+          <w:cantSplit/>
         </w:trPr>
         <w:tc>
           <w:tcPr>
@@ -20884,6 +21557,7 @@
     </w:tbl>
     <w:p>
       <w:pPr>
+        <w:keepNext/>
         <w:spacing w:after="40" w:before="140"/>
       </w:pPr>
       <w:r>
@@ -20896,8 +21570,9 @@
           <w:color w:val="C04E1A"/>
           <w:sz w:val="26"/>
           <w:szCs w:val="26"/>
+          <w:lang w:val="fr-CH"/>
         </w:rPr>
-        <w:t xml:space="preserve">EXÉCUTER — JOURNAL D’ENTRÉE / SORTIE</w:t>
+        <w:t>ENREGISTRER LES ENTRÉES ET SORTIES</w:t>
       </w:r>
     </w:p>
     <w:tbl>
@@ -20919,6 +21594,9 @@
         <w:gridCol w:w="2666"/>
       </w:tblGrid>
       <w:tr>
+        <w:trPr>
+          <w:cantSplit/>
+        </w:trPr>
         <w:tc>
           <w:tcPr>
             <w:tcW w:type="dxa" w:w="3400"/>
@@ -20953,8 +21631,9 @@
                 <w:color w:val="000000"/>
                 <w:sz w:val="22"/>
                 <w:szCs w:val="22"/>
-              </w:rPr>
-              <w:t xml:space="preserve">Name</w:t>
+                <w:lang w:val="fr-CH"/>
+              </w:rPr>
+              <w:t>Nom</w:t>
             </w:r>
           </w:p>
         </w:tc>
@@ -20992,8 +21671,9 @@
                 <w:color w:val="000000"/>
                 <w:sz w:val="22"/>
                 <w:szCs w:val="22"/>
-              </w:rPr>
-              <w:t xml:space="preserve">Entrée</w:t>
+                <w:lang w:val="fr-CH"/>
+              </w:rPr>
+              <w:t>Heure d’entrée</w:t>
             </w:r>
           </w:p>
         </w:tc>
@@ -21031,8 +21711,9 @@
                 <w:color w:val="000000"/>
                 <w:sz w:val="22"/>
                 <w:szCs w:val="22"/>
-              </w:rPr>
-              <w:t xml:space="preserve">Sortie</w:t>
+                <w:lang w:val="fr-CH"/>
+              </w:rPr>
+              <w:t>Heure de sortie</w:t>
             </w:r>
           </w:p>
         </w:tc>
@@ -21070,8 +21751,9 @@
                 <w:color w:val="000000"/>
                 <w:sz w:val="22"/>
                 <w:szCs w:val="22"/>
-              </w:rPr>
-              <w:t xml:space="preserve">Surveillant</w:t>
+                <w:lang w:val="fr-CH"/>
+              </w:rPr>
+              <w:t>Surveillant</w:t>
             </w:r>
           </w:p>
         </w:tc>
@@ -21079,6 +21761,7 @@
       <w:tr>
         <w:trPr>
           <w:trHeight w:val="340" w:hRule="atLeast"/>
+          <w:cantSplit/>
         </w:trPr>
         <w:tc>
           <w:tcPr>
@@ -21236,6 +21919,7 @@
       <w:tr>
         <w:trPr>
           <w:trHeight w:val="340" w:hRule="atLeast"/>
+          <w:cantSplit/>
         </w:trPr>
         <w:tc>
           <w:tcPr>
@@ -21393,6 +22077,7 @@
       <w:tr>
         <w:trPr>
           <w:trHeight w:val="340" w:hRule="atLeast"/>
+          <w:cantSplit/>
         </w:trPr>
         <w:tc>
           <w:tcPr>
@@ -21550,6 +22235,7 @@
       <w:tr>
         <w:trPr>
           <w:trHeight w:val="340" w:hRule="atLeast"/>
+          <w:cantSplit/>
         </w:trPr>
         <w:tc>
           <w:tcPr>
@@ -21707,6 +22393,7 @@
       <w:tr>
         <w:trPr>
           <w:trHeight w:val="340" w:hRule="atLeast"/>
+          <w:cantSplit/>
         </w:trPr>
         <w:tc>
           <w:tcPr>
@@ -21864,6 +22551,7 @@
       <w:tr>
         <w:trPr>
           <w:trHeight w:val="340" w:hRule="atLeast"/>
+          <w:cantSplit/>
         </w:trPr>
         <w:tc>
           <w:tcPr>
@@ -22021,6 +22709,7 @@
     </w:tbl>
     <w:p>
       <w:pPr>
+        <w:keepNext/>
         <w:spacing w:after="40" w:before="140"/>
       </w:pPr>
       <w:r>
@@ -22033,8 +22722,9 @@
           <w:color w:val="C04E1A"/>
           <w:sz w:val="26"/>
           <w:szCs w:val="26"/>
+          <w:lang w:val="fr-CH"/>
         </w:rPr>
-        <w:t xml:space="preserve">SIGN-OFF</w:t>
+        <w:t>VALIDATION</w:t>
       </w:r>
     </w:p>
     <w:tbl>
@@ -22056,6 +22746,7 @@
       <w:tr>
         <w:trPr>
           <w:trHeight w:val="420" w:hRule="atLeast"/>
+          <w:cantSplit/>
         </w:trPr>
         <w:tc>
           <w:tcPr>
@@ -22091,8 +22782,9 @@
                 <w:color w:val="000000"/>
                 <w:sz w:val="22"/>
                 <w:szCs w:val="22"/>
-              </w:rPr>
-              <w:t xml:space="preserve">Personne responsable — nom &amp; signature</w:t>
+                <w:lang w:val="fr-CH"/>
+              </w:rPr>
+              <w:t>Personne responsable : nom et signature</w:t>
             </w:r>
           </w:p>
         </w:tc>
@@ -22138,6 +22830,7 @@
       <w:tr>
         <w:trPr>
           <w:trHeight w:val="420" w:hRule="atLeast"/>
+          <w:cantSplit/>
         </w:trPr>
         <w:tc>
           <w:tcPr>
@@ -22173,8 +22866,9 @@
                 <w:color w:val="000000"/>
                 <w:sz w:val="22"/>
                 <w:szCs w:val="22"/>
-              </w:rPr>
-              <w:t xml:space="preserve">Chef/fe de travaux — nom &amp; signature</w:t>
+                <w:lang w:val="fr-CH"/>
+              </w:rPr>
+              <w:t>Chef/fe de travaux : nom et signature</w:t>
             </w:r>
           </w:p>
         </w:tc>
@@ -22220,6 +22914,7 @@
       <w:tr>
         <w:trPr>
           <w:trHeight w:val="420" w:hRule="atLeast"/>
+          <w:cantSplit/>
         </w:trPr>
         <w:tc>
           <w:tcPr>
@@ -22255,8 +22950,9 @@
                 <w:color w:val="000000"/>
                 <w:sz w:val="22"/>
                 <w:szCs w:val="22"/>
-              </w:rPr>
-              <w:t xml:space="preserve">Standby Person — name &amp; signature</w:t>
+                <w:lang w:val="fr-CH"/>
+              </w:rPr>
+              <w:t>Surveillant : nom et signature</w:t>
             </w:r>
           </w:p>
         </w:tc>
@@ -22301,12 +22997,18 @@
       </w:tr>
     </w:tbl>
     <w:p>
+      <w:pPr>
+        <w:spacing w:line="20" w:lineRule="exact" w:before="0" w:after="0"/>
+      </w:pPr>
       <w:r>
-        <w:br w:type="page"/>
+        <w:rPr>
+          <w:sz w:val="2"/>
+        </w:rPr>
       </w:r>
     </w:p>
     <w:p>
       <w:pPr>
+        <w:pageBreakBefore/>
         <w:spacing w:after="0" w:before="0"/>
         <w:jc w:val="center"/>
       </w:pPr>
@@ -22320,8 +23022,9 @@
           <w:color w:val="C04E1A"/>
           <w:sz w:val="32"/>
           <w:szCs w:val="32"/>
+          <w:lang w:val="fr-CH"/>
         </w:rPr>
-        <w:t xml:space="preserve">PERMIS ISOLATION (LOTO)</w:t>
+        <w:t>PERMIS DE CONSIGNATION DES ÉNERGIES (LOTO)</w:t>
       </w:r>
     </w:p>
     <w:p>
@@ -22339,8 +23042,9 @@
           <w:color w:val="999999"/>
           <w:sz w:val="20"/>
           <w:szCs w:val="20"/>
+          <w:lang w:val="fr-CH"/>
         </w:rPr>
-        <w:t xml:space="preserve">Joindre au permis de travail général</w:t>
+        <w:t>Joindre au permis de travail général</w:t>
       </w:r>
     </w:p>
     <w:p>
@@ -22367,6 +23071,9 @@
         <w:gridCol w:w="2466"/>
       </w:tblGrid>
       <w:tr>
+        <w:trPr>
+          <w:cantSplit/>
+        </w:trPr>
         <w:tc>
           <w:tcPr>
             <w:tcW w:type="dxa" w:w="2600"/>
@@ -22401,8 +23108,9 @@
                 <w:color w:val="000000"/>
                 <w:sz w:val="22"/>
                 <w:szCs w:val="22"/>
-              </w:rPr>
-              <w:t xml:space="preserve">Permis N°</w:t>
+                <w:lang w:val="fr-CH"/>
+              </w:rPr>
+              <w:t>N° de permis</w:t>
             </w:r>
           </w:p>
         </w:tc>
@@ -22478,8 +23186,9 @@
                 <w:color w:val="000000"/>
                 <w:sz w:val="22"/>
                 <w:szCs w:val="22"/>
-              </w:rPr>
-              <w:t xml:space="preserve">Date / Heure</w:t>
+                <w:lang w:val="fr-CH"/>
+              </w:rPr>
+              <w:t>Date / Heure</w:t>
             </w:r>
           </w:p>
         </w:tc>
@@ -22525,6 +23234,7 @@
     </w:tbl>
     <w:p>
       <w:pPr>
+        <w:keepNext/>
         <w:spacing w:after="40" w:before="140"/>
       </w:pPr>
       <w:r>
@@ -22537,8 +23247,9 @@
           <w:color w:val="C04E1A"/>
           <w:sz w:val="26"/>
           <w:szCs w:val="26"/>
+          <w:lang w:val="fr-CH"/>
         </w:rPr>
-        <w:t xml:space="preserve">PLANIFIER — SOURCES D’ÉNERGIE À ISOLER (identifier TOUTES les sources avant de commencer)</w:t>
+        <w:t>PLANIFIER LA CONSIGNATION (identifier TOUTES les sources avant de commencer)</w:t>
       </w:r>
     </w:p>
     <w:tbl>
@@ -22560,6 +23271,9 @@
         <w:gridCol w:w="2618"/>
       </w:tblGrid>
       <w:tr>
+        <w:trPr>
+          <w:cantSplit/>
+        </w:trPr>
         <w:tc>
           <w:tcPr>
             <w:tcW w:type="dxa" w:w="2616"/>
@@ -22592,6 +23306,7 @@
                 <w:color w:val="000000"/>
                 <w:sz w:val="24"/>
                 <w:szCs w:val="24"/>
+                <w:lang w:val="fr-CH"/>
               </w:rPr>
               <w:t xml:space="preserve">☐ </w:t>
             </w:r>
@@ -22605,8 +23320,9 @@
                 <w:color w:val="000000"/>
                 <w:sz w:val="22"/>
                 <w:szCs w:val="22"/>
-              </w:rPr>
-              <w:t xml:space="preserve">Électrique</w:t>
+                <w:lang w:val="fr-CH"/>
+              </w:rPr>
+              <w:t>Électrique</w:t>
             </w:r>
           </w:p>
         </w:tc>
@@ -22642,6 +23358,7 @@
                 <w:color w:val="000000"/>
                 <w:sz w:val="24"/>
                 <w:szCs w:val="24"/>
+                <w:lang w:val="fr-CH"/>
               </w:rPr>
               <w:t xml:space="preserve">☐ </w:t>
             </w:r>
@@ -22655,8 +23372,9 @@
                 <w:color w:val="000000"/>
                 <w:sz w:val="22"/>
                 <w:szCs w:val="22"/>
-              </w:rPr>
-              <w:t xml:space="preserve">Mécanique (pièces mobiles)</w:t>
+                <w:lang w:val="fr-CH"/>
+              </w:rPr>
+              <w:t>Mécanique (pièces mobiles)</w:t>
             </w:r>
           </w:p>
         </w:tc>
@@ -22692,6 +23410,7 @@
                 <w:color w:val="000000"/>
                 <w:sz w:val="24"/>
                 <w:szCs w:val="24"/>
+                <w:lang w:val="fr-CH"/>
               </w:rPr>
               <w:t xml:space="preserve">☐ </w:t>
             </w:r>
@@ -22705,8 +23424,9 @@
                 <w:color w:val="000000"/>
                 <w:sz w:val="22"/>
                 <w:szCs w:val="22"/>
-              </w:rPr>
-              <w:t xml:space="preserve">Pneumatique</w:t>
+                <w:lang w:val="fr-CH"/>
+              </w:rPr>
+              <w:t>Pneumatique</w:t>
             </w:r>
           </w:p>
         </w:tc>
@@ -22742,6 +23462,7 @@
                 <w:color w:val="000000"/>
                 <w:sz w:val="24"/>
                 <w:szCs w:val="24"/>
+                <w:lang w:val="fr-CH"/>
               </w:rPr>
               <w:t xml:space="preserve">☐ </w:t>
             </w:r>
@@ -22755,13 +23476,17 @@
                 <w:color w:val="000000"/>
                 <w:sz w:val="22"/>
                 <w:szCs w:val="22"/>
-              </w:rPr>
-              <w:t xml:space="preserve">Hydraulique</w:t>
+                <w:lang w:val="fr-CH"/>
+              </w:rPr>
+              <w:t>Hydraulique</w:t>
             </w:r>
           </w:p>
         </w:tc>
       </w:tr>
       <w:tr>
+        <w:trPr>
+          <w:cantSplit/>
+        </w:trPr>
         <w:tc>
           <w:tcPr>
             <w:tcW w:type="dxa" w:w="2616"/>
@@ -22794,6 +23519,7 @@
                 <w:color w:val="000000"/>
                 <w:sz w:val="24"/>
                 <w:szCs w:val="24"/>
+                <w:lang w:val="fr-CH"/>
               </w:rPr>
               <w:t xml:space="preserve">☐ </w:t>
             </w:r>
@@ -22807,8 +23533,9 @@
                 <w:color w:val="000000"/>
                 <w:sz w:val="22"/>
                 <w:szCs w:val="22"/>
-              </w:rPr>
-              <w:t xml:space="preserve">Chimique / fluides de process</w:t>
+                <w:lang w:val="fr-CH"/>
+              </w:rPr>
+              <w:t>Chimique / fluides de procédé</w:t>
             </w:r>
           </w:p>
         </w:tc>
@@ -22844,6 +23571,7 @@
                 <w:color w:val="000000"/>
                 <w:sz w:val="24"/>
                 <w:szCs w:val="24"/>
+                <w:lang w:val="fr-CH"/>
               </w:rPr>
               <w:t xml:space="preserve">☐ </w:t>
             </w:r>
@@ -22857,8 +23585,9 @@
                 <w:color w:val="000000"/>
                 <w:sz w:val="22"/>
                 <w:szCs w:val="22"/>
-              </w:rPr>
-              <w:t xml:space="preserve">Thermique (chaleur / froid)</w:t>
+                <w:lang w:val="fr-CH"/>
+              </w:rPr>
+              <w:t>Thermique (chaleur / froid)</w:t>
             </w:r>
           </w:p>
         </w:tc>
@@ -22894,6 +23623,7 @@
                 <w:color w:val="000000"/>
                 <w:sz w:val="24"/>
                 <w:szCs w:val="24"/>
+                <w:lang w:val="fr-CH"/>
               </w:rPr>
               <w:t xml:space="preserve">☐ </w:t>
             </w:r>
@@ -22907,8 +23637,9 @@
                 <w:color w:val="000000"/>
                 <w:sz w:val="22"/>
                 <w:szCs w:val="22"/>
-              </w:rPr>
-              <w:t xml:space="preserve">Gravité / énergie stockée (ressorts, charges levées)</w:t>
+                <w:lang w:val="fr-CH"/>
+              </w:rPr>
+              <w:t>Gravité / énergie stockée (ressorts, charges levées)</w:t>
             </w:r>
           </w:p>
         </w:tc>
@@ -22944,6 +23675,7 @@
                 <w:color w:val="000000"/>
                 <w:sz w:val="24"/>
                 <w:szCs w:val="24"/>
+                <w:lang w:val="fr-CH"/>
               </w:rPr>
               <w:t xml:space="preserve">☐ </w:t>
             </w:r>
@@ -22957,8 +23689,9 @@
                 <w:color w:val="000000"/>
                 <w:sz w:val="22"/>
                 <w:szCs w:val="22"/>
-              </w:rPr>
-              <w:t xml:space="preserve">Autre : __________</w:t>
+                <w:lang w:val="fr-CH"/>
+              </w:rPr>
+              <w:t>Autre : __________</w:t>
             </w:r>
           </w:p>
         </w:tc>
@@ -22966,6 +23699,7 @@
     </w:tbl>
     <w:p>
       <w:pPr>
+        <w:keepNext/>
         <w:spacing w:after="40" w:before="140"/>
       </w:pPr>
       <w:r>
@@ -22978,8 +23712,9 @@
           <w:color w:val="C04E1A"/>
           <w:sz w:val="26"/>
           <w:szCs w:val="26"/>
+          <w:lang w:val="fr-CH"/>
         </w:rPr>
-        <w:t xml:space="preserve">EXÉCUTER — PROCÉDURE D’ISOLATION EN 5 ÉTAPES (SUVA règles vitales)</w:t>
+        <w:t>CONSIGNATION EN CINQ ÉTAPES (Suva règles vitales)</w:t>
       </w:r>
     </w:p>
     <w:tbl>
@@ -22999,6 +23734,9 @@
         <w:gridCol w:w="9666"/>
       </w:tblGrid>
       <w:tr>
+        <w:trPr>
+          <w:cantSplit/>
+        </w:trPr>
         <w:tc>
           <w:tcPr>
             <w:tcW w:type="dxa" w:w="800"/>
@@ -23033,8 +23771,9 @@
                 <w:color w:val="000000"/>
                 <w:sz w:val="22"/>
                 <w:szCs w:val="22"/>
-              </w:rPr>
-              <w:t xml:space="preserve">Étape</w:t>
+                <w:lang w:val="fr-CH"/>
+              </w:rPr>
+              <w:t>N°</w:t>
             </w:r>
           </w:p>
         </w:tc>
@@ -23072,8 +23811,9 @@
                 <w:color w:val="000000"/>
                 <w:sz w:val="22"/>
                 <w:szCs w:val="22"/>
-              </w:rPr>
-              <w:t xml:space="preserve">Action</w:t>
+                <w:lang w:val="fr-CH"/>
+              </w:rPr>
+              <w:t>Action</w:t>
             </w:r>
           </w:p>
         </w:tc>
@@ -23081,6 +23821,7 @@
       <w:tr>
         <w:trPr>
           <w:trHeight w:val="360" w:hRule="atLeast"/>
+          <w:cantSplit/>
         </w:trPr>
         <w:tc>
           <w:tcPr>
@@ -23115,8 +23856,9 @@
                 <w:color w:val="000000"/>
                 <w:sz w:val="22"/>
                 <w:szCs w:val="22"/>
-              </w:rPr>
-              <w:t xml:space="preserve">1</w:t>
+                <w:lang w:val="fr-CH"/>
+              </w:rPr>
+              <w:t>1</w:t>
             </w:r>
           </w:p>
         </w:tc>
@@ -23153,8 +23895,9 @@
                 <w:color w:val="000000"/>
                 <w:sz w:val="22"/>
                 <w:szCs w:val="22"/>
-              </w:rPr>
-              <w:t xml:space="preserve">IDENTIFIER toutes les sources d’énergie et points d’isolation (utiliser les plans, vérifier sur site)</w:t>
+                <w:lang w:val="fr-CH"/>
+              </w:rPr>
+              <w:t>IDENTIFIER toutes les sources d’énergie et les points de séparation (utiliser les plans, vérifier sur site)</w:t>
             </w:r>
           </w:p>
         </w:tc>
@@ -23162,6 +23905,7 @@
       <w:tr>
         <w:trPr>
           <w:trHeight w:val="360" w:hRule="atLeast"/>
+          <w:cantSplit/>
         </w:trPr>
         <w:tc>
           <w:tcPr>
@@ -23196,8 +23940,9 @@
                 <w:color w:val="000000"/>
                 <w:sz w:val="22"/>
                 <w:szCs w:val="22"/>
-              </w:rPr>
-              <w:t xml:space="preserve">2</w:t>
+                <w:lang w:val="fr-CH"/>
+              </w:rPr>
+              <w:t>2</w:t>
             </w:r>
           </w:p>
         </w:tc>
@@ -23234,8 +23979,9 @@
                 <w:color w:val="000000"/>
                 <w:sz w:val="22"/>
                 <w:szCs w:val="22"/>
-              </w:rPr>
-              <w:t xml:space="preserve">ÉTEINDRE / ARRÊTER l’équipement aux commandes normales</w:t>
+                <w:lang w:val="fr-CH"/>
+              </w:rPr>
+              <w:t>ÉTEINDRE / ARRÊTER l’équipement au moyen des commandes normales</w:t>
             </w:r>
           </w:p>
         </w:tc>
@@ -23243,6 +23989,7 @@
       <w:tr>
         <w:trPr>
           <w:trHeight w:val="360" w:hRule="atLeast"/>
+          <w:cantSplit/>
         </w:trPr>
         <w:tc>
           <w:tcPr>
@@ -23277,8 +24024,9 @@
                 <w:color w:val="000000"/>
                 <w:sz w:val="22"/>
                 <w:szCs w:val="22"/>
-              </w:rPr>
-              <w:t xml:space="preserve">3</w:t>
+                <w:lang w:val="fr-CH"/>
+              </w:rPr>
+              <w:t>3</w:t>
             </w:r>
           </w:p>
         </w:tc>
@@ -23315,8 +24063,9 @@
                 <w:color w:val="000000"/>
                 <w:sz w:val="22"/>
                 <w:szCs w:val="22"/>
-              </w:rPr>
-              <w:t xml:space="preserve">VERROUILLER chaque point d’isolation avec un cadenas personnel + étiquette (chaque personne utilise SON PROPRE cadenas)</w:t>
+                <w:lang w:val="fr-CH"/>
+              </w:rPr>
+              <w:t>SÉPARER toutes les sources d’énergie, puis verrouiller chaque point avec un cadenas personnel et une étiquette (chaque personne utilise son propre cadenas).</w:t>
             </w:r>
           </w:p>
         </w:tc>
@@ -23324,6 +24073,7 @@
       <w:tr>
         <w:trPr>
           <w:trHeight w:val="360" w:hRule="atLeast"/>
+          <w:cantSplit/>
         </w:trPr>
         <w:tc>
           <w:tcPr>
@@ -23358,8 +24108,9 @@
                 <w:color w:val="000000"/>
                 <w:sz w:val="22"/>
                 <w:szCs w:val="22"/>
-              </w:rPr>
-              <w:t xml:space="preserve">4</w:t>
+                <w:lang w:val="fr-CH"/>
+              </w:rPr>
+              <w:t>4</w:t>
             </w:r>
           </w:p>
         </w:tc>
@@ -23396,8 +24147,9 @@
                 <w:color w:val="000000"/>
                 <w:sz w:val="22"/>
                 <w:szCs w:val="22"/>
-              </w:rPr>
-              <w:t xml:space="preserve">DISSIPER l’énergie stockée — purger la pression, abaisser les charges, décharger les condensateurs, vidanger les fluides</w:t>
+                <w:lang w:val="fr-CH"/>
+              </w:rPr>
+              <w:t>DISSIPER l’énergie stockée : purger la pression, abaisser les charges, décharger les condensateurs, vidanger les fluides</w:t>
             </w:r>
           </w:p>
         </w:tc>
@@ -23405,6 +24157,7 @@
       <w:tr>
         <w:trPr>
           <w:trHeight w:val="360" w:hRule="atLeast"/>
+          <w:cantSplit/>
         </w:trPr>
         <w:tc>
           <w:tcPr>
@@ -23439,8 +24192,9 @@
                 <w:color w:val="000000"/>
                 <w:sz w:val="22"/>
                 <w:szCs w:val="22"/>
-              </w:rPr>
-              <w:t xml:space="preserve">5</w:t>
+                <w:lang w:val="fr-CH"/>
+              </w:rPr>
+              <w:t>5</w:t>
             </w:r>
           </w:p>
         </w:tc>
@@ -23477,8 +24231,9 @@
                 <w:color w:val="000000"/>
                 <w:sz w:val="22"/>
                 <w:szCs w:val="22"/>
-              </w:rPr>
-              <w:t xml:space="preserve">VÉRIFIER que l’isolation est efficace — essai de démarrage, tester, mesurer. Seulement alors commencer le travail</w:t>
+                <w:lang w:val="fr-CH"/>
+              </w:rPr>
+              <w:t>VÉRIFIER l’efficacité de la séparation : essai de démarrage, tests et mesures. Commencer le travail seulement après cette vérification</w:t>
             </w:r>
           </w:p>
         </w:tc>
@@ -23486,6 +24241,7 @@
     </w:tbl>
     <w:p>
       <w:pPr>
+        <w:keepNext/>
         <w:spacing w:after="40" w:before="140"/>
       </w:pPr>
       <w:r>
@@ -23498,8 +24254,9 @@
           <w:color w:val="C04E1A"/>
           <w:sz w:val="26"/>
           <w:szCs w:val="26"/>
+          <w:lang w:val="fr-CH"/>
         </w:rPr>
-        <w:t xml:space="preserve">EXÉCUTER — REGISTRE D’ISOLATION</w:t>
+        <w:t>ENREGISTRER LES CONSIGNATIONS</w:t>
       </w:r>
     </w:p>
     <w:tbl>
@@ -23523,6 +24280,9 @@
         <w:gridCol w:w="2166"/>
       </w:tblGrid>
       <w:tr>
+        <w:trPr>
+          <w:cantSplit/>
+        </w:trPr>
         <w:tc>
           <w:tcPr>
             <w:tcW w:type="dxa" w:w="2800"/>
@@ -23557,8 +24317,9 @@
                 <w:color w:val="000000"/>
                 <w:sz w:val="22"/>
                 <w:szCs w:val="22"/>
-              </w:rPr>
-              <w:t xml:space="preserve">Point d’isolation</w:t>
+                <w:lang w:val="fr-CH"/>
+              </w:rPr>
+              <w:t>Point de séparation</w:t>
             </w:r>
           </w:p>
         </w:tc>
@@ -23596,8 +24357,9 @@
                 <w:color w:val="000000"/>
                 <w:sz w:val="22"/>
                 <w:szCs w:val="22"/>
-              </w:rPr>
-              <w:t xml:space="preserve">N° cadenas</w:t>
+                <w:lang w:val="fr-CH"/>
+              </w:rPr>
+              <w:t>N° de cadenas</w:t>
             </w:r>
           </w:p>
         </w:tc>
@@ -23635,8 +24397,9 @@
                 <w:color w:val="000000"/>
                 <w:sz w:val="22"/>
                 <w:szCs w:val="22"/>
-              </w:rPr>
-              <w:t xml:space="preserve">Installé par</w:t>
+                <w:lang w:val="fr-CH"/>
+              </w:rPr>
+              <w:t>Posé par</w:t>
             </w:r>
           </w:p>
         </w:tc>
@@ -23674,8 +24437,9 @@
                 <w:color w:val="000000"/>
                 <w:sz w:val="22"/>
                 <w:szCs w:val="22"/>
-              </w:rPr>
-              <w:t xml:space="preserve">Date</w:t>
+                <w:lang w:val="fr-CH"/>
+              </w:rPr>
+              <w:t>Date</w:t>
             </w:r>
           </w:p>
         </w:tc>
@@ -23713,8 +24477,9 @@
                 <w:color w:val="000000"/>
                 <w:sz w:val="22"/>
                 <w:szCs w:val="22"/>
-              </w:rPr>
-              <w:t xml:space="preserve">Retiré par</w:t>
+                <w:lang w:val="fr-CH"/>
+              </w:rPr>
+              <w:t>Retiré par</w:t>
             </w:r>
           </w:p>
         </w:tc>
@@ -23752,8 +24517,9 @@
                 <w:color w:val="000000"/>
                 <w:sz w:val="22"/>
                 <w:szCs w:val="22"/>
-              </w:rPr>
-              <w:t xml:space="preserve">Date</w:t>
+                <w:lang w:val="fr-CH"/>
+              </w:rPr>
+              <w:t>Date</w:t>
             </w:r>
           </w:p>
         </w:tc>
@@ -23761,6 +24527,7 @@
       <w:tr>
         <w:trPr>
           <w:trHeight w:val="360" w:hRule="atLeast"/>
+          <w:cantSplit/>
         </w:trPr>
         <w:tc>
           <w:tcPr>
@@ -23994,6 +24761,7 @@
       <w:tr>
         <w:trPr>
           <w:trHeight w:val="360" w:hRule="atLeast"/>
+          <w:cantSplit/>
         </w:trPr>
         <w:tc>
           <w:tcPr>
@@ -24227,6 +24995,7 @@
       <w:tr>
         <w:trPr>
           <w:trHeight w:val="360" w:hRule="atLeast"/>
+          <w:cantSplit/>
         </w:trPr>
         <w:tc>
           <w:tcPr>
@@ -24460,6 +25229,7 @@
       <w:tr>
         <w:trPr>
           <w:trHeight w:val="360" w:hRule="atLeast"/>
+          <w:cantSplit/>
         </w:trPr>
         <w:tc>
           <w:tcPr>
@@ -24693,6 +25463,7 @@
       <w:tr>
         <w:trPr>
           <w:trHeight w:val="360" w:hRule="atLeast"/>
+          <w:cantSplit/>
         </w:trPr>
         <w:tc>
           <w:tcPr>
@@ -24926,6 +25697,7 @@
       <w:tr>
         <w:trPr>
           <w:trHeight w:val="360" w:hRule="atLeast"/>
+          <w:cantSplit/>
         </w:trPr>
         <w:tc>
           <w:tcPr>
@@ -25159,6 +25931,7 @@
       <w:tr>
         <w:trPr>
           <w:trHeight w:val="360" w:hRule="atLeast"/>
+          <w:cantSplit/>
         </w:trPr>
         <w:tc>
           <w:tcPr>
@@ -25392,6 +26165,7 @@
       <w:tr>
         <w:trPr>
           <w:trHeight w:val="360" w:hRule="atLeast"/>
+          <w:cantSplit/>
         </w:trPr>
         <w:tc>
           <w:tcPr>
@@ -25625,6 +26399,8 @@
     </w:tbl>
     <w:p>
       <w:pPr>
+        <w:keepNext/>
+        <w:pageBreakBefore/>
         <w:spacing w:after="40" w:before="140"/>
       </w:pPr>
       <w:r>
@@ -25637,8 +26413,13 @@
           <w:color w:val="C04E1A"/>
           <w:sz w:val="26"/>
           <w:szCs w:val="26"/>
+          <w:lang w:val="fr-CH"/>
         </w:rPr>
-        <w:t xml:space="preserve">CROQUIS / SCHÉMA D’ISOLATION</w:t>
+        <w:t>CONSIGNATION DES ÉNERGIES (LOTO) SUITE</w:t>
+        <w:br/>
+        <w:t>N° de permis : __________   Date : __________</w:t>
+        <w:br/>
+        <w:t>CROQUIS / SCHÉMA DE CONSIGNATION</w:t>
       </w:r>
     </w:p>
     <w:tbl>
@@ -25659,6 +26440,7 @@
       <w:tr>
         <w:trPr>
           <w:trHeight w:val="2400" w:hRule="atLeast"/>
+          <w:cantSplit/>
         </w:trPr>
         <w:tc>
           <w:tcPr>
@@ -25702,6 +26484,7 @@
     </w:tbl>
     <w:p>
       <w:pPr>
+        <w:keepNext/>
         <w:spacing w:after="40" w:before="140"/>
       </w:pPr>
       <w:r>
@@ -25714,8 +26497,9 @@
           <w:color w:val="C04E1A"/>
           <w:sz w:val="26"/>
           <w:szCs w:val="26"/>
+          <w:lang w:val="fr-CH"/>
         </w:rPr>
-        <w:t xml:space="preserve">VÉRIFICATION (Étape 5 — avant le début des travaux)</w:t>
+        <w:t>VÉRIFICATION (étape 5, avant les travaux)</w:t>
       </w:r>
     </w:p>
     <w:tbl>
@@ -25737,6 +26521,7 @@
       <w:tr>
         <w:trPr>
           <w:trHeight w:val="360" w:hRule="atLeast"/>
+          <w:cantSplit/>
         </w:trPr>
         <w:tc>
           <w:tcPr>
@@ -25772,8 +26557,9 @@
                 <w:color w:val="000000"/>
                 <w:sz w:val="22"/>
                 <w:szCs w:val="22"/>
-              </w:rPr>
-              <w:t xml:space="preserve">Essai de démarrage effectué — l’équipement ne s’active pas</w:t>
+                <w:lang w:val="fr-CH"/>
+              </w:rPr>
+              <w:t>Essai de démarrage effectué : l’équipement ne démarre pas</w:t>
             </w:r>
           </w:p>
         </w:tc>
@@ -25810,8 +26596,9 @@
                 <w:color w:val="000000"/>
                 <w:sz w:val="22"/>
                 <w:szCs w:val="22"/>
-              </w:rPr>
-              <w:t xml:space="preserve">Y / N</w:t>
+                <w:lang w:val="fr-CH"/>
+              </w:rPr>
+              <w:t>O / N</w:t>
             </w:r>
           </w:p>
         </w:tc>
@@ -25819,6 +26606,7 @@
       <w:tr>
         <w:trPr>
           <w:trHeight w:val="360" w:hRule="atLeast"/>
+          <w:cantSplit/>
         </w:trPr>
         <w:tc>
           <w:tcPr>
@@ -25854,8 +26642,9 @@
                 <w:color w:val="000000"/>
                 <w:sz w:val="22"/>
                 <w:szCs w:val="22"/>
-              </w:rPr>
-              <w:t xml:space="preserve">Tous les cadenas et étiquettes personnels en place</w:t>
+                <w:lang w:val="fr-CH"/>
+              </w:rPr>
+              <w:t>Tous les cadenas et étiquettes personnels en place</w:t>
             </w:r>
           </w:p>
         </w:tc>
@@ -25892,8 +26681,9 @@
                 <w:color w:val="000000"/>
                 <w:sz w:val="22"/>
                 <w:szCs w:val="22"/>
-              </w:rPr>
-              <w:t xml:space="preserve">Y / N</w:t>
+                <w:lang w:val="fr-CH"/>
+              </w:rPr>
+              <w:t>O / N</w:t>
             </w:r>
           </w:p>
         </w:tc>
@@ -25901,6 +26691,7 @@
       <w:tr>
         <w:trPr>
           <w:trHeight w:val="360" w:hRule="atLeast"/>
+          <w:cantSplit/>
         </w:trPr>
         <w:tc>
           <w:tcPr>
@@ -25936,8 +26727,9 @@
                 <w:color w:val="000000"/>
                 <w:sz w:val="22"/>
                 <w:szCs w:val="22"/>
-              </w:rPr>
-              <w:t xml:space="preserve">Énergie stockée dissipée et vérifiée</w:t>
+                <w:lang w:val="fr-CH"/>
+              </w:rPr>
+              <w:t>Énergie stockée dissipée et vérifiée</w:t>
             </w:r>
           </w:p>
         </w:tc>
@@ -25974,8 +26766,9 @@
                 <w:color w:val="000000"/>
                 <w:sz w:val="22"/>
                 <w:szCs w:val="22"/>
-              </w:rPr>
-              <w:t xml:space="preserve">Y / N</w:t>
+                <w:lang w:val="fr-CH"/>
+              </w:rPr>
+              <w:t>O / N</w:t>
             </w:r>
           </w:p>
         </w:tc>
@@ -25983,6 +26776,7 @@
     </w:tbl>
     <w:p>
       <w:pPr>
+        <w:keepNext/>
         <w:spacing w:after="40" w:before="140"/>
       </w:pPr>
       <w:r>
@@ -25995,8 +26789,9 @@
           <w:color w:val="C04E1A"/>
           <w:sz w:val="26"/>
           <w:szCs w:val="26"/>
+          <w:lang w:val="fr-CH"/>
         </w:rPr>
-        <w:t xml:space="preserve">SIGN-OFF</w:t>
+        <w:t>VALIDATION</w:t>
       </w:r>
     </w:p>
     <w:tbl>
@@ -26018,6 +26813,7 @@
       <w:tr>
         <w:trPr>
           <w:trHeight w:val="420" w:hRule="atLeast"/>
+          <w:cantSplit/>
         </w:trPr>
         <w:tc>
           <w:tcPr>
@@ -26053,8 +26849,9 @@
                 <w:color w:val="000000"/>
                 <w:sz w:val="22"/>
                 <w:szCs w:val="22"/>
-              </w:rPr>
-              <w:t xml:space="preserve">Personne responsable — nom &amp; signature</w:t>
+                <w:lang w:val="fr-CH"/>
+              </w:rPr>
+              <w:t>Personne responsable : nom et signature</w:t>
             </w:r>
           </w:p>
         </w:tc>
@@ -26100,6 +26897,7 @@
       <w:tr>
         <w:trPr>
           <w:trHeight w:val="420" w:hRule="atLeast"/>
+          <w:cantSplit/>
         </w:trPr>
         <w:tc>
           <w:tcPr>
@@ -26135,8 +26933,9 @@
                 <w:color w:val="000000"/>
                 <w:sz w:val="22"/>
                 <w:szCs w:val="22"/>
-              </w:rPr>
-              <w:t xml:space="preserve">Chef/fe de travaux — nom &amp; signature</w:t>
+                <w:lang w:val="fr-CH"/>
+              </w:rPr>
+              <w:t>Chef/fe de travaux : nom et signature</w:t>
             </w:r>
           </w:p>
         </w:tc>
@@ -26182,6 +26981,7 @@
     </w:tbl>
     <w:p>
       <w:pPr>
+        <w:keepNext/>
         <w:spacing w:after="40" w:before="140"/>
       </w:pPr>
       <w:r>
@@ -26194,8 +26994,9 @@
           <w:color w:val="C04E1A"/>
           <w:sz w:val="26"/>
           <w:szCs w:val="26"/>
+          <w:lang w:val="fr-CH"/>
         </w:rPr>
-        <w:t xml:space="preserve">DÉ-ISOLATION</w:t>
+        <w:t>DÉCONSIGNATION</w:t>
       </w:r>
     </w:p>
     <w:tbl>
@@ -26217,6 +27018,7 @@
       <w:tr>
         <w:trPr>
           <w:trHeight w:val="360" w:hRule="atLeast"/>
+          <w:cantSplit/>
         </w:trPr>
         <w:tc>
           <w:tcPr>
@@ -26252,8 +27054,9 @@
                 <w:color w:val="000000"/>
                 <w:sz w:val="22"/>
                 <w:szCs w:val="22"/>
-              </w:rPr>
-              <w:t xml:space="preserve">Zone de travail sûre pour redémarrage</w:t>
+                <w:lang w:val="fr-CH"/>
+              </w:rPr>
+              <w:t>Zone de travail sûre pour le redémarrage</w:t>
             </w:r>
           </w:p>
         </w:tc>
@@ -26290,8 +27093,9 @@
                 <w:color w:val="000000"/>
                 <w:sz w:val="22"/>
                 <w:szCs w:val="22"/>
-              </w:rPr>
-              <w:t xml:space="preserve">Y / N</w:t>
+                <w:lang w:val="fr-CH"/>
+              </w:rPr>
+              <w:t>O / N</w:t>
             </w:r>
           </w:p>
         </w:tc>
@@ -26299,6 +27103,7 @@
       <w:tr>
         <w:trPr>
           <w:trHeight w:val="360" w:hRule="atLeast"/>
+          <w:cantSplit/>
         </w:trPr>
         <w:tc>
           <w:tcPr>
@@ -26334,8 +27139,9 @@
                 <w:color w:val="000000"/>
                 <w:sz w:val="22"/>
                 <w:szCs w:val="22"/>
-              </w:rPr>
-              <w:t xml:space="preserve">Tous les cadenas et étiquettes retirés</w:t>
+                <w:lang w:val="fr-CH"/>
+              </w:rPr>
+              <w:t>Tous les cadenas et étiquettes retirés</w:t>
             </w:r>
           </w:p>
         </w:tc>
@@ -26372,8 +27178,9 @@
                 <w:color w:val="000000"/>
                 <w:sz w:val="22"/>
                 <w:szCs w:val="22"/>
-              </w:rPr>
-              <w:t xml:space="preserve">Y / N</w:t>
+                <w:lang w:val="fr-CH"/>
+              </w:rPr>
+              <w:t>O / N</w:t>
             </w:r>
           </w:p>
         </w:tc>
@@ -26381,6 +27188,7 @@
       <w:tr>
         <w:trPr>
           <w:trHeight w:val="400" w:hRule="atLeast"/>
+          <w:cantSplit/>
         </w:trPr>
         <w:tc>
           <w:tcPr>
@@ -26416,8 +27224,9 @@
                 <w:color w:val="000000"/>
                 <w:sz w:val="22"/>
                 <w:szCs w:val="22"/>
-              </w:rPr>
-              <w:t xml:space="preserve">Personne responsable — nom &amp; signature</w:t>
+                <w:lang w:val="fr-CH"/>
+              </w:rPr>
+              <w:t>Personne responsable : nom et signature</w:t>
             </w:r>
           </w:p>
         </w:tc>
@@ -26463,6 +27272,7 @@
       <w:tr>
         <w:trPr>
           <w:trHeight w:val="400" w:hRule="atLeast"/>
+          <w:cantSplit/>
         </w:trPr>
         <w:tc>
           <w:tcPr>
@@ -26498,8 +27308,9 @@
                 <w:color w:val="000000"/>
                 <w:sz w:val="22"/>
                 <w:szCs w:val="22"/>
-              </w:rPr>
-              <w:t xml:space="preserve">Chef/fe de travaux — nom &amp; signature</w:t>
+                <w:lang w:val="fr-CH"/>
+              </w:rPr>
+              <w:t>Chef/fe de travaux : nom et signature</w:t>
             </w:r>
           </w:p>
         </w:tc>
@@ -26544,12 +27355,18 @@
       </w:tr>
     </w:tbl>
     <w:p>
+      <w:pPr>
+        <w:spacing w:line="20" w:lineRule="exact" w:before="0" w:after="0"/>
+      </w:pPr>
       <w:r>
-        <w:br w:type="page"/>
+        <w:rPr>
+          <w:sz w:val="2"/>
+        </w:rPr>
       </w:r>
     </w:p>
     <w:p>
       <w:pPr>
+        <w:pageBreakBefore/>
         <w:spacing w:after="0" w:before="0"/>
         <w:jc w:val="center"/>
       </w:pPr>
@@ -26563,8 +27380,9 @@
           <w:color w:val="C04E1A"/>
           <w:sz w:val="32"/>
           <w:szCs w:val="32"/>
+          <w:lang w:val="fr-CH"/>
         </w:rPr>
-        <w:t xml:space="preserve">REGISTRE DES PERMIS</w:t>
+        <w:t>REGISTRE DES PERMIS</w:t>
       </w:r>
     </w:p>
     <w:p>
@@ -26595,6 +27413,9 @@
         <w:gridCol w:w="1266"/>
       </w:tblGrid>
       <w:tr>
+        <w:trPr>
+          <w:cantSplit/>
+        </w:trPr>
         <w:tc>
           <w:tcPr>
             <w:tcW w:type="dxa" w:w="1000"/>
@@ -26629,8 +27450,9 @@
                 <w:color w:val="000000"/>
                 <w:sz w:val="22"/>
                 <w:szCs w:val="22"/>
-              </w:rPr>
-              <w:t xml:space="preserve">Date</w:t>
+                <w:lang w:val="fr-CH"/>
+              </w:rPr>
+              <w:t>Date</w:t>
             </w:r>
           </w:p>
         </w:tc>
@@ -26668,8 +27490,9 @@
                 <w:color w:val="000000"/>
                 <w:sz w:val="22"/>
                 <w:szCs w:val="22"/>
-              </w:rPr>
-              <w:t xml:space="preserve">Permit No.</w:t>
+                <w:lang w:val="fr-CH"/>
+              </w:rPr>
+              <w:t>N° de permis</w:t>
             </w:r>
           </w:p>
         </w:tc>
@@ -26707,8 +27530,9 @@
                 <w:color w:val="000000"/>
                 <w:sz w:val="22"/>
                 <w:szCs w:val="22"/>
-              </w:rPr>
-              <w:t xml:space="preserve">Resp.</w:t>
+                <w:lang w:val="fr-CH"/>
+              </w:rPr>
+              <w:t>Personne resp.</w:t>
             </w:r>
           </w:p>
         </w:tc>
@@ -26746,8 +27570,9 @@
                 <w:color w:val="000000"/>
                 <w:sz w:val="22"/>
                 <w:szCs w:val="22"/>
-              </w:rPr>
-              <w:t xml:space="preserve">Chef/fe de travaux</w:t>
+                <w:lang w:val="fr-CH"/>
+              </w:rPr>
+              <w:t>Chef/fe de travaux</w:t>
             </w:r>
           </w:p>
         </w:tc>
@@ -26785,8 +27610,9 @@
                 <w:color w:val="000000"/>
                 <w:sz w:val="22"/>
                 <w:szCs w:val="22"/>
-              </w:rPr>
-              <w:t xml:space="preserve">Lieu</w:t>
+                <w:lang w:val="fr-CH"/>
+              </w:rPr>
+              <w:t>Lieu</w:t>
             </w:r>
           </w:p>
         </w:tc>
@@ -26824,8 +27650,9 @@
                 <w:color w:val="000000"/>
                 <w:sz w:val="22"/>
                 <w:szCs w:val="22"/>
-              </w:rPr>
-              <w:t xml:space="preserve">Description</w:t>
+                <w:lang w:val="fr-CH"/>
+              </w:rPr>
+              <w:t>Description</w:t>
             </w:r>
           </w:p>
         </w:tc>
@@ -26863,8 +27690,9 @@
                 <w:color w:val="000000"/>
                 <w:sz w:val="22"/>
                 <w:szCs w:val="22"/>
-              </w:rPr>
-              <w:t xml:space="preserve">Type</w:t>
+                <w:lang w:val="fr-CH"/>
+              </w:rPr>
+              <w:t>Type</w:t>
             </w:r>
           </w:p>
         </w:tc>
@@ -26902,8 +27730,9 @@
                 <w:color w:val="000000"/>
                 <w:sz w:val="22"/>
                 <w:szCs w:val="22"/>
-              </w:rPr>
-              <w:t xml:space="preserve">Statut</w:t>
+                <w:lang w:val="fr-CH"/>
+              </w:rPr>
+              <w:t>Statut</w:t>
             </w:r>
           </w:p>
         </w:tc>
@@ -26911,6 +27740,7 @@
       <w:tr>
         <w:trPr>
           <w:trHeight w:val="340" w:hRule="atLeast"/>
+          <w:cantSplit/>
         </w:trPr>
         <w:tc>
           <w:tcPr>
@@ -27220,6 +28050,7 @@
       <w:tr>
         <w:trPr>
           <w:trHeight w:val="340" w:hRule="atLeast"/>
+          <w:cantSplit/>
         </w:trPr>
         <w:tc>
           <w:tcPr>
@@ -27529,6 +28360,7 @@
       <w:tr>
         <w:trPr>
           <w:trHeight w:val="340" w:hRule="atLeast"/>
+          <w:cantSplit/>
         </w:trPr>
         <w:tc>
           <w:tcPr>
@@ -27838,6 +28670,7 @@
       <w:tr>
         <w:trPr>
           <w:trHeight w:val="340" w:hRule="atLeast"/>
+          <w:cantSplit/>
         </w:trPr>
         <w:tc>
           <w:tcPr>
@@ -28147,6 +28980,7 @@
       <w:tr>
         <w:trPr>
           <w:trHeight w:val="340" w:hRule="atLeast"/>
+          <w:cantSplit/>
         </w:trPr>
         <w:tc>
           <w:tcPr>
@@ -28456,6 +29290,7 @@
       <w:tr>
         <w:trPr>
           <w:trHeight w:val="340" w:hRule="atLeast"/>
+          <w:cantSplit/>
         </w:trPr>
         <w:tc>
           <w:tcPr>
@@ -28765,6 +29600,7 @@
       <w:tr>
         <w:trPr>
           <w:trHeight w:val="340" w:hRule="atLeast"/>
+          <w:cantSplit/>
         </w:trPr>
         <w:tc>
           <w:tcPr>
@@ -29074,6 +29910,7 @@
       <w:tr>
         <w:trPr>
           <w:trHeight w:val="340" w:hRule="atLeast"/>
+          <w:cantSplit/>
         </w:trPr>
         <w:tc>
           <w:tcPr>
@@ -29383,6 +30220,7 @@
       <w:tr>
         <w:trPr>
           <w:trHeight w:val="340" w:hRule="atLeast"/>
+          <w:cantSplit/>
         </w:trPr>
         <w:tc>
           <w:tcPr>
@@ -29692,6 +30530,7 @@
       <w:tr>
         <w:trPr>
           <w:trHeight w:val="340" w:hRule="atLeast"/>
+          <w:cantSplit/>
         </w:trPr>
         <w:tc>
           <w:tcPr>
@@ -30001,6 +30840,7 @@
       <w:tr>
         <w:trPr>
           <w:trHeight w:val="340" w:hRule="atLeast"/>
+          <w:cantSplit/>
         </w:trPr>
         <w:tc>
           <w:tcPr>
@@ -30310,6 +31150,7 @@
       <w:tr>
         <w:trPr>
           <w:trHeight w:val="340" w:hRule="atLeast"/>
+          <w:cantSplit/>
         </w:trPr>
         <w:tc>
           <w:tcPr>
@@ -30619,6 +31460,7 @@
       <w:tr>
         <w:trPr>
           <w:trHeight w:val="340" w:hRule="atLeast"/>
+          <w:cantSplit/>
         </w:trPr>
         <w:tc>
           <w:tcPr>
@@ -30928,6 +31770,7 @@
       <w:tr>
         <w:trPr>
           <w:trHeight w:val="340" w:hRule="atLeast"/>
+          <w:cantSplit/>
         </w:trPr>
         <w:tc>
           <w:tcPr>
@@ -31237,6 +32080,7 @@
       <w:tr>
         <w:trPr>
           <w:trHeight w:val="340" w:hRule="atLeast"/>
+          <w:cantSplit/>
         </w:trPr>
         <w:tc>
           <w:tcPr>
@@ -31546,6 +32390,7 @@
       <w:tr>
         <w:trPr>
           <w:trHeight w:val="340" w:hRule="atLeast"/>
+          <w:cantSplit/>
         </w:trPr>
         <w:tc>
           <w:tcPr>
@@ -31855,6 +32700,7 @@
       <w:tr>
         <w:trPr>
           <w:trHeight w:val="340" w:hRule="atLeast"/>
+          <w:cantSplit/>
         </w:trPr>
         <w:tc>
           <w:tcPr>
@@ -32164,6 +33010,7 @@
       <w:tr>
         <w:trPr>
           <w:trHeight w:val="340" w:hRule="atLeast"/>
+          <w:cantSplit/>
         </w:trPr>
         <w:tc>
           <w:tcPr>
@@ -32473,6 +33320,7 @@
       <w:tr>
         <w:trPr>
           <w:trHeight w:val="340" w:hRule="atLeast"/>
+          <w:cantSplit/>
         </w:trPr>
         <w:tc>
           <w:tcPr>
@@ -32782,6 +33630,7 @@
       <w:tr>
         <w:trPr>
           <w:trHeight w:val="340" w:hRule="atLeast"/>
+          <w:cantSplit/>
         </w:trPr>
         <w:tc>
           <w:tcPr>
@@ -33091,6 +33940,7 @@
       <w:tr>
         <w:trPr>
           <w:trHeight w:val="340" w:hRule="atLeast"/>
+          <w:cantSplit/>
         </w:trPr>
         <w:tc>
           <w:tcPr>
@@ -33400,6 +34250,7 @@
       <w:tr>
         <w:trPr>
           <w:trHeight w:val="340" w:hRule="atLeast"/>
+          <w:cantSplit/>
         </w:trPr>
         <w:tc>
           <w:tcPr>
@@ -33709,6 +34560,7 @@
       <w:tr>
         <w:trPr>
           <w:trHeight w:val="340" w:hRule="atLeast"/>
+          <w:cantSplit/>
         </w:trPr>
         <w:tc>
           <w:tcPr>
@@ -34018,6 +34870,7 @@
       <w:tr>
         <w:trPr>
           <w:trHeight w:val="340" w:hRule="atLeast"/>
+          <w:cantSplit/>
         </w:trPr>
         <w:tc>
           <w:tcPr>
@@ -34327,6 +35180,7 @@
       <w:tr>
         <w:trPr>
           <w:trHeight w:val="340" w:hRule="atLeast"/>
+          <w:cantSplit/>
         </w:trPr>
         <w:tc>
           <w:tcPr>
@@ -34648,8 +35502,9 @@
           <w:color w:val="999999"/>
           <w:sz w:val="20"/>
           <w:szCs w:val="20"/>
+          <w:lang w:val="fr-CH"/>
         </w:rPr>
-        <w:t xml:space="preserve">Type : PC = Points chauds | HT = Hauteur | EC = Espaces confinés | LOTO = Isolation | GEN = Général</w:t>
+        <w:t>Type : PC = Points chauds | HT = Hauteur | EC = Espaces confinés | LOTO = Consignation | GEN = Général</w:t>
       </w:r>
     </w:p>
     <w:p>
@@ -34666,8 +35521,9 @@
           <w:color w:val="999999"/>
           <w:sz w:val="20"/>
           <w:szCs w:val="20"/>
+          <w:lang w:val="fr-CH"/>
         </w:rPr>
-        <w:t xml:space="preserve">Statut : O = Ouvert | S = Suspendu | C = Clôturé | X = Annulé</w:t>
+        <w:t>Statut : O = Ouvert | S = Suspendu | C = Clôturé | X = Annulé</w:t>
       </w:r>
     </w:p>
     <w:sectPr>
@@ -34743,7 +35599,7 @@
         <w:sz w:val="18"/>
         <w:szCs w:val="18"/>
       </w:rPr>
-      <w:t xml:space="preserve">Permis de travail v1.0</w:t>
+      <w:t>Permis de travail v1.0</w:t>
     </w:r>
     <w:r>
       <w:rPr>
@@ -34841,7 +35697,7 @@
         <w:sz w:val="18"/>
         <w:szCs w:val="18"/>
       </w:rPr>
-      <w:t xml:space="preserve">[Nom de l’entreprise]</w:t>
+      <w:t>[Nom de l’entreprise]  |  Système de permis de travail</w:t>
     </w:r>
     <w:r>
       <w:rPr>
@@ -34854,7 +35710,6 @@
         <w:sz w:val="18"/>
         <w:szCs w:val="18"/>
       </w:rPr>
-      <w:t xml:space="preserve">  |  </w:t>
     </w:r>
     <w:r>
       <w:rPr>
@@ -34867,7 +35722,6 @@
         <w:sz w:val="18"/>
         <w:szCs w:val="18"/>
       </w:rPr>
-      <w:t xml:space="preserve">Système de permis de travail</w:t>
     </w:r>
   </w:p>
 </w:hdr>
